--- a/05_Funcional/ENCARGO_SESION_BANCO.docx
+++ b/05_Funcional/ENCARGO_SESION_BANCO.docx
@@ -25,7 +25,7 @@
           <w:b/>
           <w:sz w:val="21"/>
         </w:rPr>
-        <w:t>Revisión:</w:t>
+        <w:t>Redactado:</w:t>
       </w:r>
       <w:r>
         <w:rPr>
@@ -39,6 +39,20 @@
           <w:b/>
           <w:sz w:val="21"/>
         </w:rPr>
+        <w:t>Ejecutado:</w:t>
+      </w:r>
+      <w:r>
+        <w:rPr>
+          <w:b w:val="0"/>
+          <w:sz w:val="21"/>
+        </w:rPr>
+        <w:t xml:space="preserve"> 3 y 4 de Septiembre de 2026 · </w:t>
+      </w:r>
+      <w:r>
+        <w:rPr>
+          <w:b/>
+          <w:sz w:val="21"/>
+        </w:rPr>
         <w:t>Rama:</w:t>
       </w:r>
       <w:r>
@@ -54,108 +68,6 @@
           <w:sz w:val="21"/>
         </w:rPr>
         <w:t>main-nuevo</w:t>
-      </w:r>
-    </w:p>
-    <w:p>
-      <w:pPr>
-        <w:spacing w:after="120"/>
-      </w:pPr>
-      <w:r>
-        <w:rPr>
-          <w:b/>
-          <w:sz w:val="21"/>
-        </w:rPr>
-        <w:t>El commit exacto no se escribe a mano aquí.</w:t>
-      </w:r>
-      <w:r>
-        <w:rPr>
-          <w:b w:val="0"/>
-          <w:sz w:val="21"/>
-        </w:rPr>
-        <w:t xml:space="preserve"> Un hash copiado en un documento envejece en horas y</w:t>
-      </w:r>
-    </w:p>
-    <w:p>
-      <w:pPr>
-        <w:spacing w:after="120"/>
-      </w:pPr>
-      <w:r>
-        <w:rPr>
-          <w:b w:val="0"/>
-          <w:sz w:val="21"/>
-        </w:rPr>
-        <w:t>manda a la gente a un árbol que no es el que tiene delante. Se saca en el momento de preparar la</w:t>
-      </w:r>
-    </w:p>
-    <w:p>
-      <w:pPr>
-        <w:spacing w:after="120"/>
-      </w:pPr>
-      <w:r>
-        <w:rPr>
-          <w:b w:val="0"/>
-          <w:sz w:val="21"/>
-        </w:rPr>
-        <w:t>carga:</w:t>
-      </w:r>
-    </w:p>
-    <w:p>
-      <w:pPr>
-        <w:spacing w:after="200"/>
-        <w:ind w:left="288"/>
-        <w:shd w:val="clear" w:fill="F4F4F4"/>
-      </w:pPr>
-      <w:r>
-        <w:rPr>
-          <w:rFonts w:ascii="Consolas" w:hAnsi="Consolas"/>
-          <w:sz w:val="18"/>
-        </w:rPr>
-        <w:t>git rev-parse --short HEAD</w:t>
-        <w:br/>
-        <w:t>git log -1 --format='%H  %ci  %s'</w:t>
-      </w:r>
-    </w:p>
-    <w:p>
-      <w:pPr>
-        <w:spacing w:after="120"/>
-      </w:pPr>
-      <w:r>
-        <w:rPr>
-          <w:b w:val="0"/>
-          <w:sz w:val="21"/>
-        </w:rPr>
-        <w:t>y el estado verificado de la suite —cifras, flash, comprobaciones— está en el acta más reciente de</w:t>
-      </w:r>
-    </w:p>
-    <w:p>
-      <w:pPr>
-        <w:spacing w:after="120"/>
-      </w:pPr>
-      <w:r>
-        <w:rPr>
-          <w:rFonts w:ascii="Consolas" w:hAnsi="Consolas"/>
-          <w:sz w:val="21"/>
-        </w:rPr>
-        <w:t>evidencia/</w:t>
-      </w:r>
-      <w:r>
-        <w:rPr>
-          <w:b w:val="0"/>
-          <w:sz w:val="21"/>
-        </w:rPr>
-        <w:t>, con su fecha y su hash dentro. **Las cifras se leen del acta; no se</w:t>
-      </w:r>
-    </w:p>
-    <w:p>
-      <w:pPr>
-        <w:spacing w:after="120"/>
-      </w:pPr>
-      <w:r>
-        <w:rPr>
-          <w:b w:val="0"/>
-          <w:sz w:val="21"/>
-        </w:rPr>
-        <w:t>copian aquí.**</w:t>
       </w:r>
     </w:p>
     <w:p>
@@ -173,7 +85,7 @@
           <w:color w:val="003366"/>
           <w:sz w:val="26"/>
         </w:rPr>
-        <w:t>⚠️ Léase esto primero: qué es y qué NO es este encargo</w:t>
+        <w:t>✅ ESTE ENCARGO YA SE EJECUTÓ — 3 y 4 de septiembre de 2026</w:t>
       </w:r>
     </w:p>
     <w:p>
@@ -185,14 +97,14 @@
           <w:b/>
           <w:sz w:val="21"/>
         </w:rPr>
-        <w:t>Esto NO es una entrega.</w:t>
+        <w:t>Se ejecutó sobre el paquete V9.0, commit `617bd00`.</w:t>
       </w:r>
       <w:r>
         <w:rPr>
           <w:b w:val="0"/>
           <w:sz w:val="21"/>
         </w:rPr>
-        <w:t xml:space="preserve"> No instale nada de aquí en un cruce abierto al tráfico. Lo que corre en</w:t>
+        <w:t xml:space="preserve"> El informe es</w:t>
       </w:r>
     </w:p>
     <w:p>
@@ -201,24 +113,10 @@
       </w:pPr>
       <w:r>
         <w:rPr>
-          <w:b w:val="0"/>
+          <w:rFonts w:ascii="Consolas" w:hAnsi="Consolas"/>
           <w:sz w:val="21"/>
         </w:rPr>
-        <w:t xml:space="preserve">campo es la </w:t>
-      </w:r>
-      <w:r>
-        <w:rPr>
-          <w:b/>
-          <w:sz w:val="21"/>
-        </w:rPr>
-        <w:t>V8.4</w:t>
-      </w:r>
-      <w:r>
-        <w:rPr>
-          <w:b w:val="0"/>
-          <w:sz w:val="21"/>
-        </w:rPr>
-        <w:t>, y sigue corriendo hasta que alguien diga lo contrario con esta sesión hecha y</w:t>
+        <w:t>evidencia/Informe_Pruebas_Banco_Semaforos_V9.0.pdf</w:t>
       </w:r>
     </w:p>
     <w:p>
@@ -230,7 +128,7 @@
           <w:b w:val="0"/>
           <w:sz w:val="21"/>
         </w:rPr>
-        <w:t>revisada.</w:t>
+        <w:t>— preparado por Sebastián, IT Vial SAS. **Lo que sigue en este documento ya no es una tarea: es el</w:t>
       </w:r>
     </w:p>
     <w:p>
@@ -242,21 +140,7 @@
           <w:b w:val="0"/>
           <w:sz w:val="21"/>
         </w:rPr>
-        <w:t xml:space="preserve">Todo lo que hay en este paquete está validado </w:t>
-      </w:r>
-      <w:r>
-        <w:rPr>
-          <w:b/>
-          <w:sz w:val="21"/>
-        </w:rPr>
-        <w:t>sólo en simulador y en arneses de PC</w:t>
-      </w:r>
-      <w:r>
-        <w:rPr>
-          <w:b w:val="0"/>
-          <w:sz w:val="21"/>
-        </w:rPr>
-        <w:t>. La suite del</w:t>
+        <w:t>guion de lo que se hizo, con lo que quedó fuera marcado.**</w:t>
       </w:r>
     </w:p>
     <w:p>
@@ -268,46 +152,7 @@
           <w:b w:val="0"/>
           <w:sz w:val="21"/>
         </w:rPr>
-        <w:t>repositorio sale en verde, y precisamente por eso hay que decir qué significa ese verde:</w:t>
-      </w:r>
-    </w:p>
-    <w:p>
-      <w:pPr>
-        <w:spacing w:after="160"/>
-        <w:ind w:left="360"/>
-        <w:shd w:val="clear" w:fill="FFF4E5"/>
-      </w:pPr>
-      <w:r>
-        <w:rPr>
-          <w:b w:val="0"/>
-          <w:color w:val="960000"/>
-          <w:sz w:val="20"/>
-        </w:rPr>
-        <w:t xml:space="preserve">Significa que </w:t>
-      </w:r>
-      <w:r>
-        <w:rPr>
-          <w:b/>
-          <w:color w:val="960000"/>
-          <w:sz w:val="20"/>
-        </w:rPr>
-        <w:t>los modelos y los arneses de PC no encuentran nada</w:t>
-      </w:r>
-      <w:r>
-        <w:rPr>
-          <w:b w:val="0"/>
-          <w:color w:val="960000"/>
-          <w:sz w:val="20"/>
-        </w:rPr>
-        <w:t xml:space="preserve">. </w:t>
-      </w:r>
-      <w:r>
-        <w:rPr>
-          <w:b/>
-          <w:color w:val="960000"/>
-          <w:sz w:val="20"/>
-        </w:rPr>
-        <w:t>No significa que el firmware funcione sobre la tarjeta.</w:t>
+        <w:t>**El resultado, y va delante de todo lo demás: la CABECERA del informe declara 24 completos, cuatro</w:t>
       </w:r>
     </w:p>
     <w:p>
@@ -319,7 +164,7 @@
           <w:b w:val="0"/>
           <w:sz w:val="21"/>
         </w:rPr>
-        <w:t>Y la prueba está delante: **con esa suite en verde hay una regresión abierta (N-42) en la que el</w:t>
+        <w:t>bloqueados y uno abortado por seguridad — y su propia enumeración no da esa cuenta. Aquí se publica</w:t>
       </w:r>
     </w:p>
     <w:p>
@@ -331,134 +176,7 @@
           <w:b w:val="0"/>
           <w:sz w:val="21"/>
         </w:rPr>
-        <w:t>Modo Automático no mueve las luces sobre hardware real.** Ningún simulador la ve. Por eso existe</w:t>
-      </w:r>
-    </w:p>
-    <w:p>
-      <w:pPr>
-        <w:spacing w:after="120"/>
-      </w:pPr>
-      <w:r>
-        <w:rPr>
-          <w:b w:val="0"/>
-          <w:sz w:val="21"/>
-        </w:rPr>
-        <w:t>esta sesión.</w:t>
-      </w:r>
-    </w:p>
-    <w:p>
-      <w:pPr>
-        <w:spacing w:after="120"/>
-      </w:pPr>
-      <w:r>
-        <w:rPr>
-          <w:b/>
-          <w:sz w:val="21"/>
-        </w:rPr>
-        <w:t>El producto de esta sesión son MEDIDAS, no un visto bueno.</w:t>
-      </w:r>
-      <w:r>
-        <w:rPr>
-          <w:b w:val="0"/>
-          <w:sz w:val="21"/>
-        </w:rPr>
-        <w:t xml:space="preserve"> Si algo no se puede medir, se anota</w:t>
-      </w:r>
-    </w:p>
-    <w:p>
-      <w:pPr>
-        <w:spacing w:after="120"/>
-      </w:pPr>
-      <w:r>
-        <w:rPr>
-          <w:b w:val="0"/>
-          <w:sz w:val="21"/>
-        </w:rPr>
-        <w:t xml:space="preserve">como *no medido* — </w:t>
-      </w:r>
-      <w:r>
-        <w:rPr>
-          <w:b/>
-          <w:sz w:val="21"/>
-        </w:rPr>
-        <w:t>nunca como correcto</w:t>
-      </w:r>
-      <w:r>
-        <w:rPr>
-          <w:b w:val="0"/>
-          <w:sz w:val="21"/>
-        </w:rPr>
-        <w:t>. Un hueco declarado vale; un hueco callado, no.</w:t>
-      </w:r>
-    </w:p>
-    <w:p>
-      <w:pPr>
-        <w:spacing w:after="80"/>
-      </w:pPr>
-    </w:p>
-    <w:p>
-      <w:pPr>
-        <w:spacing w:before="280" w:after="120"/>
-      </w:pPr>
-      <w:r>
-        <w:rPr>
-          <w:b/>
-          <w:color w:val="003366"/>
-          <w:sz w:val="26"/>
-        </w:rPr>
-        <w:t>📄 Los dos documentos que se llevan, y qué hace cada uno</w:t>
-      </w:r>
-    </w:p>
-    <w:p>
-      <w:pPr>
-        <w:spacing w:after="120"/>
-      </w:pPr>
-      <w:r>
-        <w:rPr>
-          <w:b w:val="0"/>
-          <w:sz w:val="21"/>
-        </w:rPr>
-        <w:t xml:space="preserve">Este encargo </w:t>
-      </w:r>
-      <w:r>
-        <w:rPr>
-          <w:b/>
-          <w:sz w:val="21"/>
-        </w:rPr>
-        <w:t>no repite</w:t>
-      </w:r>
-      <w:r>
-        <w:rPr>
-          <w:b w:val="0"/>
-          <w:sz w:val="21"/>
-        </w:rPr>
-        <w:t xml:space="preserve"> ni el cableado ni las pruebas. Dice el </w:t>
-      </w:r>
-      <w:r>
-        <w:rPr>
-          <w:b/>
-          <w:sz w:val="21"/>
-        </w:rPr>
-        <w:t>orden</w:t>
-      </w:r>
-      <w:r>
-        <w:rPr>
-          <w:b w:val="0"/>
-          <w:sz w:val="21"/>
-        </w:rPr>
-        <w:t xml:space="preserve"> y **de qué depende cada</w:t>
-      </w:r>
-    </w:p>
-    <w:p>
-      <w:pPr>
-        <w:spacing w:after="120"/>
-      </w:pPr>
-      <w:r>
-        <w:rPr>
-          <w:b w:val="0"/>
-          <w:sz w:val="21"/>
-        </w:rPr>
-        <w:t>cosa**. Lo que se ejecuta está en otros dos ficheros, y hay que llevar los dos:</w:t>
+        <w:t>la discrepancia, no un total.**</w:t>
       </w:r>
     </w:p>
     <w:tbl>
@@ -480,13 +198,6 @@
           </w:tcPr>
           <w:p>
             <w:r/>
-            <w:r>
-              <w:rPr>
-                <w:b/>
-                <w:sz w:val="19"/>
-              </w:rPr>
-              <w:t>Documento</w:t>
-            </w:r>
           </w:p>
         </w:tc>
         <w:tc>
@@ -501,7 +212,7 @@
                 <w:b/>
                 <w:sz w:val="19"/>
               </w:rPr>
-              <w:t>Qué es</w:t>
+              <w:t>lo que declara la CABECERA del informe</w:t>
             </w:r>
           </w:p>
         </w:tc>
@@ -517,7 +228,7 @@
                 <w:b/>
                 <w:sz w:val="19"/>
               </w:rPr>
-              <w:t>Cómo se usa</w:t>
+              <w:t>los pasos que esa misma cabecera NOMBRA</w:t>
             </w:r>
           </w:p>
         </w:tc>
@@ -531,10 +242,10 @@
             <w:r/>
             <w:r>
               <w:rPr>
-                <w:rFonts w:ascii="Consolas" w:hAnsi="Consolas"/>
-                <w:sz w:val="19"/>
-              </w:rPr>
-              <w:t>Guia_Cableado_y_Pruebas_Banco.html</w:t>
+                <w:b/>
+                <w:sz w:val="19"/>
+              </w:rPr>
+              <w:t>Completos</w:t>
             </w:r>
           </w:p>
         </w:tc>
@@ -549,28 +260,7 @@
                 <w:b/>
                 <w:sz w:val="19"/>
               </w:rPr>
-              <w:t>23 pasos</w:t>
-            </w:r>
-            <w:r>
-              <w:rPr>
-                <w:b w:val="0"/>
-                <w:sz w:val="19"/>
-              </w:rPr>
-              <w:t xml:space="preserve"> en formato </w:t>
-            </w:r>
-            <w:r>
-              <w:rPr>
-                <w:rFonts w:ascii="Consolas" w:hAnsi="Consolas"/>
-                <w:sz w:val="19"/>
-              </w:rPr>
-              <w:t>HAZ / COMPRUEBA / TIENES QUE VER / ANOTA</w:t>
-            </w:r>
-            <w:r>
-              <w:rPr>
-                <w:b w:val="0"/>
-                <w:sz w:val="19"/>
-              </w:rPr>
-              <w:t>. Todo lo que es conectar, medir con multímetro y cargar firmware</w:t>
+              <w:t>24 / 29</w:t>
             </w:r>
           </w:p>
         </w:tc>
@@ -582,24 +272,24 @@
             <w:r/>
             <w:r>
               <w:rPr>
+                <w:rFonts w:ascii="Consolas" w:hAnsi="Consolas"/>
+                <w:sz w:val="19"/>
+              </w:rPr>
+              <w:t>1-6, 8-9, 15-18, 20-24</w:t>
+            </w:r>
+            <w:r>
+              <w:rPr>
                 <w:b w:val="0"/>
                 <w:sz w:val="19"/>
               </w:rPr>
-              <w:t xml:space="preserve">Se abre en el navegador o se </w:t>
+              <w:t xml:space="preserve"> → </w:t>
             </w:r>
             <w:r>
               <w:rPr>
                 <w:b/>
                 <w:sz w:val="19"/>
               </w:rPr>
-              <w:t>imprime y se rellena a bolígrafo</w:t>
-            </w:r>
-            <w:r>
-              <w:rPr>
-                <w:b w:val="0"/>
-                <w:sz w:val="19"/>
-              </w:rPr>
-              <w:t>. Guarda lo escrito en el propio navegador</w:t>
+              <w:t>17 identificadores</w:t>
             </w:r>
           </w:p>
         </w:tc>
@@ -613,10 +303,24 @@
             <w:r/>
             <w:r>
               <w:rPr>
-                <w:rFonts w:ascii="Consolas" w:hAnsi="Consolas"/>
-                <w:sz w:val="19"/>
-              </w:rPr>
-              <w:t>3_Protocolo_Pruebas_Rigurosas.md</w:t>
+                <w:b w:val="0"/>
+                <w:sz w:val="19"/>
+              </w:rPr>
+              <w:t xml:space="preserve">🔴 </w:t>
+            </w:r>
+            <w:r>
+              <w:rPr>
+                <w:b/>
+                <w:sz w:val="19"/>
+              </w:rPr>
+              <w:t>Bloqueados</w:t>
+            </w:r>
+            <w:r>
+              <w:rPr>
+                <w:b w:val="0"/>
+                <w:sz w:val="19"/>
+              </w:rPr>
+              <w:t xml:space="preserve"> por el enlace Bluetooth</w:t>
             </w:r>
           </w:p>
         </w:tc>
@@ -631,28 +335,7 @@
                 <w:b/>
                 <w:sz w:val="19"/>
               </w:rPr>
-              <w:t>52 pruebas ejecutables</w:t>
-            </w:r>
-            <w:r>
-              <w:rPr>
-                <w:b w:val="0"/>
-                <w:sz w:val="19"/>
-              </w:rPr>
-              <w:t xml:space="preserve"> de comportamiento, y </w:t>
-            </w:r>
-            <w:r>
-              <w:rPr>
-                <w:b/>
-                <w:sz w:val="19"/>
-              </w:rPr>
-              <w:t>34 marcadas como no ejecutables hoy</w:t>
-            </w:r>
-            <w:r>
-              <w:rPr>
-                <w:b w:val="0"/>
-                <w:sz w:val="19"/>
-              </w:rPr>
-              <w:t xml:space="preserve"> con el motivo escrito. Es el acta que se firma</w:t>
+              <w:t>4 / 29</w:t>
             </w:r>
           </w:p>
         </w:tc>
@@ -664,24 +347,132 @@
             <w:r/>
             <w:r>
               <w:rPr>
+                <w:rFonts w:ascii="Consolas" w:hAnsi="Consolas"/>
+                <w:sz w:val="19"/>
+              </w:rPr>
+              <w:t>25, 26, 27, 28</w:t>
+            </w:r>
+            <w:r>
+              <w:rPr>
                 <w:b w:val="0"/>
                 <w:sz w:val="19"/>
               </w:rPr>
-              <w:t xml:space="preserve">Se ejecuta </w:t>
+              <w:t xml:space="preserve"> → </w:t>
             </w:r>
             <w:r>
               <w:rPr>
                 <w:b/>
                 <w:sz w:val="19"/>
               </w:rPr>
-              <w:t>después</w:t>
-            </w:r>
+              <w:t>4</w:t>
+            </w:r>
+          </w:p>
+        </w:tc>
+      </w:tr>
+      <w:tr>
+        <w:tc>
+          <w:tcPr>
+            <w:tcW w:type="dxa" w:w="3120"/>
+          </w:tcPr>
+          <w:p>
+            <w:r/>
             <w:r>
               <w:rPr>
                 <w:b w:val="0"/>
                 <w:sz w:val="19"/>
               </w:rPr>
-              <w:t xml:space="preserve"> de la Guía, y sus secciones se enganchan a los tramos de la Guía según la tabla de abajo</w:t>
+              <w:t xml:space="preserve">🛑 </w:t>
+            </w:r>
+            <w:r>
+              <w:rPr>
+                <w:b/>
+                <w:sz w:val="19"/>
+              </w:rPr>
+              <w:t>Abortado por seguridad</w:t>
+            </w:r>
+          </w:p>
+        </w:tc>
+        <w:tc>
+          <w:tcPr>
+            <w:tcW w:type="dxa" w:w="3120"/>
+          </w:tcPr>
+          <w:p>
+            <w:r/>
+            <w:r>
+              <w:rPr>
+                <w:b/>
+                <w:sz w:val="19"/>
+              </w:rPr>
+              <w:t>1 / 29</w:t>
+            </w:r>
+          </w:p>
+        </w:tc>
+        <w:tc>
+          <w:tcPr>
+            <w:tcW w:type="dxa" w:w="3120"/>
+          </w:tcPr>
+          <w:p>
+            <w:r/>
+            <w:r>
+              <w:rPr>
+                <w:rFonts w:ascii="Consolas" w:hAnsi="Consolas"/>
+                <w:sz w:val="19"/>
+              </w:rPr>
+              <w:t>29</w:t>
+            </w:r>
+            <w:r>
+              <w:rPr>
+                <w:b w:val="0"/>
+                <w:sz w:val="19"/>
+              </w:rPr>
+              <w:t xml:space="preserve"> (mando de relés) → </w:t>
+            </w:r>
+            <w:r>
+              <w:rPr>
+                <w:b/>
+                <w:sz w:val="19"/>
+              </w:rPr>
+              <w:t>1</w:t>
+            </w:r>
+          </w:p>
+        </w:tc>
+      </w:tr>
+      <w:tr>
+        <w:tc>
+          <w:tcPr>
+            <w:tcW w:type="dxa" w:w="3120"/>
+          </w:tcPr>
+          <w:p>
+            <w:r/>
+          </w:p>
+        </w:tc>
+        <w:tc>
+          <w:tcPr>
+            <w:tcW w:type="dxa" w:w="3120"/>
+          </w:tcPr>
+          <w:p>
+            <w:r/>
+            <w:r>
+              <w:rPr>
+                <w:b/>
+                <w:sz w:val="19"/>
+              </w:rPr>
+              <w:t>29</w:t>
+            </w:r>
+          </w:p>
+        </w:tc>
+        <w:tc>
+          <w:tcPr>
+            <w:tcW w:type="dxa" w:w="3120"/>
+          </w:tcPr>
+          <w:p>
+            <w:r/>
+            <w:r>
+              <w:rPr>
+                <w:b/>
+                <w:sz w:val="19"/>
+              </w:rPr>
+              <w:t>22 — faltan siete: `7`, `10`, `11`, `12`, `13`, `14`, `19`</w:t>
             </w:r>
           </w:p>
         </w:tc>
@@ -704,7 +495,7 @@
           <w:color w:val="960000"/>
           <w:sz w:val="20"/>
         </w:rPr>
-        <w:t xml:space="preserve">🔴 </w:t>
+        <w:t xml:space="preserve">🛑 </w:t>
       </w:r>
       <w:r>
         <w:rPr>
@@ -712,15 +503,15 @@
           <w:color w:val="960000"/>
           <w:sz w:val="20"/>
         </w:rPr>
-        <w:t>Las pruebas del Protocolo que hoy no se pueden ejecutar NO tienen casilla de firma.</w:t>
-      </w:r>
-      <w:r>
-        <w:rPr>
-          <w:b w:val="0"/>
-          <w:color w:val="960000"/>
-          <w:sz w:val="20"/>
-        </w:rPr>
-        <w:t xml:space="preserve"> Es deliberado: una prueba que no se puede ejecutar y sigue siendo una casilla firmable </w:t>
+        <w:t>LA CUENTA NO SALE, y este encargo no la arregla inventando otra.</w:t>
+      </w:r>
+      <w:r>
+        <w:rPr>
+          <w:b w:val="0"/>
+          <w:color w:val="960000"/>
+          <w:sz w:val="20"/>
+        </w:rPr>
+        <w:t xml:space="preserve"> Los siete pasos que la cabecera no mete en ningún cajón </w:t>
       </w:r>
       <w:r>
         <w:rPr>
@@ -728,132 +519,364 @@
           <w:color w:val="960000"/>
           <w:sz w:val="20"/>
         </w:rPr>
-        <w:t>es peor que una que falta</w:t>
-      </w:r>
-      <w:r>
-        <w:rPr>
-          <w:b w:val="0"/>
-          <w:color w:val="960000"/>
-          <w:sz w:val="20"/>
-        </w:rPr>
-        <w:t xml:space="preserve"> — la que falta no miente. Si alguien encuentra una casilla sin poder ejecutarla, eso es un defecto del documento y hay que reportarlo.</w:t>
+        <w:t>sí están descritos en el cuerpo del informe</w:t>
+      </w:r>
+      <w:r>
+        <w:rPr>
+          <w:b w:val="0"/>
+          <w:color w:val="960000"/>
+          <w:sz w:val="20"/>
+        </w:rPr>
+        <w:t xml:space="preserve">: </w:t>
+      </w:r>
+      <w:r>
+        <w:rPr>
+          <w:rFonts w:ascii="Consolas" w:hAnsi="Consolas"/>
+          <w:color w:val="960000"/>
+          <w:sz w:val="20"/>
+        </w:rPr>
+        <w:t>7</w:t>
+      </w:r>
+      <w:r>
+        <w:rPr>
+          <w:b w:val="0"/>
+          <w:color w:val="960000"/>
+          <w:sz w:val="20"/>
+        </w:rPr>
+        <w:t xml:space="preserve"> y </w:t>
+      </w:r>
+      <w:r>
+        <w:rPr>
+          <w:rFonts w:ascii="Consolas" w:hAnsi="Consolas"/>
+          <w:color w:val="960000"/>
+          <w:sz w:val="20"/>
+        </w:rPr>
+        <w:t>19</w:t>
+      </w:r>
+      <w:r>
+        <w:rPr>
+          <w:b w:val="0"/>
+          <w:color w:val="960000"/>
+          <w:sz w:val="20"/>
+        </w:rPr>
+        <w:t xml:space="preserve"> como *PARCIAL*, </w:t>
+      </w:r>
+      <w:r>
+        <w:rPr>
+          <w:rFonts w:ascii="Consolas" w:hAnsi="Consolas"/>
+          <w:color w:val="960000"/>
+          <w:sz w:val="20"/>
+        </w:rPr>
+        <w:t>10</w:t>
+      </w:r>
+      <w:r>
+        <w:rPr>
+          <w:b w:val="0"/>
+          <w:color w:val="960000"/>
+          <w:sz w:val="20"/>
+        </w:rPr>
+        <w:t xml:space="preserve"> como *no logrado*, </w:t>
+      </w:r>
+      <w:r>
+        <w:rPr>
+          <w:rFonts w:ascii="Consolas" w:hAnsi="Consolas"/>
+          <w:color w:val="960000"/>
+          <w:sz w:val="20"/>
+        </w:rPr>
+        <w:t>11</w:t>
+      </w:r>
+      <w:r>
+        <w:rPr>
+          <w:b w:val="0"/>
+          <w:color w:val="960000"/>
+          <w:sz w:val="20"/>
+        </w:rPr>
+        <w:t xml:space="preserve"> y </w:t>
+      </w:r>
+      <w:r>
+        <w:rPr>
+          <w:rFonts w:ascii="Consolas" w:hAnsi="Consolas"/>
+          <w:color w:val="960000"/>
+          <w:sz w:val="20"/>
+        </w:rPr>
+        <w:t>12-14</w:t>
+      </w:r>
+      <w:r>
+        <w:rPr>
+          <w:b w:val="0"/>
+          <w:color w:val="960000"/>
+          <w:sz w:val="20"/>
+        </w:rPr>
+        <w:t xml:space="preserve"> como *BLOQUEADO*. Repartidos como el cuerpo los describe, lo que cuadra a 29 es </w:t>
+      </w:r>
+      <w:r>
+        <w:rPr>
+          <w:b/>
+          <w:color w:val="960000"/>
+          <w:sz w:val="20"/>
+        </w:rPr>
+        <w:t>19 / 9 / 1</w:t>
+      </w:r>
+      <w:r>
+        <w:rPr>
+          <w:b w:val="0"/>
+          <w:color w:val="960000"/>
+          <w:sz w:val="20"/>
+        </w:rPr>
+        <w:t xml:space="preserve">, no 24 / 4 / 1. </w:t>
+      </w:r>
+      <w:r>
+        <w:rPr>
+          <w:b/>
+          <w:color w:val="960000"/>
+          <w:sz w:val="20"/>
+        </w:rPr>
+        <w:t>No se publica aquí ninguna de las dos.</w:t>
+      </w:r>
+      <w:r>
+        <w:rPr>
+          <w:b w:val="0"/>
+          <w:color w:val="960000"/>
+          <w:sz w:val="20"/>
+        </w:rPr>
+        <w:t xml:space="preserve"> Cuál vale lo decide quien ejecutó la sesión, no este repositorio. Lo que sí se deja escrito es </w:t>
+      </w:r>
+      <w:r>
+        <w:rPr>
+          <w:b/>
+          <w:color w:val="960000"/>
+          <w:sz w:val="20"/>
+        </w:rPr>
+        <w:t>dónde está la diferencia</w:t>
+      </w:r>
+      <w:r>
+        <w:rPr>
+          <w:b w:val="0"/>
+          <w:color w:val="960000"/>
+          <w:sz w:val="20"/>
+        </w:rPr>
+        <w:t xml:space="preserve"> —los pasos </w:t>
+      </w:r>
+      <w:r>
+        <w:rPr>
+          <w:b/>
+          <w:color w:val="960000"/>
+          <w:sz w:val="20"/>
+        </w:rPr>
+        <w:t>10 a 14</w:t>
+      </w:r>
+      <w:r>
+        <w:rPr>
+          <w:b w:val="0"/>
+          <w:color w:val="960000"/>
+          <w:sz w:val="20"/>
+        </w:rPr>
+        <w:t xml:space="preserve">, el módulo que no se anuncia y todo lo que cuelga de él—, porque </w:t>
+      </w:r>
+      <w:r>
+        <w:rPr>
+          <w:b/>
+          <w:color w:val="960000"/>
+          <w:sz w:val="20"/>
+        </w:rPr>
+        <w:t>un paso que no está en ningún cajón es un hueco que no deja rastro de que falta</w:t>
+      </w:r>
+      <w:r>
+        <w:rPr>
+          <w:b w:val="0"/>
+          <w:color w:val="960000"/>
+          <w:sz w:val="20"/>
+        </w:rPr>
+        <w:t xml:space="preserve">. Mismo criterio que </w:t>
+      </w:r>
+      <w:r>
+        <w:rPr>
+          <w:rFonts w:ascii="Consolas" w:hAnsi="Consolas"/>
+          <w:color w:val="960000"/>
+          <w:sz w:val="20"/>
+        </w:rPr>
+        <w:t>12_Cobertura_de_Pruebas_y_Huecos.md</w:t>
+      </w:r>
+      <w:r>
+        <w:rPr>
+          <w:b w:val="0"/>
+          <w:color w:val="960000"/>
+          <w:sz w:val="20"/>
+        </w:rPr>
+        <w:t>, §«La cuenta, y por qué este documento no la copia». ⚠️ ~~</w:t>
+      </w:r>
+      <w:r>
+        <w:rPr>
+          <w:b/>
+          <w:color w:val="960000"/>
+          <w:sz w:val="20"/>
+        </w:rPr>
+        <w:t>Y tres de esos 24 son PARCIALES: los pasos 7, 19 y 21 … se cuentan dentro de los 24 por su parte verificable.</w:t>
+      </w:r>
+      <w:r>
+        <w:rPr>
+          <w:b w:val="0"/>
+          <w:color w:val="960000"/>
+          <w:sz w:val="20"/>
+        </w:rPr>
+        <w:t xml:space="preserve">~~ → </w:t>
+      </w:r>
+      <w:r>
+        <w:rPr>
+          <w:b/>
+          <w:color w:val="960000"/>
+          <w:sz w:val="20"/>
+        </w:rPr>
+        <w:t>CADUCADO el 04/09: esa reconciliación no cuadra.</w:t>
+      </w:r>
+      <w:r>
+        <w:rPr>
+          <w:b w:val="0"/>
+          <w:color w:val="960000"/>
+          <w:sz w:val="20"/>
+        </w:rPr>
+        <w:t xml:space="preserve"> El </w:t>
+      </w:r>
+      <w:r>
+        <w:rPr>
+          <w:b/>
+          <w:color w:val="960000"/>
+          <w:sz w:val="20"/>
+        </w:rPr>
+        <w:t>paso 21 ya estaba dentro</w:t>
+      </w:r>
+      <w:r>
+        <w:rPr>
+          <w:b w:val="0"/>
+          <w:color w:val="960000"/>
+          <w:sz w:val="20"/>
+        </w:rPr>
+        <w:t xml:space="preserve"> de </w:t>
+      </w:r>
+      <w:r>
+        <w:rPr>
+          <w:rFonts w:ascii="Consolas" w:hAnsi="Consolas"/>
+          <w:color w:val="960000"/>
+          <w:sz w:val="20"/>
+        </w:rPr>
+        <w:t>20-24</w:t>
+      </w:r>
+      <w:r>
+        <w:rPr>
+          <w:b w:val="0"/>
+          <w:color w:val="960000"/>
+          <w:sz w:val="20"/>
+        </w:rPr>
+        <w:t xml:space="preserve">, así que sumarlo aparte como *parcial* no explica nada; y dejaba fuera los pasos </w:t>
+      </w:r>
+      <w:r>
+        <w:rPr>
+          <w:b/>
+          <w:color w:val="960000"/>
+          <w:sz w:val="20"/>
+        </w:rPr>
+        <w:t>10 a 14</w:t>
+      </w:r>
+      <w:r>
+        <w:rPr>
+          <w:b w:val="0"/>
+          <w:color w:val="960000"/>
+          <w:sz w:val="20"/>
+        </w:rPr>
+        <w:t xml:space="preserve">. </w:t>
+      </w:r>
+      <w:r>
+        <w:rPr>
+          <w:b/>
+          <w:color w:val="960000"/>
+          <w:sz w:val="20"/>
+        </w:rPr>
+        <w:t>Lo que sí es cierto y no depende de la cuenta:</w:t>
+      </w:r>
+      <w:r>
+        <w:rPr>
+          <w:b w:val="0"/>
+          <w:color w:val="960000"/>
+          <w:sz w:val="20"/>
+        </w:rPr>
+        <w:t xml:space="preserve"> los pasos </w:t>
+      </w:r>
+      <w:r>
+        <w:rPr>
+          <w:b/>
+          <w:color w:val="960000"/>
+          <w:sz w:val="20"/>
+        </w:rPr>
+        <w:t>7 y 19</w:t>
+      </w:r>
+      <w:r>
+        <w:rPr>
+          <w:b w:val="0"/>
+          <w:color w:val="960000"/>
+          <w:sz w:val="20"/>
+        </w:rPr>
+        <w:t xml:space="preserve"> quedaron parciales —cableado y medida verificados; la respuesta funcional del semáforo </w:t>
+      </w:r>
+      <w:r>
+        <w:rPr>
+          <w:b/>
+          <w:color w:val="960000"/>
+          <w:sz w:val="20"/>
+        </w:rPr>
+        <w:t>no</w:t>
+      </w:r>
+      <w:r>
+        <w:rPr>
+          <w:b w:val="0"/>
+          <w:color w:val="960000"/>
+          <w:sz w:val="20"/>
+        </w:rPr>
+        <w:t xml:space="preserve">, porque depende del Modo Automático y el modo no se llegó a seleccionar; el informe lo atribuye a que *«sólo se puede seleccionar desde la app»*, </w:t>
+      </w:r>
+      <w:r>
+        <w:rPr>
+          <w:b/>
+          <w:color w:val="960000"/>
+          <w:sz w:val="20"/>
+        </w:rPr>
+        <w:t>eso no está medido y este documento lo deja abierto</w:t>
+      </w:r>
+      <w:r>
+        <w:rPr>
+          <w:b w:val="0"/>
+          <w:color w:val="960000"/>
+          <w:sz w:val="20"/>
+        </w:rPr>
+        <w:t xml:space="preserve">, ver el apartado «Orden de la sesión»—, y el </w:t>
+      </w:r>
+      <w:r>
+        <w:rPr>
+          <w:b/>
+          <w:color w:val="960000"/>
+          <w:sz w:val="20"/>
+        </w:rPr>
+        <w:t>21</w:t>
+      </w:r>
+      <w:r>
+        <w:rPr>
+          <w:b w:val="0"/>
+          <w:color w:val="960000"/>
+          <w:sz w:val="20"/>
+        </w:rPr>
+        <w:t xml:space="preserve"> cableó cámara sin demandas fantasma.</w:t>
       </w:r>
     </w:p>
     <w:p>
       <w:pPr>
-        <w:spacing w:after="80"/>
-      </w:pPr>
-    </w:p>
-    <w:p>
-      <w:pPr>
-        <w:spacing w:before="280" w:after="120"/>
+        <w:spacing w:before="200" w:after="120"/>
       </w:pPr>
       <w:r>
         <w:rPr>
           <w:b/>
           <w:color w:val="003366"/>
-          <w:sz w:val="26"/>
-        </w:rPr>
-        <w:t>🔴 Lo que cambió desde el encargo anterior (05/08), y por qué aquél ya no sirve</w:t>
-      </w:r>
-    </w:p>
-    <w:p>
-      <w:pPr>
-        <w:spacing w:after="120"/>
-      </w:pPr>
-      <w:r>
-        <w:rPr>
-          <w:b w:val="0"/>
-          <w:sz w:val="21"/>
-        </w:rPr>
-        <w:t xml:space="preserve">El encargo del 5 de agosto citaba </w:t>
-      </w:r>
-      <w:r>
-        <w:rPr>
-          <w:b/>
-          <w:sz w:val="21"/>
-        </w:rPr>
-        <w:t>otra rama y otro `HEAD`</w:t>
-      </w:r>
-      <w:r>
-        <w:rPr>
-          <w:b w:val="0"/>
-          <w:sz w:val="21"/>
-        </w:rPr>
-        <w:t>, y sus apartados 3, 5 y 6 se ejecutaban</w:t>
-      </w:r>
-    </w:p>
-    <w:p>
-      <w:pPr>
-        <w:spacing w:after="120"/>
-      </w:pPr>
-      <w:r>
-        <w:rPr>
-          <w:b/>
-          <w:sz w:val="21"/>
-        </w:rPr>
-        <w:t>enteros por la pantalla LCD y la botonera</w:t>
-      </w:r>
-      <w:r>
-        <w:rPr>
-          <w:b w:val="0"/>
-          <w:sz w:val="21"/>
-        </w:rPr>
-        <w:t xml:space="preserve">: </w:t>
-      </w:r>
-      <w:r>
-        <w:rPr>
-          <w:rFonts w:ascii="Consolas" w:hAnsi="Consolas"/>
-          <w:sz w:val="21"/>
-        </w:rPr>
-        <w:t>CONFIGURACION → AJUSTAR HORA</w:t>
-      </w:r>
-      <w:r>
-        <w:rPr>
-          <w:b w:val="0"/>
-          <w:sz w:val="21"/>
-        </w:rPr>
-        <w:t xml:space="preserve">, </w:t>
-      </w:r>
-      <w:r>
-        <w:rPr>
-          <w:rFonts w:ascii="Consolas" w:hAnsi="Consolas"/>
-          <w:sz w:val="21"/>
-        </w:rPr>
-        <w:t>CONSULTA RELOJ</w:t>
-      </w:r>
-      <w:r>
-        <w:rPr>
-          <w:b w:val="0"/>
-          <w:sz w:val="21"/>
-        </w:rPr>
-        <w:t>,</w:t>
-      </w:r>
-    </w:p>
-    <w:p>
-      <w:pPr>
-        <w:spacing w:after="120"/>
-      </w:pPr>
-      <w:r>
-        <w:rPr>
-          <w:rFonts w:ascii="Consolas" w:hAnsi="Consolas"/>
-          <w:sz w:val="21"/>
-        </w:rPr>
-        <w:t>MODO DEGRADADO → Botón 3</w:t>
-      </w:r>
-      <w:r>
-        <w:rPr>
-          <w:b w:val="0"/>
-          <w:sz w:val="21"/>
-        </w:rPr>
-        <w:t xml:space="preserve">. </w:t>
-      </w:r>
-      <w:r>
-        <w:rPr>
-          <w:b/>
-          <w:sz w:val="21"/>
-        </w:rPr>
-        <w:t>Nada de eso se puede hacer hoy.</w:t>
+          <w:sz w:val="23"/>
+        </w:rPr>
+        <w:t>Lo que queda pendiente, que son 5 pasos y 3 repeticiones</w:t>
       </w:r>
     </w:p>
     <w:tbl>
@@ -880,7 +903,7 @@
                 <w:b/>
                 <w:sz w:val="19"/>
               </w:rPr>
-              <w:t>Qué cambió</w:t>
+              <w:t>qué</w:t>
             </w:r>
           </w:p>
         </w:tc>
@@ -896,7 +919,7 @@
                 <w:b/>
                 <w:sz w:val="19"/>
               </w:rPr>
-              <w:t>Medido en</w:t>
+              <w:t>por qué quedó fuera</w:t>
             </w:r>
           </w:p>
         </w:tc>
@@ -912,7 +935,7 @@
                 <w:b/>
                 <w:sz w:val="19"/>
               </w:rPr>
-              <w:t>Qué significa para la sesión</w:t>
+              <w:t>qué hace falta para hacerlo</w:t>
             </w:r>
           </w:p>
         </w:tc>
@@ -929,14 +952,14 @@
                 <w:b/>
                 <w:sz w:val="19"/>
               </w:rPr>
-              <w:t>`botonAceptar()` y `botonCancelar()` devuelven `false` siempre.</w:t>
+              <w:t>Pasos 25, 26, 27, 28</w:t>
             </w:r>
             <w:r>
               <w:rPr>
                 <w:b w:val="0"/>
                 <w:sz w:val="19"/>
               </w:rPr>
-              <w:t xml:space="preserve"> Los pulsadores 3 y 4 dejaron de existir: sus pines pasan a ser entradas de cámara</w:t>
+              <w:t xml:space="preserve"> — los dos módulos en la lista de Bluetooth, operar desde la app, el reloj conserva la hora, comandos con PIN</w:t>
             </w:r>
           </w:p>
         </w:tc>
@@ -948,24 +971,52 @@
             <w:r/>
             <w:r>
               <w:rPr>
+                <w:b w:val="0"/>
+                <w:sz w:val="19"/>
+              </w:rPr>
+              <w:t xml:space="preserve">el ESP32 </w:t>
+            </w:r>
+            <w:r>
+              <w:rPr>
+                <w:b/>
+                <w:sz w:val="19"/>
+              </w:rPr>
+              <w:t>nunca se anunció de forma fiable</w:t>
+            </w:r>
+            <w:r>
+              <w:rPr>
+                <w:b w:val="0"/>
+                <w:sz w:val="19"/>
+              </w:rPr>
+              <w:t xml:space="preserve"> en el teléfono. El chip </w:t>
+            </w:r>
+            <w:r>
+              <w:rPr>
+                <w:b/>
+                <w:sz w:val="19"/>
+              </w:rPr>
+              <w:t>no era la causa</w:t>
+            </w:r>
+            <w:r>
+              <w:rPr>
+                <w:b w:val="0"/>
+                <w:sz w:val="19"/>
+              </w:rPr>
+              <w:t xml:space="preserve">: se confirmó </w:t>
+            </w:r>
+            <w:r>
+              <w:rPr>
                 <w:rFonts w:ascii="Consolas" w:hAnsi="Consolas"/>
                 <w:sz w:val="19"/>
               </w:rPr>
-              <w:t>Maestro/src/botones.cpp:280-281</w:t>
+              <w:t>ESP32-WROOM-32</w:t>
             </w:r>
             <w:r>
               <w:rPr>
                 <w:b w:val="0"/>
                 <w:sz w:val="19"/>
               </w:rPr>
-              <w:t xml:space="preserve"> · </w:t>
-            </w:r>
-            <w:r>
-              <w:rPr>
-                <w:rFonts w:ascii="Consolas" w:hAnsi="Consolas"/>
-                <w:sz w:val="19"/>
-              </w:rPr>
-              <w:t>Esclavo/src/botones.cpp:294-295</w:t>
+              <w:t xml:space="preserve"> clásico, BR/EDR, el perfil que el SPP de la app necesita</w:t>
             </w:r>
           </w:p>
         </w:tc>
@@ -977,17 +1028,80 @@
             <w:r/>
             <w:r>
               <w:rPr>
+                <w:b w:val="0"/>
+                <w:sz w:val="19"/>
+              </w:rPr>
+              <w:t xml:space="preserve">🟢 </w:t>
+            </w:r>
+            <w:r>
+              <w:rPr>
                 <w:b/>
                 <w:sz w:val="19"/>
               </w:rPr>
-              <w:t>No hay forma de aceptar ni cancelar nada, ni de abrir un menú.</w:t>
+              <w:t>ya está: eran DOS defectos en serie y los dos están arreglados</w:t>
             </w:r>
             <w:r>
               <w:rPr>
                 <w:b w:val="0"/>
                 <w:sz w:val="19"/>
               </w:rPr>
-              <w:t xml:space="preserve"> Toda la operación pasa por comandos</w:t>
+              <w:t xml:space="preserve"> — </w:t>
+            </w:r>
+            <w:r>
+              <w:rPr>
+                <w:b/>
+                <w:sz w:val="19"/>
+              </w:rPr>
+              <w:t>N-117</w:t>
+            </w:r>
+            <w:r>
+              <w:rPr>
+                <w:b w:val="0"/>
+                <w:sz w:val="19"/>
+              </w:rPr>
+              <w:t xml:space="preserve">, el watchdog del ESP32 se comía su propio arranque; </w:t>
+            </w:r>
+            <w:r>
+              <w:rPr>
+                <w:b/>
+                <w:sz w:val="19"/>
+              </w:rPr>
+              <w:t>N-122</w:t>
+            </w:r>
+            <w:r>
+              <w:rPr>
+                <w:b w:val="0"/>
+                <w:sz w:val="19"/>
+              </w:rPr>
+              <w:t xml:space="preserve">, la app nunca llamaba a </w:t>
+            </w:r>
+            <w:r>
+              <w:rPr>
+                <w:rFonts w:ascii="Consolas" w:hAnsi="Consolas"/>
+                <w:sz w:val="19"/>
+              </w:rPr>
+              <w:t>connect()</w:t>
+            </w:r>
+            <w:r>
+              <w:rPr>
+                <w:b w:val="0"/>
+                <w:sz w:val="19"/>
+              </w:rPr>
+              <w:t xml:space="preserve">. </w:t>
+            </w:r>
+            <w:r>
+              <w:rPr>
+                <w:b/>
+                <w:sz w:val="19"/>
+              </w:rPr>
+              <w:t>Hay APK nueva.</w:t>
+            </w:r>
+            <w:r>
+              <w:rPr>
+                <w:b w:val="0"/>
+                <w:sz w:val="19"/>
+              </w:rPr>
+              <w:t xml:space="preserve"> Se reintentan tal cual están escritos</w:t>
             </w:r>
           </w:p>
         </w:tc>
@@ -1004,70 +1118,14 @@
                 <w:b/>
                 <w:sz w:val="19"/>
               </w:rPr>
-              <w:t>La pantalla no se retira, pero deja de conducir sus pines.</w:t>
+              <w:t>Paso 29</w:t>
             </w:r>
             <w:r>
               <w:rPr>
                 <w:b w:val="0"/>
                 <w:sz w:val="19"/>
               </w:rPr>
-              <w:t xml:space="preserve"> </w:t>
-            </w:r>
-            <w:r>
-              <w:rPr>
-                <w:rFonts w:ascii="Consolas" w:hAnsi="Consolas"/>
-                <w:sz w:val="19"/>
-              </w:rPr>
-              <w:t>PB3</w:t>
-            </w:r>
-            <w:r>
-              <w:rPr>
-                <w:b w:val="0"/>
-                <w:sz w:val="19"/>
-              </w:rPr>
-              <w:t>/</w:t>
-            </w:r>
-            <w:r>
-              <w:rPr>
-                <w:rFonts w:ascii="Consolas" w:hAnsi="Consolas"/>
-                <w:sz w:val="19"/>
-              </w:rPr>
-              <w:t>PB4</w:t>
-            </w:r>
-            <w:r>
-              <w:rPr>
-                <w:b w:val="0"/>
-                <w:sz w:val="19"/>
-              </w:rPr>
-              <w:t>/</w:t>
-            </w:r>
-            <w:r>
-              <w:rPr>
-                <w:rFonts w:ascii="Consolas" w:hAnsi="Consolas"/>
-                <w:sz w:val="19"/>
-              </w:rPr>
-              <w:t>PB5</w:t>
-            </w:r>
-            <w:r>
-              <w:rPr>
-                <w:b w:val="0"/>
-                <w:sz w:val="19"/>
-              </w:rPr>
-              <w:t xml:space="preserve"> quedan en alta impedancia porque comparten </w:t>
-            </w:r>
-            <w:r>
-              <w:rPr>
-                <w:rFonts w:ascii="Consolas" w:hAnsi="Consolas"/>
-                <w:sz w:val="19"/>
-              </w:rPr>
-              <w:t>J17</w:t>
-            </w:r>
-            <w:r>
-              <w:rPr>
-                <w:b w:val="0"/>
-                <w:sz w:val="19"/>
-              </w:rPr>
-              <w:t xml:space="preserve"> con el ESP32</w:t>
+              <w:t xml:space="preserve"> — el mando de relés por puente</w:t>
             </w:r>
           </w:p>
         </w:tc>
@@ -1079,24 +1137,52 @@
             <w:r/>
             <w:r>
               <w:rPr>
+                <w:b w:val="0"/>
+                <w:sz w:val="19"/>
+              </w:rPr>
+              <w:t xml:space="preserve">🛑 </w:t>
+            </w:r>
+            <w:r>
+              <w:rPr>
+                <w:b/>
+                <w:sz w:val="19"/>
+              </w:rPr>
+              <w:t>incidente</w:t>
+            </w:r>
+            <w:r>
+              <w:rPr>
+                <w:b w:val="0"/>
+                <w:sz w:val="19"/>
+              </w:rPr>
+              <w:t xml:space="preserve">: al puentear </w:t>
+            </w:r>
+            <w:r>
+              <w:rPr>
                 <w:rFonts w:ascii="Consolas" w:hAnsi="Consolas"/>
                 <w:sz w:val="19"/>
               </w:rPr>
-              <w:t>Maestro/src/lcd.cpp:74-75</w:t>
+              <w:t>J16</w:t>
             </w:r>
             <w:r>
               <w:rPr>
                 <w:b w:val="0"/>
                 <w:sz w:val="19"/>
               </w:rPr>
-              <w:t xml:space="preserve"> · </w:t>
-            </w:r>
-            <w:r>
-              <w:rPr>
-                <w:rFonts w:ascii="Consolas" w:hAnsi="Consolas"/>
-                <w:sz w:val="19"/>
-              </w:rPr>
-              <w:t>Esclavo/src/lcd.cpp:92-93</w:t>
+              <w:t xml:space="preserve"> p5/p8 contra masa el semáforo no cambió de comportamiento </w:t>
+            </w:r>
+            <w:r>
+              <w:rPr>
+                <w:b/>
+                <w:sz w:val="19"/>
+              </w:rPr>
+              <w:t>y el STM32 del Maestro empezó a calentarse</w:t>
+            </w:r>
+            <w:r>
+              <w:rPr>
+                <w:b w:val="0"/>
+                <w:sz w:val="19"/>
+              </w:rPr>
+              <w:t>. Se cortó la alimentación en el acto</w:t>
             </w:r>
           </w:p>
         </w:tc>
@@ -1108,24 +1194,52 @@
             <w:r/>
             <w:r>
               <w:rPr>
+                <w:b w:val="0"/>
+                <w:sz w:val="19"/>
+              </w:rPr>
+              <w:t xml:space="preserve">🔴 </w:t>
+            </w:r>
+            <w:r>
+              <w:rPr>
                 <w:b/>
                 <w:sz w:val="19"/>
               </w:rPr>
-              <w:t>No hay imagen.</w:t>
+              <w:t>NO se repite sobre esa tarjeta: N-116.</w:t>
             </w:r>
             <w:r>
               <w:rPr>
                 <w:b w:val="0"/>
                 <w:sz w:val="19"/>
               </w:rPr>
-              <w:t xml:space="preserve"> Nada de lo que se leía en pantalla se puede leer. </w:t>
+              <w:t xml:space="preserve"> Hay un </w:t>
             </w:r>
             <w:r>
               <w:rPr>
                 <w:b/>
                 <w:sz w:val="19"/>
               </w:rPr>
-              <w:t>No es una avería: no lleve una pantalla de repuesto</w:t>
+              <w:t>corto medido entre `3,3 V` y `GND`</w:t>
+            </w:r>
+            <w:r>
+              <w:rPr>
+                <w:b w:val="0"/>
+                <w:sz w:val="19"/>
+              </w:rPr>
+              <w:t xml:space="preserve">; la placa funciona unos 30 s y se calienta. </w:t>
+            </w:r>
+            <w:r>
+              <w:rPr>
+                <w:b/>
+                <w:sz w:val="19"/>
+              </w:rPr>
+              <w:t>No se reenergiza</w:t>
+            </w:r>
+            <w:r>
+              <w:rPr>
+                <w:b w:val="0"/>
+                <w:sz w:val="19"/>
+              </w:rPr>
+              <w:t xml:space="preserve"> hasta inspección técnica con el equipo frío</w:t>
             </w:r>
           </w:p>
         </w:tc>
@@ -1142,98 +1256,14 @@
                 <w:b/>
                 <w:sz w:val="19"/>
               </w:rPr>
-              <w:t>El mando de relés SE CONSERVA</w:t>
+              <w:t>Repetir el paso 7</w:t>
             </w:r>
             <w:r>
               <w:rPr>
                 <w:b w:val="0"/>
                 <w:sz w:val="19"/>
               </w:rPr>
-              <w:t xml:space="preserve">, en </w:t>
-            </w:r>
-            <w:r>
-              <w:rPr>
-                <w:rFonts w:ascii="Consolas" w:hAnsi="Consolas"/>
-                <w:sz w:val="19"/>
-              </w:rPr>
-              <w:t>A</w:t>
-            </w:r>
-            <w:r>
-              <w:rPr>
-                <w:b w:val="0"/>
-                <w:sz w:val="19"/>
-              </w:rPr>
-              <w:t xml:space="preserve"> = </w:t>
-            </w:r>
-            <w:r>
-              <w:rPr>
-                <w:rFonts w:ascii="Consolas" w:hAnsi="Consolas"/>
-                <w:sz w:val="19"/>
-              </w:rPr>
-              <w:t>PB9</w:t>
-            </w:r>
-            <w:r>
-              <w:rPr>
-                <w:b w:val="0"/>
-                <w:sz w:val="19"/>
-              </w:rPr>
-              <w:t xml:space="preserve"> = </w:t>
-            </w:r>
-            <w:r>
-              <w:rPr>
-                <w:rFonts w:ascii="Consolas" w:hAnsi="Consolas"/>
-                <w:sz w:val="19"/>
-              </w:rPr>
-              <w:t>J16</w:t>
-            </w:r>
-            <w:r>
-              <w:rPr>
-                <w:b w:val="0"/>
-                <w:sz w:val="19"/>
-              </w:rPr>
-              <w:t xml:space="preserve"> p5 y </w:t>
-            </w:r>
-            <w:r>
-              <w:rPr>
-                <w:rFonts w:ascii="Consolas" w:hAnsi="Consolas"/>
-                <w:sz w:val="19"/>
-              </w:rPr>
-              <w:t>B</w:t>
-            </w:r>
-            <w:r>
-              <w:rPr>
-                <w:b w:val="0"/>
-                <w:sz w:val="19"/>
-              </w:rPr>
-              <w:t xml:space="preserve"> = </w:t>
-            </w:r>
-            <w:r>
-              <w:rPr>
-                <w:rFonts w:ascii="Consolas" w:hAnsi="Consolas"/>
-                <w:sz w:val="19"/>
-              </w:rPr>
-              <w:t>PB13</w:t>
-            </w:r>
-            <w:r>
-              <w:rPr>
-                <w:b w:val="0"/>
-                <w:sz w:val="19"/>
-              </w:rPr>
-              <w:t xml:space="preserve"> = </w:t>
-            </w:r>
-            <w:r>
-              <w:rPr>
-                <w:rFonts w:ascii="Consolas" w:hAnsi="Consolas"/>
-                <w:sz w:val="19"/>
-              </w:rPr>
-              <w:t>J16</w:t>
-            </w:r>
-            <w:r>
-              <w:rPr>
-                <w:b w:val="0"/>
-                <w:sz w:val="19"/>
-              </w:rPr>
-              <w:t xml:space="preserve"> p8</w:t>
+              <w:t xml:space="preserve"> — que el ciclo mueva las luces</w:t>
             </w:r>
           </w:p>
         </w:tc>
@@ -1245,24 +1275,10 @@
             <w:r/>
             <w:r>
               <w:rPr>
-                <w:rFonts w:ascii="Consolas" w:hAnsi="Consolas"/>
-                <w:sz w:val="19"/>
-              </w:rPr>
-              <w:t>Maestro/src/mando.cpp:202-235</w:t>
-            </w:r>
-            <w:r>
-              <w:rPr>
                 <w:b w:val="0"/>
                 <w:sz w:val="19"/>
               </w:rPr>
-              <w:t xml:space="preserve"> · </w:t>
-            </w:r>
-            <w:r>
-              <w:rPr>
-                <w:rFonts w:ascii="Consolas" w:hAnsi="Consolas"/>
-                <w:sz w:val="19"/>
-              </w:rPr>
-              <w:t>Esclavo/src/mando.cpp:218-250</w:t>
+              <w:t>el equipo nunca llegó a operar: se queda esperando selección de modo</w:t>
             </w:r>
           </w:p>
         </w:tc>
@@ -1274,59 +1290,24 @@
             <w:r/>
             <w:r>
               <w:rPr>
-                <w:rFonts w:ascii="Consolas" w:hAnsi="Consolas"/>
-                <w:sz w:val="19"/>
-              </w:rPr>
-              <w:t>A·A·A</w:t>
-            </w:r>
-            <w:r>
-              <w:rPr>
                 <w:b w:val="0"/>
                 <w:sz w:val="19"/>
               </w:rPr>
-              <w:t xml:space="preserve">, </w:t>
-            </w:r>
-            <w:r>
-              <w:rPr>
-                <w:rFonts w:ascii="Consolas" w:hAnsi="Consolas"/>
-                <w:sz w:val="19"/>
-              </w:rPr>
-              <w:t>B·B·B</w:t>
+              <w:t xml:space="preserve">resuelto el Bluetooth. </w:t>
+            </w:r>
+            <w:r>
+              <w:rPr>
+                <w:b/>
+                <w:sz w:val="19"/>
+              </w:rPr>
+              <w:t>Es N-42, y sigue abierta</w:t>
             </w:r>
             <w:r>
               <w:rPr>
                 <w:b w:val="0"/>
                 <w:sz w:val="19"/>
               </w:rPr>
-              <w:t xml:space="preserve"> y </w:t>
-            </w:r>
-            <w:r>
-              <w:rPr>
-                <w:rFonts w:ascii="Consolas" w:hAnsi="Consolas"/>
-                <w:sz w:val="19"/>
-              </w:rPr>
-              <w:t>A·B·A·B</w:t>
-            </w:r>
-            <w:r>
-              <w:rPr>
-                <w:b w:val="0"/>
-                <w:sz w:val="19"/>
-              </w:rPr>
-              <w:t xml:space="preserve"> siguen en el firmware. </w:t>
-            </w:r>
-            <w:r>
-              <w:rPr>
-                <w:b/>
-                <w:sz w:val="19"/>
-              </w:rPr>
-              <w:t>Pero el receptor de radio nunca se compró</w:t>
-            </w:r>
-            <w:r>
-              <w:rPr>
-                <w:b w:val="0"/>
-                <w:sz w:val="19"/>
-              </w:rPr>
-              <w:t>: hoy sólo se pueden inyectar los pulsos con un cable</w:t>
+              <w:t xml:space="preserve"> — ver abajo</w:t>
             </w:r>
           </w:p>
         </w:tc>
@@ -1343,7 +1324,14 @@
                 <w:b/>
                 <w:sz w:val="19"/>
               </w:rPr>
-              <w:t>El umbral de silencio son 25 s, no 12</w:t>
+              <w:t>Repetir los pasos 19 y 21</w:t>
+            </w:r>
+            <w:r>
+              <w:rPr>
+                <w:b w:val="0"/>
+                <w:sz w:val="19"/>
+              </w:rPr>
+              <w:t xml:space="preserve"> — la concesión de paso ante demanda de cámara</w:t>
             </w:r>
           </w:p>
         </w:tc>
@@ -1355,38 +1343,10 @@
             <w:r/>
             <w:r>
               <w:rPr>
-                <w:rFonts w:ascii="Consolas" w:hAnsi="Consolas"/>
-                <w:sz w:val="19"/>
-              </w:rPr>
-              <w:t>SFTY6_SILENCIO_MS = 25000UL</w:t>
-            </w:r>
-            <w:r>
-              <w:rPr>
                 <w:b w:val="0"/>
                 <w:sz w:val="19"/>
               </w:rPr>
-              <w:t xml:space="preserve"> — </w:t>
-            </w:r>
-            <w:r>
-              <w:rPr>
-                <w:rFonts w:ascii="Consolas" w:hAnsi="Consolas"/>
-                <w:sz w:val="19"/>
-              </w:rPr>
-              <w:t>Maestro/include/protocolo.h:149</w:t>
-            </w:r>
-            <w:r>
-              <w:rPr>
-                <w:b w:val="0"/>
-                <w:sz w:val="19"/>
-              </w:rPr>
-              <w:t xml:space="preserve"> y </w:t>
-            </w:r>
-            <w:r>
-              <w:rPr>
-                <w:rFonts w:ascii="Consolas" w:hAnsi="Consolas"/>
-                <w:sz w:val="19"/>
-              </w:rPr>
-              <w:t>Esclavo/include/protocolo.h:149</w:t>
+              <w:t>ídem: el cableado y la medida sí; la reacción del semáforo no</w:t>
             </w:r>
           </w:p>
         </w:tc>
@@ -1401,28 +1361,7 @@
                 <w:b w:val="0"/>
                 <w:sz w:val="19"/>
               </w:rPr>
-              <w:t xml:space="preserve">Al cortar la radio se cronometran </w:t>
-            </w:r>
-            <w:r>
-              <w:rPr>
-                <w:b/>
-                <w:sz w:val="19"/>
-              </w:rPr>
-              <w:t>~25 s</w:t>
-            </w:r>
-            <w:r>
-              <w:rPr>
-                <w:b w:val="0"/>
-                <w:sz w:val="19"/>
-              </w:rPr>
-              <w:t xml:space="preserve">. Si sale alrededor de 12, </w:t>
-            </w:r>
-            <w:r>
-              <w:rPr>
-                <w:b/>
-                <w:sz w:val="19"/>
-              </w:rPr>
-              <w:t>el firmware cargado no es el nuevo</w:t>
+              <w:t>ídem</w:t>
             </w:r>
           </w:p>
         </w:tc>
@@ -1439,7 +1378,14 @@
                 <w:b/>
                 <w:sz w:val="19"/>
               </w:rPr>
-              <w:t>`VENTANA_TRIPLE_MS = 12000` sigue siendo 12 s, y es correcto</w:t>
+              <w:t>Medir la fuente `12 V -&gt; 5 V`</w:t>
+            </w:r>
+            <w:r>
+              <w:rPr>
+                <w:b w:val="0"/>
+                <w:sz w:val="19"/>
+              </w:rPr>
+              <w:t xml:space="preserve"> de la placa del módulo (paso 22)</w:t>
             </w:r>
           </w:p>
         </w:tc>
@@ -1451,24 +1397,24 @@
             <w:r/>
             <w:r>
               <w:rPr>
-                <w:rFonts w:ascii="Consolas" w:hAnsi="Consolas"/>
-                <w:sz w:val="19"/>
-              </w:rPr>
-              <w:t>Maestro/src/mando.cpp:38</w:t>
-            </w:r>
-            <w:r>
-              <w:rPr>
                 <w:b w:val="0"/>
                 <w:sz w:val="19"/>
               </w:rPr>
-              <w:t xml:space="preserve"> · </w:t>
-            </w:r>
-            <w:r>
-              <w:rPr>
-                <w:rFonts w:ascii="Consolas" w:hAnsi="Consolas"/>
-                <w:sz w:val="19"/>
-              </w:rPr>
-              <w:t>Esclavo/src/mando.cpp:42</w:t>
+              <w:t xml:space="preserve">en banco el módulo se alimentó </w:t>
+            </w:r>
+            <w:r>
+              <w:rPr>
+                <w:b/>
+                <w:sz w:val="19"/>
+              </w:rPr>
+              <w:t>por USB</w:t>
+            </w:r>
+            <w:r>
+              <w:rPr>
+                <w:b w:val="0"/>
+                <w:sz w:val="19"/>
+              </w:rPr>
+              <w:t>, no por su fuente real</w:t>
             </w:r>
           </w:p>
         </w:tc>
@@ -1483,42 +1429,1382 @@
                 <w:b w:val="0"/>
                 <w:sz w:val="19"/>
               </w:rPr>
-              <w:t xml:space="preserve">Es la ventana para encadenar </w:t>
-            </w:r>
-            <w:r>
-              <w:rPr>
-                <w:rFonts w:ascii="Consolas" w:hAnsi="Consolas"/>
-                <w:sz w:val="19"/>
-              </w:rPr>
-              <w:t>A·A·A</w:t>
-            </w:r>
-            <w:r>
-              <w:rPr>
-                <w:b w:val="0"/>
-                <w:sz w:val="19"/>
-              </w:rPr>
-              <w:t xml:space="preserve"> o </w:t>
-            </w:r>
-            <w:r>
-              <w:rPr>
-                <w:rFonts w:ascii="Consolas" w:hAnsi="Consolas"/>
-                <w:sz w:val="19"/>
-              </w:rPr>
-              <w:t>B·B·B</w:t>
-            </w:r>
-            <w:r>
-              <w:rPr>
-                <w:b w:val="0"/>
-                <w:sz w:val="19"/>
-              </w:rPr>
-              <w:t xml:space="preserve">. </w:t>
-            </w:r>
+              <w:t>una carga de 12 V, antes de instalar en campo</w:t>
+            </w:r>
+          </w:p>
+        </w:tc>
+      </w:tr>
+    </w:tbl>
+    <w:p>
+      <w:pPr>
+        <w:spacing w:after="120"/>
+      </w:pPr>
+    </w:p>
+    <w:p>
+      <w:pPr>
+        <w:spacing w:after="160"/>
+        <w:ind w:left="360"/>
+        <w:shd w:val="clear" w:fill="FFF4E5"/>
+      </w:pPr>
+      <w:r>
+        <w:rPr>
+          <w:b w:val="0"/>
+          <w:color w:val="960000"/>
+          <w:sz w:val="20"/>
+        </w:rPr>
+        <w:t xml:space="preserve">🔴 </w:t>
+      </w:r>
+      <w:r>
+        <w:rPr>
+          <w:b/>
+          <w:color w:val="960000"/>
+          <w:sz w:val="20"/>
+        </w:rPr>
+        <w:t>N-42 no se cerró, y tampoco se descartó: no se pudo ejercer.</w:t>
+      </w:r>
+      <w:r>
+        <w:rPr>
+          <w:b w:val="0"/>
+          <w:color w:val="960000"/>
+          <w:sz w:val="20"/>
+        </w:rPr>
+        <w:t xml:space="preserve"> El bloque 1 de este encargo —*«que el ciclo mueva las luces»*— </w:t>
+      </w:r>
+      <w:r>
+        <w:rPr>
+          <w:b/>
+          <w:color w:val="960000"/>
+          <w:sz w:val="20"/>
+        </w:rPr>
+        <w:t>no llegó a ejecutarse</w:t>
+      </w:r>
+      <w:r>
+        <w:rPr>
+          <w:b w:val="0"/>
+          <w:color w:val="960000"/>
+          <w:sz w:val="20"/>
+        </w:rPr>
+        <w:t xml:space="preserve">: el equipo se quedó esperando selección de modo y el modo no se seleccionó. </w:t>
+      </w:r>
+      <w:r>
+        <w:rPr>
+          <w:b/>
+          <w:color w:val="960000"/>
+          <w:sz w:val="20"/>
+        </w:rPr>
+        <w:t>`ABORTADO` no es `PASS`:</w:t>
+      </w:r>
+      <w:r>
+        <w:rPr>
+          <w:b w:val="0"/>
+          <w:color w:val="960000"/>
+          <w:sz w:val="20"/>
+        </w:rPr>
+        <w:t xml:space="preserve"> N-42 sigue abierta y </w:t>
+      </w:r>
+      <w:r>
+        <w:rPr>
+          <w:b/>
+          <w:color w:val="960000"/>
+          <w:sz w:val="20"/>
+        </w:rPr>
+        <w:t>sigue siendo lo primero de la próxima sesión</w:t>
+      </w:r>
+      <w:r>
+        <w:rPr>
+          <w:b w:val="0"/>
+          <w:color w:val="960000"/>
+          <w:sz w:val="20"/>
+        </w:rPr>
+        <w:t>, exactamente igual que cuando se escribió este encargo.</w:t>
+      </w:r>
+    </w:p>
+    <w:p>
+      <w:pPr>
+        <w:spacing w:before="200" w:after="120"/>
+      </w:pPr>
+      <w:r>
+        <w:rPr>
+          <w:b/>
+          <w:color w:val="003366"/>
+          <w:sz w:val="23"/>
+        </w:rPr>
+        <w:t>Lo que la sesión SÍ cerró, y no hay que volver a preguntar</w:t>
+      </w:r>
+    </w:p>
+    <w:p>
+      <w:pPr>
+        <w:pStyle w:val="ListBullet"/>
+        <w:spacing w:after="60"/>
+        <w:ind w:left="360"/>
+      </w:pPr>
+      <w:r>
+        <w:rPr>
+          <w:b w:val="0"/>
+          <w:sz w:val="21"/>
+        </w:rPr>
+        <w:t xml:space="preserve">✅ </w:t>
+      </w:r>
+      <w:r>
+        <w:rPr>
+          <w:b/>
+          <w:sz w:val="21"/>
+        </w:rPr>
+        <w:t>La medida crítica de `J16` (paso 20) — la medida `M3` del manual 17.</w:t>
+      </w:r>
+      <w:r>
+        <w:rPr>
+          <w:b w:val="0"/>
+          <w:sz w:val="21"/>
+        </w:rPr>
+        <w:t xml:space="preserve"> Los cuatro pines dieron</w:t>
+      </w:r>
+    </w:p>
+    <w:p>
+      <w:pPr>
+        <w:spacing w:after="120"/>
+      </w:pPr>
+      <w:r>
+        <w:rPr>
+          <w:b w:val="0"/>
+          <w:sz w:val="21"/>
+        </w:rPr>
+        <w:t xml:space="preserve">lo mismo: </w:t>
+      </w:r>
+      <w:r>
+        <w:rPr>
+          <w:b/>
+          <w:sz w:val="21"/>
+        </w:rPr>
+        <w:t>~9,9 kΩ a masa</w:t>
+      </w:r>
+      <w:r>
+        <w:rPr>
+          <w:b w:val="0"/>
+          <w:sz w:val="21"/>
+        </w:rPr>
+        <w:t xml:space="preserve">, ~11,3 kΩ a 3,3 V. </w:t>
+      </w:r>
+      <w:r>
+        <w:rPr>
+          <w:rFonts w:ascii="Consolas" w:hAnsi="Consolas"/>
+          <w:sz w:val="21"/>
+        </w:rPr>
+        <w:t>p10</w:t>
+      </w:r>
+      <w:r>
+        <w:rPr>
+          <w:b w:val="0"/>
+          <w:sz w:val="21"/>
+        </w:rPr>
+        <w:t xml:space="preserve"> y </w:t>
+      </w:r>
+      <w:r>
+        <w:rPr>
+          <w:rFonts w:ascii="Consolas" w:hAnsi="Consolas"/>
+          <w:sz w:val="21"/>
+        </w:rPr>
+        <w:t>p12</w:t>
+      </w:r>
+      <w:r>
+        <w:rPr>
+          <w:b w:val="0"/>
+          <w:sz w:val="21"/>
+        </w:rPr>
+        <w:t xml:space="preserve"> (cámara) a </w:t>
+      </w:r>
+      <w:r>
+        <w:rPr>
+          <w:b/>
+          <w:sz w:val="21"/>
+        </w:rPr>
+        <w:t>0 V</w:t>
+      </w:r>
+      <w:r>
+        <w:rPr>
+          <w:b w:val="0"/>
+          <w:sz w:val="21"/>
+        </w:rPr>
+        <w:t xml:space="preserve"> en reposo; </w:t>
+      </w:r>
+      <w:r>
+        <w:rPr>
+          <w:rFonts w:ascii="Consolas" w:hAnsi="Consolas"/>
+          <w:sz w:val="21"/>
+        </w:rPr>
+        <w:t>p5</w:t>
+      </w:r>
+      <w:r>
+        <w:rPr>
+          <w:b w:val="0"/>
+          <w:sz w:val="21"/>
+        </w:rPr>
+        <w:t xml:space="preserve"> y</w:t>
+      </w:r>
+    </w:p>
+    <w:p>
+      <w:pPr>
+        <w:spacing w:after="120"/>
+      </w:pPr>
+      <w:r>
+        <w:rPr>
+          <w:rFonts w:ascii="Consolas" w:hAnsi="Consolas"/>
+          <w:sz w:val="21"/>
+        </w:rPr>
+        <w:t>p8</w:t>
+      </w:r>
+      <w:r>
+        <w:rPr>
+          <w:b w:val="0"/>
+          <w:sz w:val="21"/>
+        </w:rPr>
+        <w:t xml:space="preserve"> (mando) a </w:t>
+      </w:r>
+      <w:r>
+        <w:rPr>
+          <w:b/>
+          <w:sz w:val="21"/>
+        </w:rPr>
+        <w:t>0,6 V</w:t>
+      </w:r>
+      <w:r>
+        <w:rPr>
+          <w:b w:val="0"/>
+          <w:sz w:val="21"/>
+        </w:rPr>
+        <w:t xml:space="preserve">. </w:t>
+      </w:r>
+      <w:r>
+        <w:rPr>
+          <w:b/>
+          <w:sz w:val="21"/>
+        </w:rPr>
+        <w:t>El pull-down de 10 kΩ del netlist es real</w:t>
+      </w:r>
+      <w:r>
+        <w:rPr>
+          <w:b w:val="0"/>
+          <w:sz w:val="21"/>
+        </w:rPr>
+        <w:t>, y el conector pide contacto</w:t>
+      </w:r>
+    </w:p>
+    <w:p>
+      <w:pPr>
+        <w:spacing w:after="120"/>
+      </w:pPr>
+      <w:r>
+        <w:rPr>
+          <w:b w:val="0"/>
+          <w:sz w:val="21"/>
+        </w:rPr>
+        <w:t xml:space="preserve">contra los 3,3 V: </w:t>
+      </w:r>
+      <w:r>
+        <w:rPr>
+          <w:b/>
+          <w:sz w:val="21"/>
+        </w:rPr>
+        <w:t>entrada activa en ALTO, en las cuatro.</w:t>
+      </w:r>
+    </w:p>
+    <w:p>
+      <w:pPr>
+        <w:pStyle w:val="ListBullet"/>
+        <w:spacing w:after="60"/>
+        <w:ind w:left="360"/>
+      </w:pPr>
+      <w:r>
+        <w:rPr>
+          <w:b w:val="0"/>
+          <w:sz w:val="21"/>
+        </w:rPr>
+        <w:t xml:space="preserve">✅ </w:t>
+      </w:r>
+      <w:r>
+        <w:rPr>
+          <w:b/>
+          <w:sz w:val="21"/>
+        </w:rPr>
+        <w:t>La cámara en `J16` se cableó y funciona</w:t>
+      </w:r>
+      <w:r>
+        <w:rPr>
+          <w:b w:val="0"/>
+          <w:sz w:val="21"/>
+        </w:rPr>
+        <w:t xml:space="preserve"> (paso 21): </w:t>
+      </w:r>
+      <w:r>
+        <w:rPr>
+          <w:rFonts w:ascii="Consolas" w:hAnsi="Consolas"/>
+          <w:sz w:val="21"/>
+        </w:rPr>
+        <w:t>p10</w:t>
+      </w:r>
+      <w:r>
+        <w:rPr>
+          <w:b w:val="0"/>
+          <w:sz w:val="21"/>
+        </w:rPr>
+        <w:t xml:space="preserve"> contra </w:t>
+      </w:r>
+      <w:r>
+        <w:rPr>
+          <w:rFonts w:ascii="Consolas" w:hAnsi="Consolas"/>
+          <w:sz w:val="21"/>
+        </w:rPr>
+        <w:t>p11</w:t>
+      </w:r>
+      <w:r>
+        <w:rPr>
+          <w:b w:val="0"/>
+          <w:sz w:val="21"/>
+        </w:rPr>
+        <w:t>, normalmente abierto,</w:t>
+      </w:r>
+    </w:p>
+    <w:p>
+      <w:pPr>
+        <w:spacing w:after="120"/>
+      </w:pPr>
+      <w:r>
+        <w:rPr>
+          <w:b/>
+          <w:sz w:val="21"/>
+        </w:rPr>
+        <w:t>sin falsas demandas con el cable puesto ni sin él</w:t>
+      </w:r>
+      <w:r>
+        <w:rPr>
+          <w:b w:val="0"/>
+          <w:sz w:val="21"/>
+        </w:rPr>
+        <w:t xml:space="preserve">. El bloqueo *«no se cablea cámara a </w:t>
+      </w:r>
+      <w:r>
+        <w:rPr>
+          <w:rFonts w:ascii="Consolas" w:hAnsi="Consolas"/>
+          <w:sz w:val="21"/>
+        </w:rPr>
+        <w:t>J16</w:t>
+      </w:r>
+    </w:p>
+    <w:p>
+      <w:pPr>
+        <w:spacing w:after="120"/>
+      </w:pPr>
+      <w:r>
+        <w:rPr>
+          <w:b w:val="0"/>
+          <w:sz w:val="21"/>
+        </w:rPr>
+        <w:t xml:space="preserve">hasta M3»* </w:t>
+      </w:r>
+      <w:r>
+        <w:rPr>
+          <w:b/>
+          <w:sz w:val="21"/>
+        </w:rPr>
+        <w:t>queda levantado</w:t>
+      </w:r>
+      <w:r>
+        <w:rPr>
+          <w:b w:val="0"/>
+          <w:sz w:val="21"/>
+        </w:rPr>
+        <w:t>.</w:t>
+      </w:r>
+    </w:p>
+    <w:p>
+      <w:pPr>
+        <w:pStyle w:val="ListBullet"/>
+        <w:spacing w:after="60"/>
+        <w:ind w:left="360"/>
+      </w:pPr>
+      <w:r>
+        <w:rPr>
+          <w:b w:val="0"/>
+          <w:sz w:val="21"/>
+        </w:rPr>
+        <w:t xml:space="preserve">🔴 </w:t>
+      </w:r>
+      <w:r>
+        <w:rPr>
+          <w:b/>
+          <w:sz w:val="21"/>
+        </w:rPr>
+        <w:t>Y la misma medida condena el mando: hoy `A`/`B` NO SE PUEDEN PULSAR (N-118).</w:t>
+      </w:r>
+      <w:r>
+        <w:rPr>
+          <w:b w:val="0"/>
+          <w:sz w:val="21"/>
+        </w:rPr>
+        <w:t xml:space="preserve"> Con el pin en</w:t>
+      </w:r>
+    </w:p>
+    <w:p>
+      <w:pPr>
+        <w:spacing w:after="120"/>
+      </w:pPr>
+      <w:r>
+        <w:rPr>
+          <w:b w:val="0"/>
+          <w:sz w:val="21"/>
+        </w:rPr>
+        <w:t xml:space="preserve">0,6 V la lectura cruda ya es </w:t>
+      </w:r>
+      <w:r>
+        <w:rPr>
+          <w:rFonts w:ascii="Consolas" w:hAnsi="Consolas"/>
+          <w:sz w:val="21"/>
+        </w:rPr>
+        <w:t>LOW</w:t>
+      </w:r>
+      <w:r>
+        <w:rPr>
+          <w:b w:val="0"/>
+          <w:sz w:val="21"/>
+        </w:rPr>
+        <w:t xml:space="preserve"> al arrancar, el antirrebote lo siembra como *flanco ya</w:t>
+      </w:r>
+    </w:p>
+    <w:p>
+      <w:pPr>
+        <w:spacing w:after="120"/>
+      </w:pPr>
+      <w:r>
+        <w:rPr>
+          <w:b w:val="0"/>
+          <w:sz w:val="21"/>
+        </w:rPr>
+        <w:t xml:space="preserve">consumido* y </w:t>
+      </w:r>
+      <w:r>
+        <w:rPr>
+          <w:b/>
+          <w:sz w:val="21"/>
+        </w:rPr>
+        <w:t>la transición nunca llega</w:t>
+      </w:r>
+      <w:r>
+        <w:rPr>
+          <w:b w:val="0"/>
+          <w:sz w:val="21"/>
+        </w:rPr>
+        <w:t>. No es que el mando funcione mal: es que **no hay gesto</w:t>
+      </w:r>
+    </w:p>
+    <w:p>
+      <w:pPr>
+        <w:spacing w:after="120"/>
+      </w:pPr>
+      <w:r>
+        <w:rPr>
+          <w:b w:val="0"/>
+          <w:sz w:val="21"/>
+        </w:rPr>
+        <w:t>que lo active</w:t>
+      </w:r>
+      <w:r>
+        <w:rPr>
+          <w:b/>
+          <w:sz w:val="21"/>
+        </w:rPr>
+        <w:t xml:space="preserve">. El apartado 4 de este encargo está escrito sobre la premisa contraria y </w:t>
+      </w:r>
+      <w:r>
+        <w:rPr>
+          <w:b w:val="0"/>
+          <w:sz w:val="21"/>
+        </w:rPr>
+        <w:t>queda</w:t>
+      </w:r>
+    </w:p>
+    <w:p>
+      <w:pPr>
+        <w:spacing w:after="120"/>
+      </w:pPr>
+      <w:r>
+        <w:rPr>
+          <w:b w:val="0"/>
+          <w:sz w:val="21"/>
+        </w:rPr>
+        <w:t>tachado** — ver allí.</w:t>
+      </w:r>
+    </w:p>
+    <w:p>
+      <w:pPr>
+        <w:pStyle w:val="ListBullet"/>
+        <w:spacing w:after="60"/>
+        <w:ind w:left="360"/>
+      </w:pPr>
+      <w:r>
+        <w:rPr>
+          <w:b w:val="0"/>
+          <w:sz w:val="21"/>
+        </w:rPr>
+        <w:t xml:space="preserve">✅ </w:t>
+      </w:r>
+      <w:r>
+        <w:rPr>
+          <w:b/>
+          <w:sz w:val="21"/>
+        </w:rPr>
+        <w:t>`J17` es lo que decía el manual 17</w:t>
+      </w:r>
+      <w:r>
+        <w:rPr>
+          <w:b w:val="0"/>
+          <w:sz w:val="21"/>
+        </w:rPr>
+        <w:t xml:space="preserve"> (pasos 3 y 5): continuidad a las patas 42 y 43 del </w:t>
+      </w:r>
+      <w:r>
+        <w:rPr>
+          <w:rFonts w:ascii="Consolas" w:hAnsi="Consolas"/>
+          <w:sz w:val="21"/>
+        </w:rPr>
+        <w:t>U1</w:t>
+      </w:r>
+      <w:r>
+        <w:rPr>
+          <w:b w:val="0"/>
+          <w:sz w:val="21"/>
+        </w:rPr>
+        <w:t>,</w:t>
+      </w:r>
+    </w:p>
+    <w:p>
+      <w:pPr>
+        <w:spacing w:after="120"/>
+      </w:pPr>
+      <w:r>
+        <w:rPr>
+          <w:b w:val="0"/>
+          <w:sz w:val="21"/>
+        </w:rPr>
+        <w:t xml:space="preserve">ni un pin por encima de 3,3 V, </w:t>
+      </w:r>
+      <w:r>
+        <w:rPr>
+          <w:b/>
+          <w:sz w:val="21"/>
+        </w:rPr>
+        <w:t>12 V sólo en `J16`</w:t>
+      </w:r>
+      <w:r>
+        <w:rPr>
+          <w:b w:val="0"/>
+          <w:sz w:val="21"/>
+        </w:rPr>
+        <w:t>. El esquemático KiCad es el que está viejo.</w:t>
+      </w:r>
+    </w:p>
+    <w:p>
+      <w:pPr>
+        <w:pStyle w:val="ListBullet"/>
+        <w:spacing w:after="60"/>
+        <w:ind w:left="360"/>
+      </w:pPr>
+      <w:r>
+        <w:rPr>
+          <w:b w:val="0"/>
+          <w:sz w:val="21"/>
+        </w:rPr>
+        <w:t xml:space="preserve">✅ </w:t>
+      </w:r>
+      <w:r>
+        <w:rPr>
+          <w:b/>
+          <w:sz w:val="21"/>
+        </w:rPr>
+        <w:t>El ámbar por pérdida de radio funciona</w:t>
+      </w:r>
+      <w:r>
+        <w:rPr>
+          <w:b w:val="0"/>
+          <w:sz w:val="21"/>
+        </w:rPr>
+        <w:t xml:space="preserve"> (paso 8): tres cortes, </w:t>
+      </w:r>
+      <w:r>
+        <w:rPr>
+          <w:b/>
+          <w:sz w:val="21"/>
+        </w:rPr>
+        <w:t>~20 s</w:t>
+      </w:r>
+      <w:r>
+        <w:rPr>
+          <w:b w:val="0"/>
+          <w:sz w:val="21"/>
+        </w:rPr>
+        <w:t xml:space="preserve"> hasta ámbar</w:t>
+      </w:r>
+    </w:p>
+    <w:p>
+      <w:pPr>
+        <w:spacing w:after="120"/>
+      </w:pPr>
+      <w:r>
+        <w:rPr>
+          <w:b w:val="0"/>
+          <w:sz w:val="21"/>
+        </w:rPr>
+        <w:t>intermitente en las dos puntas, y vuelta sola a rojo fijo en ~3 s al reconectar.</w:t>
+      </w:r>
+    </w:p>
+    <w:p>
+      <w:pPr>
+        <w:pStyle w:val="ListBullet"/>
+        <w:spacing w:after="60"/>
+        <w:ind w:left="360"/>
+      </w:pPr>
+      <w:r>
+        <w:rPr>
+          <w:b w:val="0"/>
+          <w:sz w:val="21"/>
+        </w:rPr>
+        <w:t xml:space="preserve">✅ </w:t>
+      </w:r>
+      <w:r>
+        <w:rPr>
+          <w:b/>
+          <w:sz w:val="21"/>
+        </w:rPr>
+        <w:t>La talanquera</w:t>
+      </w:r>
+      <w:r>
+        <w:rPr>
+          <w:b w:val="0"/>
+          <w:sz w:val="21"/>
+        </w:rPr>
+        <w:t xml:space="preserve"> (pasos 15-16) y </w:t>
+      </w:r>
+      <w:r>
+        <w:rPr>
+          <w:b/>
+          <w:sz w:val="21"/>
+        </w:rPr>
+        <w:t>la cámara de `J14`</w:t>
+      </w:r>
+      <w:r>
+        <w:rPr>
+          <w:b w:val="0"/>
+          <w:sz w:val="21"/>
+        </w:rPr>
+        <w:t xml:space="preserve"> (pasos 17-18) responden como se esperaba.</w:t>
+      </w:r>
+    </w:p>
+    <w:p>
+      <w:pPr>
+        <w:pStyle w:val="ListBullet"/>
+        <w:spacing w:after="60"/>
+        <w:ind w:left="360"/>
+      </w:pPr>
+      <w:r>
+        <w:rPr>
+          <w:b w:val="0"/>
+          <w:sz w:val="21"/>
+        </w:rPr>
+        <w:t xml:space="preserve">🔴 </w:t>
+      </w:r>
+      <w:r>
+        <w:rPr>
+          <w:b/>
+          <w:sz w:val="21"/>
+        </w:rPr>
+        <w:t>NUEVO — N-120, y no lo pedía este encargo:</w:t>
+      </w:r>
+      <w:r>
+        <w:rPr>
+          <w:b w:val="0"/>
+          <w:sz w:val="21"/>
+        </w:rPr>
+        <w:t xml:space="preserve"> la placa protege sus </w:t>
+      </w:r>
+      <w:r>
+        <w:rPr>
+          <w:b/>
+          <w:sz w:val="21"/>
+        </w:rPr>
+        <w:t>9 salidas</w:t>
+      </w:r>
+      <w:r>
+        <w:rPr>
+          <w:b w:val="0"/>
+          <w:sz w:val="21"/>
+        </w:rPr>
+        <w:t xml:space="preserve"> con 220 Ω en</w:t>
+      </w:r>
+    </w:p>
+    <w:p>
+      <w:pPr>
+        <w:spacing w:after="120"/>
+      </w:pPr>
+      <w:r>
+        <w:rPr>
+          <w:b w:val="0"/>
+          <w:sz w:val="21"/>
+        </w:rPr>
+        <w:t xml:space="preserve">serie + opto </w:t>
+      </w:r>
+      <w:r>
+        <w:rPr>
+          <w:rFonts w:ascii="Consolas" w:hAnsi="Consolas"/>
+          <w:sz w:val="21"/>
+        </w:rPr>
+        <w:t>TLP127</w:t>
+      </w:r>
+      <w:r>
+        <w:rPr>
+          <w:b w:val="0"/>
+          <w:sz w:val="21"/>
+        </w:rPr>
+        <w:t xml:space="preserve">, y </w:t>
+      </w:r>
+      <w:r>
+        <w:rPr>
+          <w:b/>
+          <w:sz w:val="21"/>
+        </w:rPr>
+        <w:t>no protege ninguna de sus 5 entradas de campo</w:t>
+      </w:r>
+      <w:r>
+        <w:rPr>
+          <w:b w:val="0"/>
+          <w:sz w:val="21"/>
+        </w:rPr>
+        <w:t xml:space="preserve">. Por eso **tapar </w:t>
+      </w:r>
+      <w:r>
+        <w:rPr>
+          <w:rFonts w:ascii="Consolas" w:hAnsi="Consolas"/>
+          <w:sz w:val="21"/>
+        </w:rPr>
+        <w:t>J16</w:t>
+      </w:r>
+    </w:p>
+    <w:p>
+      <w:pPr>
+        <w:spacing w:after="120"/>
+      </w:pPr>
+      <w:r>
+        <w:rPr>
+          <w:b w:val="0"/>
+          <w:sz w:val="21"/>
+        </w:rPr>
+        <w:t>p1 deja de ser una precaución de banco y pasa a ser obligatorio en cada equipo.** La decisión de</w:t>
+      </w:r>
+    </w:p>
+    <w:p>
+      <w:pPr>
+        <w:spacing w:after="120"/>
+      </w:pPr>
+      <w:r>
+        <w:rPr>
+          <w:b w:val="0"/>
+          <w:sz w:val="21"/>
+        </w:rPr>
+        <w:t>diseño que abre —2K2 en serie por entrada— es del responsable: manual 17 §3.6.</w:t>
+      </w:r>
+    </w:p>
+    <w:p>
+      <w:pPr>
+        <w:spacing w:after="80"/>
+      </w:pPr>
+    </w:p>
+    <w:p>
+      <w:pPr>
+        <w:spacing w:after="120"/>
+      </w:pPr>
+      <w:r>
+        <w:rPr>
+          <w:b/>
+          <w:sz w:val="21"/>
+        </w:rPr>
+        <w:t>El commit exacto no se escribe a mano aquí.</w:t>
+      </w:r>
+      <w:r>
+        <w:rPr>
+          <w:b w:val="0"/>
+          <w:sz w:val="21"/>
+        </w:rPr>
+        <w:t xml:space="preserve"> Un hash copiado en un documento envejece en horas y</w:t>
+      </w:r>
+    </w:p>
+    <w:p>
+      <w:pPr>
+        <w:spacing w:after="120"/>
+      </w:pPr>
+      <w:r>
+        <w:rPr>
+          <w:b w:val="0"/>
+          <w:sz w:val="21"/>
+        </w:rPr>
+        <w:t>manda a la gente a un árbol que no es el que tiene delante. Se saca en el momento de preparar la</w:t>
+      </w:r>
+    </w:p>
+    <w:p>
+      <w:pPr>
+        <w:spacing w:after="120"/>
+      </w:pPr>
+      <w:r>
+        <w:rPr>
+          <w:b w:val="0"/>
+          <w:sz w:val="21"/>
+        </w:rPr>
+        <w:t>carga:</w:t>
+      </w:r>
+    </w:p>
+    <w:p>
+      <w:pPr>
+        <w:spacing w:after="200"/>
+        <w:ind w:left="288"/>
+        <w:shd w:val="clear" w:fill="F4F4F4"/>
+      </w:pPr>
+      <w:r>
+        <w:rPr>
+          <w:rFonts w:ascii="Consolas" w:hAnsi="Consolas"/>
+          <w:sz w:val="18"/>
+        </w:rPr>
+        <w:t>git rev-parse --short HEAD</w:t>
+        <w:br/>
+        <w:t>git log -1 --format='%H  %ci  %s'</w:t>
+      </w:r>
+    </w:p>
+    <w:p>
+      <w:pPr>
+        <w:spacing w:after="120"/>
+      </w:pPr>
+      <w:r>
+        <w:rPr>
+          <w:b w:val="0"/>
+          <w:sz w:val="21"/>
+        </w:rPr>
+        <w:t>y el estado verificado de la suite —cifras, flash, comprobaciones— está en el acta más reciente de</w:t>
+      </w:r>
+    </w:p>
+    <w:p>
+      <w:pPr>
+        <w:spacing w:after="120"/>
+      </w:pPr>
+      <w:r>
+        <w:rPr>
+          <w:rFonts w:ascii="Consolas" w:hAnsi="Consolas"/>
+          <w:sz w:val="21"/>
+        </w:rPr>
+        <w:t>evidencia/</w:t>
+      </w:r>
+      <w:r>
+        <w:rPr>
+          <w:b w:val="0"/>
+          <w:sz w:val="21"/>
+        </w:rPr>
+        <w:t>, con su fecha y su hash dentro. **Las cifras se leen del acta; no se</w:t>
+      </w:r>
+    </w:p>
+    <w:p>
+      <w:pPr>
+        <w:spacing w:after="120"/>
+      </w:pPr>
+      <w:r>
+        <w:rPr>
+          <w:b w:val="0"/>
+          <w:sz w:val="21"/>
+        </w:rPr>
+        <w:t>copian aquí.**</w:t>
+      </w:r>
+    </w:p>
+    <w:p>
+      <w:pPr>
+        <w:spacing w:after="80"/>
+      </w:pPr>
+    </w:p>
+    <w:p>
+      <w:pPr>
+        <w:spacing w:before="280" w:after="120"/>
+      </w:pPr>
+      <w:r>
+        <w:rPr>
+          <w:b/>
+          <w:color w:val="003366"/>
+          <w:sz w:val="26"/>
+        </w:rPr>
+        <w:t>⚠️ Léase esto primero: qué es y qué NO es este encargo</w:t>
+      </w:r>
+    </w:p>
+    <w:p>
+      <w:pPr>
+        <w:spacing w:after="120"/>
+      </w:pPr>
+      <w:r>
+        <w:rPr>
+          <w:b/>
+          <w:sz w:val="21"/>
+        </w:rPr>
+        <w:t>Esto NO es una entrega.</w:t>
+      </w:r>
+      <w:r>
+        <w:rPr>
+          <w:b w:val="0"/>
+          <w:sz w:val="21"/>
+        </w:rPr>
+        <w:t xml:space="preserve"> No instale nada de aquí en un cruce abierto al tráfico. Lo que corre en</w:t>
+      </w:r>
+    </w:p>
+    <w:p>
+      <w:pPr>
+        <w:spacing w:after="120"/>
+      </w:pPr>
+      <w:r>
+        <w:rPr>
+          <w:b w:val="0"/>
+          <w:sz w:val="21"/>
+        </w:rPr>
+        <w:t xml:space="preserve">campo es la </w:t>
+      </w:r>
+      <w:r>
+        <w:rPr>
+          <w:b/>
+          <w:sz w:val="21"/>
+        </w:rPr>
+        <w:t>V8.4</w:t>
+      </w:r>
+      <w:r>
+        <w:rPr>
+          <w:b w:val="0"/>
+          <w:sz w:val="21"/>
+        </w:rPr>
+        <w:t>, y sigue corriendo hasta que alguien diga lo contrario con esta sesión hecha y</w:t>
+      </w:r>
+    </w:p>
+    <w:p>
+      <w:pPr>
+        <w:spacing w:after="120"/>
+      </w:pPr>
+      <w:r>
+        <w:rPr>
+          <w:b w:val="0"/>
+          <w:sz w:val="21"/>
+        </w:rPr>
+        <w:t>revisada.</w:t>
+      </w:r>
+    </w:p>
+    <w:p>
+      <w:pPr>
+        <w:spacing w:after="120"/>
+      </w:pPr>
+      <w:r>
+        <w:rPr>
+          <w:b w:val="0"/>
+          <w:sz w:val="21"/>
+        </w:rPr>
+        <w:t xml:space="preserve">Todo lo que hay en este paquete está validado </w:t>
+      </w:r>
+      <w:r>
+        <w:rPr>
+          <w:b/>
+          <w:sz w:val="21"/>
+        </w:rPr>
+        <w:t>sólo en simulador y en arneses de PC</w:t>
+      </w:r>
+      <w:r>
+        <w:rPr>
+          <w:b w:val="0"/>
+          <w:sz w:val="21"/>
+        </w:rPr>
+        <w:t>. La suite del</w:t>
+      </w:r>
+    </w:p>
+    <w:p>
+      <w:pPr>
+        <w:spacing w:after="120"/>
+      </w:pPr>
+      <w:r>
+        <w:rPr>
+          <w:b w:val="0"/>
+          <w:sz w:val="21"/>
+        </w:rPr>
+        <w:t>repositorio sale en verde, y precisamente por eso hay que decir qué significa ese verde:</w:t>
+      </w:r>
+    </w:p>
+    <w:p>
+      <w:pPr>
+        <w:spacing w:after="160"/>
+        <w:ind w:left="360"/>
+        <w:shd w:val="clear" w:fill="FFF4E5"/>
+      </w:pPr>
+      <w:r>
+        <w:rPr>
+          <w:b w:val="0"/>
+          <w:color w:val="960000"/>
+          <w:sz w:val="20"/>
+        </w:rPr>
+        <w:t xml:space="preserve">Significa que </w:t>
+      </w:r>
+      <w:r>
+        <w:rPr>
+          <w:b/>
+          <w:color w:val="960000"/>
+          <w:sz w:val="20"/>
+        </w:rPr>
+        <w:t>los modelos y los arneses de PC no encuentran nada</w:t>
+      </w:r>
+      <w:r>
+        <w:rPr>
+          <w:b w:val="0"/>
+          <w:color w:val="960000"/>
+          <w:sz w:val="20"/>
+        </w:rPr>
+        <w:t xml:space="preserve">. </w:t>
+      </w:r>
+      <w:r>
+        <w:rPr>
+          <w:b/>
+          <w:color w:val="960000"/>
+          <w:sz w:val="20"/>
+        </w:rPr>
+        <w:t>No significa que el firmware funcione sobre la tarjeta.</w:t>
+      </w:r>
+    </w:p>
+    <w:p>
+      <w:pPr>
+        <w:spacing w:after="120"/>
+      </w:pPr>
+      <w:r>
+        <w:rPr>
+          <w:b w:val="0"/>
+          <w:sz w:val="21"/>
+        </w:rPr>
+        <w:t>Y la prueba está delante: **con esa suite en verde hay una regresión abierta (N-42) en la que el</w:t>
+      </w:r>
+    </w:p>
+    <w:p>
+      <w:pPr>
+        <w:spacing w:after="120"/>
+      </w:pPr>
+      <w:r>
+        <w:rPr>
+          <w:b w:val="0"/>
+          <w:sz w:val="21"/>
+        </w:rPr>
+        <w:t>Modo Automático no mueve las luces sobre hardware real.** Ningún simulador la ve. Por eso existe</w:t>
+      </w:r>
+    </w:p>
+    <w:p>
+      <w:pPr>
+        <w:spacing w:after="120"/>
+      </w:pPr>
+      <w:r>
+        <w:rPr>
+          <w:b w:val="0"/>
+          <w:sz w:val="21"/>
+        </w:rPr>
+        <w:t>esta sesión.</w:t>
+      </w:r>
+    </w:p>
+    <w:p>
+      <w:pPr>
+        <w:spacing w:after="120"/>
+      </w:pPr>
+      <w:r>
+        <w:rPr>
+          <w:b/>
+          <w:sz w:val="21"/>
+        </w:rPr>
+        <w:t>El producto de esta sesión son MEDIDAS, no un visto bueno.</w:t>
+      </w:r>
+      <w:r>
+        <w:rPr>
+          <w:b w:val="0"/>
+          <w:sz w:val="21"/>
+        </w:rPr>
+        <w:t xml:space="preserve"> Si algo no se puede medir, se anota</w:t>
+      </w:r>
+    </w:p>
+    <w:p>
+      <w:pPr>
+        <w:spacing w:after="120"/>
+      </w:pPr>
+      <w:r>
+        <w:rPr>
+          <w:b w:val="0"/>
+          <w:sz w:val="21"/>
+        </w:rPr>
+        <w:t xml:space="preserve">como *no medido* — </w:t>
+      </w:r>
+      <w:r>
+        <w:rPr>
+          <w:b/>
+          <w:sz w:val="21"/>
+        </w:rPr>
+        <w:t>nunca como correcto</w:t>
+      </w:r>
+      <w:r>
+        <w:rPr>
+          <w:b w:val="0"/>
+          <w:sz w:val="21"/>
+        </w:rPr>
+        <w:t>. Un hueco declarado vale; un hueco callado, no.</w:t>
+      </w:r>
+    </w:p>
+    <w:p>
+      <w:pPr>
+        <w:spacing w:after="160"/>
+        <w:ind w:left="360"/>
+        <w:shd w:val="clear" w:fill="FFF4E5"/>
+      </w:pPr>
+      <w:r>
+        <w:rPr>
+          <w:b w:val="0"/>
+          <w:color w:val="960000"/>
+          <w:sz w:val="20"/>
+        </w:rPr>
+        <w:t xml:space="preserve">✅ </w:t>
+      </w:r>
+      <w:r>
+        <w:rPr>
+          <w:b/>
+          <w:color w:val="960000"/>
+          <w:sz w:val="20"/>
+        </w:rPr>
+        <w:t>Y esto se cumplió, que es lo mejor que trae el informe del 3-4/09.</w:t>
+      </w:r>
+      <w:r>
+        <w:rPr>
+          <w:b w:val="0"/>
+          <w:color w:val="960000"/>
+          <w:sz w:val="20"/>
+        </w:rPr>
+        <w:t xml:space="preserve"> Los cinco pasos que no se pudieron hacer están escritos como *bloqueado* y *abortado*, con su motivo, y no como *correcto*. El informe dice con todas las letras que </w:t>
+      </w:r>
+      <w:r>
+        <w:rPr>
+          <w:b/>
+          <w:color w:val="960000"/>
+          <w:sz w:val="20"/>
+        </w:rPr>
+        <w:t>el sistema no puede considerarse listo para campo</w:t>
+      </w:r>
+      <w:r>
+        <w:rPr>
+          <w:b w:val="0"/>
+          <w:color w:val="960000"/>
+          <w:sz w:val="20"/>
+        </w:rPr>
+        <w:t xml:space="preserve">, y deja </w:t>
+      </w:r>
+      <w:r>
+        <w:rPr>
+          <w:b/>
+          <w:color w:val="960000"/>
+          <w:sz w:val="20"/>
+        </w:rPr>
+        <w:t>la causa del sobrecalentamiento abierta</w:t>
+      </w:r>
+      <w:r>
+        <w:rPr>
+          <w:b w:val="0"/>
+          <w:color w:val="960000"/>
+          <w:sz w:val="20"/>
+        </w:rPr>
+        <w:t xml:space="preserve"> en vez de nombrar un culpable cómodo. 🔴 </w:t>
+      </w:r>
+      <w:r>
+        <w:rPr>
+          <w:b/>
+          <w:color w:val="960000"/>
+          <w:sz w:val="20"/>
+        </w:rPr>
+        <w:t>Todo lo de arriba sigue vigente palabra por palabra: la sesión NO fue un visto bueno.</w:t>
+      </w:r>
+      <w:r>
+        <w:rPr>
+          <w:b w:val="0"/>
+          <w:color w:val="960000"/>
+          <w:sz w:val="20"/>
+        </w:rPr>
+        <w:t xml:space="preserve"> Y no hace falta cerrar la cuenta de arriba para decirlo — ~~«con 24 de 29 pasos hechos»~~ </w:t>
+      </w:r>
+      <w:r>
+        <w:rPr>
+          <w:b/>
+          <w:color w:val="960000"/>
+          <w:sz w:val="20"/>
+        </w:rPr>
+        <w:t>es justamente el número que este encargo se niega a publicar</w:t>
+      </w:r>
+      <w:r>
+        <w:rPr>
+          <w:b w:val="0"/>
+          <w:color w:val="960000"/>
+          <w:sz w:val="20"/>
+        </w:rPr>
+        <w:t xml:space="preserve">: con o sin él, </w:t>
+      </w:r>
+      <w:r>
+        <w:rPr>
+          <w:b/>
+          <w:color w:val="960000"/>
+          <w:sz w:val="20"/>
+        </w:rPr>
+        <w:t>la vía principal de operación del equipo no se verificó ni una vez</w:t>
+      </w:r>
+      <w:r>
+        <w:rPr>
+          <w:b w:val="0"/>
+          <w:color w:val="960000"/>
+          <w:sz w:val="20"/>
+        </w:rPr>
+        <w:t xml:space="preserve">, y </w:t>
+      </w:r>
+      <w:r>
+        <w:rPr>
+          <w:b/>
+          <w:color w:val="960000"/>
+          <w:sz w:val="20"/>
+        </w:rPr>
+        <w:t>N-42 sigue sin confirmar ni descartar</w:t>
+      </w:r>
+      <w:r>
+        <w:rPr>
+          <w:b w:val="0"/>
+          <w:color w:val="960000"/>
+          <w:sz w:val="20"/>
+        </w:rPr>
+        <w:t>. Nada de esto sube a un cruce.</w:t>
+      </w:r>
+    </w:p>
+    <w:p>
+      <w:pPr>
+        <w:spacing w:after="80"/>
+      </w:pPr>
+    </w:p>
+    <w:p>
+      <w:pPr>
+        <w:spacing w:before="280" w:after="120"/>
+      </w:pPr>
+      <w:r>
+        <w:rPr>
+          <w:b/>
+          <w:color w:val="003366"/>
+          <w:sz w:val="26"/>
+        </w:rPr>
+        <w:t>📄 Los dos documentos que se llevan, y qué hace cada uno</w:t>
+      </w:r>
+    </w:p>
+    <w:p>
+      <w:pPr>
+        <w:spacing w:after="120"/>
+      </w:pPr>
+      <w:r>
+        <w:rPr>
+          <w:b w:val="0"/>
+          <w:sz w:val="21"/>
+        </w:rPr>
+        <w:t xml:space="preserve">Este encargo </w:t>
+      </w:r>
+      <w:r>
+        <w:rPr>
+          <w:b/>
+          <w:sz w:val="21"/>
+        </w:rPr>
+        <w:t>no repite</w:t>
+      </w:r>
+      <w:r>
+        <w:rPr>
+          <w:b w:val="0"/>
+          <w:sz w:val="21"/>
+        </w:rPr>
+        <w:t xml:space="preserve"> ni el cableado ni las pruebas. Dice el </w:t>
+      </w:r>
+      <w:r>
+        <w:rPr>
+          <w:b/>
+          <w:sz w:val="21"/>
+        </w:rPr>
+        <w:t>orden</w:t>
+      </w:r>
+      <w:r>
+        <w:rPr>
+          <w:b w:val="0"/>
+          <w:sz w:val="21"/>
+        </w:rPr>
+        <w:t xml:space="preserve"> y **de qué depende cada</w:t>
+      </w:r>
+    </w:p>
+    <w:p>
+      <w:pPr>
+        <w:spacing w:after="120"/>
+      </w:pPr>
+      <w:r>
+        <w:rPr>
+          <w:b w:val="0"/>
+          <w:sz w:val="21"/>
+        </w:rPr>
+        <w:t>cosa**. Lo que se ejecuta está en otros dos ficheros, y hay que llevar los dos:</w:t>
+      </w:r>
+    </w:p>
+    <w:tbl>
+      <w:tblPr>
+        <w:tblStyle w:val="TableGrid"/>
+        <w:tblW w:type="auto" w:w="0"/>
+        <w:tblLook w:firstColumn="1" w:firstRow="1" w:lastColumn="0" w:lastRow="0" w:noHBand="0" w:noVBand="1" w:val="04A0"/>
+      </w:tblPr>
+      <w:tblGrid>
+        <w:gridCol w:w="3120"/>
+        <w:gridCol w:w="3120"/>
+        <w:gridCol w:w="3120"/>
+      </w:tblGrid>
+      <w:tr>
+        <w:tc>
+          <w:tcPr>
+            <w:tcW w:type="dxa" w:w="3120"/>
+            <w:shd w:val="clear" w:fill="DCE6F1"/>
+          </w:tcPr>
+          <w:p>
+            <w:r/>
             <w:r>
               <w:rPr>
                 <w:b/>
                 <w:sz w:val="19"/>
               </w:rPr>
-              <w:t>No son los 25 s de arriba: son cosas distintas y no se confunden</w:t>
+              <w:t>Documento</w:t>
+            </w:r>
+          </w:p>
+        </w:tc>
+        <w:tc>
+          <w:tcPr>
+            <w:tcW w:type="dxa" w:w="3120"/>
+            <w:shd w:val="clear" w:fill="DCE6F1"/>
+          </w:tcPr>
+          <w:p>
+            <w:r/>
+            <w:r>
+              <w:rPr>
+                <w:b/>
+                <w:sz w:val="19"/>
+              </w:rPr>
+              <w:t>Qué es</w:t>
+            </w:r>
+          </w:p>
+        </w:tc>
+        <w:tc>
+          <w:tcPr>
+            <w:tcW w:type="dxa" w:w="3120"/>
+            <w:shd w:val="clear" w:fill="DCE6F1"/>
+          </w:tcPr>
+          <w:p>
+            <w:r/>
+            <w:r>
+              <w:rPr>
+                <w:b/>
+                <w:sz w:val="19"/>
+              </w:rPr>
+              <w:t>Cómo se usa</w:t>
             </w:r>
           </w:p>
         </w:tc>
@@ -1532,38 +2818,10 @@
             <w:r/>
             <w:r>
               <w:rPr>
-                <w:b/>
-                <w:sz w:val="19"/>
-              </w:rPr>
-              <w:t>El ESP32 de expansión tiene firmware nuevo</w:t>
-            </w:r>
-            <w:r>
-              <w:rPr>
-                <w:b w:val="0"/>
-                <w:sz w:val="19"/>
-              </w:rPr>
-              <w:t xml:space="preserve">, va en </w:t>
-            </w:r>
-            <w:r>
-              <w:rPr>
                 <w:rFonts w:ascii="Consolas" w:hAnsi="Consolas"/>
                 <w:sz w:val="19"/>
               </w:rPr>
-              <w:t>J17</w:t>
-            </w:r>
-            <w:r>
-              <w:rPr>
-                <w:b w:val="0"/>
-                <w:sz w:val="19"/>
-              </w:rPr>
-              <w:t xml:space="preserve">, con Bluetooth SPP y reloj </w:t>
-            </w:r>
-            <w:r>
-              <w:rPr>
-                <w:rFonts w:ascii="Consolas" w:hAnsi="Consolas"/>
-                <w:sz w:val="19"/>
-              </w:rPr>
-              <w:t>DS3231</w:t>
+              <w:t>Guia_Cableado_y_Pruebas_Banco.html</w:t>
             </w:r>
           </w:p>
         </w:tc>
@@ -1575,10 +2833,31 @@
             <w:r/>
             <w:r>
               <w:rPr>
+                <w:b/>
+                <w:sz w:val="19"/>
+              </w:rPr>
+              <w:t>29 pasos</w:t>
+            </w:r>
+            <w:r>
+              <w:rPr>
+                <w:b w:val="0"/>
+                <w:sz w:val="19"/>
+              </w:rPr>
+              <w:t xml:space="preserve"> en formato </w:t>
+            </w:r>
+            <w:r>
+              <w:rPr>
                 <w:rFonts w:ascii="Consolas" w:hAnsi="Consolas"/>
                 <w:sz w:val="19"/>
               </w:rPr>
-              <w:t>01_Firmware/ESP32_Expansion/</w:t>
+              <w:t>HAZ / COMPRUEBA / TIENES QUE VER / ANOTA</w:t>
+            </w:r>
+            <w:r>
+              <w:rPr>
+                <w:b w:val="0"/>
+                <w:sz w:val="19"/>
+              </w:rPr>
+              <w:t>. Todo lo que es conectar, medir con multímetro y cargar firmware</w:t>
             </w:r>
           </w:p>
         </w:tc>
@@ -1590,9 +2869,1220 @@
             <w:r/>
             <w:r>
               <w:rPr>
+                <w:b w:val="0"/>
+                <w:sz w:val="19"/>
+              </w:rPr>
+              <w:t xml:space="preserve">Se abre en el navegador o se </w:t>
+            </w:r>
+            <w:r>
+              <w:rPr>
                 <w:b/>
                 <w:sz w:val="19"/>
               </w:rPr>
+              <w:t>imprime y se rellena a bolígrafo</w:t>
+            </w:r>
+            <w:r>
+              <w:rPr>
+                <w:b w:val="0"/>
+                <w:sz w:val="19"/>
+              </w:rPr>
+              <w:t>. Guarda lo escrito en el propio navegador</w:t>
+            </w:r>
+          </w:p>
+        </w:tc>
+      </w:tr>
+      <w:tr>
+        <w:tc>
+          <w:tcPr>
+            <w:tcW w:type="dxa" w:w="3120"/>
+          </w:tcPr>
+          <w:p>
+            <w:r/>
+            <w:r>
+              <w:rPr>
+                <w:rFonts w:ascii="Consolas" w:hAnsi="Consolas"/>
+                <w:sz w:val="19"/>
+              </w:rPr>
+              <w:t>3_Protocolo_Pruebas_Rigurosas.md</w:t>
+            </w:r>
+          </w:p>
+        </w:tc>
+        <w:tc>
+          <w:tcPr>
+            <w:tcW w:type="dxa" w:w="3120"/>
+          </w:tcPr>
+          <w:p>
+            <w:r/>
+            <w:r>
+              <w:rPr>
+                <w:b/>
+                <w:sz w:val="19"/>
+              </w:rPr>
+              <w:t>52 pruebas ejecutables</w:t>
+            </w:r>
+            <w:r>
+              <w:rPr>
+                <w:b w:val="0"/>
+                <w:sz w:val="19"/>
+              </w:rPr>
+              <w:t xml:space="preserve"> de comportamiento, y </w:t>
+            </w:r>
+            <w:r>
+              <w:rPr>
+                <w:b/>
+                <w:sz w:val="19"/>
+              </w:rPr>
+              <w:t>34 marcadas como no ejecutables hoy</w:t>
+            </w:r>
+            <w:r>
+              <w:rPr>
+                <w:b w:val="0"/>
+                <w:sz w:val="19"/>
+              </w:rPr>
+              <w:t xml:space="preserve"> con el motivo escrito. Es el acta que se firma</w:t>
+            </w:r>
+          </w:p>
+        </w:tc>
+        <w:tc>
+          <w:tcPr>
+            <w:tcW w:type="dxa" w:w="3120"/>
+          </w:tcPr>
+          <w:p>
+            <w:r/>
+            <w:r>
+              <w:rPr>
+                <w:b w:val="0"/>
+                <w:sz w:val="19"/>
+              </w:rPr>
+              <w:t xml:space="preserve">Se ejecuta </w:t>
+            </w:r>
+            <w:r>
+              <w:rPr>
+                <w:b/>
+                <w:sz w:val="19"/>
+              </w:rPr>
+              <w:t>después</w:t>
+            </w:r>
+            <w:r>
+              <w:rPr>
+                <w:b w:val="0"/>
+                <w:sz w:val="19"/>
+              </w:rPr>
+              <w:t xml:space="preserve"> de la Guía, y sus secciones se enganchan a los tramos de la Guía según la tabla de abajo</w:t>
+            </w:r>
+          </w:p>
+        </w:tc>
+      </w:tr>
+    </w:tbl>
+    <w:p>
+      <w:pPr>
+        <w:spacing w:after="120"/>
+      </w:pPr>
+    </w:p>
+    <w:p>
+      <w:pPr>
+        <w:spacing w:after="160"/>
+        <w:ind w:left="360"/>
+        <w:shd w:val="clear" w:fill="FFF4E5"/>
+      </w:pPr>
+      <w:r>
+        <w:rPr>
+          <w:b w:val="0"/>
+          <w:color w:val="960000"/>
+          <w:sz w:val="20"/>
+        </w:rPr>
+        <w:t xml:space="preserve">🔴 </w:t>
+      </w:r>
+      <w:r>
+        <w:rPr>
+          <w:b/>
+          <w:color w:val="960000"/>
+          <w:sz w:val="20"/>
+        </w:rPr>
+        <w:t>Las pruebas del Protocolo que hoy no se pueden ejecutar NO tienen casilla de firma.</w:t>
+      </w:r>
+      <w:r>
+        <w:rPr>
+          <w:b w:val="0"/>
+          <w:color w:val="960000"/>
+          <w:sz w:val="20"/>
+        </w:rPr>
+        <w:t xml:space="preserve"> Es deliberado: una prueba que no se puede ejecutar y sigue siendo una casilla firmable </w:t>
+      </w:r>
+      <w:r>
+        <w:rPr>
+          <w:b/>
+          <w:color w:val="960000"/>
+          <w:sz w:val="20"/>
+        </w:rPr>
+        <w:t>es peor que una que falta</w:t>
+      </w:r>
+      <w:r>
+        <w:rPr>
+          <w:b w:val="0"/>
+          <w:color w:val="960000"/>
+          <w:sz w:val="20"/>
+        </w:rPr>
+        <w:t xml:space="preserve"> — la que falta no miente. Si alguien encuentra una casilla sin poder ejecutarla, eso es un defecto del documento y hay que reportarlo.</w:t>
+      </w:r>
+    </w:p>
+    <w:p>
+      <w:pPr>
+        <w:spacing w:after="80"/>
+      </w:pPr>
+    </w:p>
+    <w:p>
+      <w:pPr>
+        <w:spacing w:before="280" w:after="120"/>
+      </w:pPr>
+      <w:r>
+        <w:rPr>
+          <w:b/>
+          <w:color w:val="003366"/>
+          <w:sz w:val="26"/>
+        </w:rPr>
+        <w:t>🔴 Lo que cambió desde el encargo anterior (05/08), y por qué aquél ya no sirve</w:t>
+      </w:r>
+    </w:p>
+    <w:p>
+      <w:pPr>
+        <w:spacing w:after="120"/>
+      </w:pPr>
+      <w:r>
+        <w:rPr>
+          <w:b w:val="0"/>
+          <w:sz w:val="21"/>
+        </w:rPr>
+        <w:t xml:space="preserve">El encargo del 5 de agosto citaba </w:t>
+      </w:r>
+      <w:r>
+        <w:rPr>
+          <w:b/>
+          <w:sz w:val="21"/>
+        </w:rPr>
+        <w:t>otra rama y otro `HEAD`</w:t>
+      </w:r>
+      <w:r>
+        <w:rPr>
+          <w:b w:val="0"/>
+          <w:sz w:val="21"/>
+        </w:rPr>
+        <w:t>, y sus apartados 3, 5 y 6 se ejecutaban</w:t>
+      </w:r>
+    </w:p>
+    <w:p>
+      <w:pPr>
+        <w:spacing w:after="120"/>
+      </w:pPr>
+      <w:r>
+        <w:rPr>
+          <w:b/>
+          <w:sz w:val="21"/>
+        </w:rPr>
+        <w:t>enteros por la pantalla LCD y la botonera</w:t>
+      </w:r>
+      <w:r>
+        <w:rPr>
+          <w:b w:val="0"/>
+          <w:sz w:val="21"/>
+        </w:rPr>
+        <w:t xml:space="preserve">: </w:t>
+      </w:r>
+      <w:r>
+        <w:rPr>
+          <w:rFonts w:ascii="Consolas" w:hAnsi="Consolas"/>
+          <w:sz w:val="21"/>
+        </w:rPr>
+        <w:t>CONFIGURACION → AJUSTAR HORA</w:t>
+      </w:r>
+      <w:r>
+        <w:rPr>
+          <w:b w:val="0"/>
+          <w:sz w:val="21"/>
+        </w:rPr>
+        <w:t xml:space="preserve">, </w:t>
+      </w:r>
+      <w:r>
+        <w:rPr>
+          <w:rFonts w:ascii="Consolas" w:hAnsi="Consolas"/>
+          <w:sz w:val="21"/>
+        </w:rPr>
+        <w:t>CONSULTA RELOJ</w:t>
+      </w:r>
+      <w:r>
+        <w:rPr>
+          <w:b w:val="0"/>
+          <w:sz w:val="21"/>
+        </w:rPr>
+        <w:t>,</w:t>
+      </w:r>
+    </w:p>
+    <w:p>
+      <w:pPr>
+        <w:spacing w:after="120"/>
+      </w:pPr>
+      <w:r>
+        <w:rPr>
+          <w:rFonts w:ascii="Consolas" w:hAnsi="Consolas"/>
+          <w:sz w:val="21"/>
+        </w:rPr>
+        <w:t>MODO DEGRADADO → Botón 3</w:t>
+      </w:r>
+      <w:r>
+        <w:rPr>
+          <w:b w:val="0"/>
+          <w:sz w:val="21"/>
+        </w:rPr>
+        <w:t xml:space="preserve">. </w:t>
+      </w:r>
+      <w:r>
+        <w:rPr>
+          <w:b/>
+          <w:sz w:val="21"/>
+        </w:rPr>
+        <w:t>Nada de eso se puede hacer hoy.</w:t>
+      </w:r>
+    </w:p>
+    <w:tbl>
+      <w:tblPr>
+        <w:tblStyle w:val="TableGrid"/>
+        <w:tblW w:type="auto" w:w="0"/>
+        <w:tblLook w:firstColumn="1" w:firstRow="1" w:lastColumn="0" w:lastRow="0" w:noHBand="0" w:noVBand="1" w:val="04A0"/>
+      </w:tblPr>
+      <w:tblGrid>
+        <w:gridCol w:w="3120"/>
+        <w:gridCol w:w="3120"/>
+        <w:gridCol w:w="3120"/>
+      </w:tblGrid>
+      <w:tr>
+        <w:tc>
+          <w:tcPr>
+            <w:tcW w:type="dxa" w:w="3120"/>
+            <w:shd w:val="clear" w:fill="DCE6F1"/>
+          </w:tcPr>
+          <w:p>
+            <w:r/>
+            <w:r>
+              <w:rPr>
+                <w:b/>
+                <w:sz w:val="19"/>
+              </w:rPr>
+              <w:t>Qué cambió</w:t>
+            </w:r>
+          </w:p>
+        </w:tc>
+        <w:tc>
+          <w:tcPr>
+            <w:tcW w:type="dxa" w:w="3120"/>
+            <w:shd w:val="clear" w:fill="DCE6F1"/>
+          </w:tcPr>
+          <w:p>
+            <w:r/>
+            <w:r>
+              <w:rPr>
+                <w:b/>
+                <w:sz w:val="19"/>
+              </w:rPr>
+              <w:t>Medido en</w:t>
+            </w:r>
+          </w:p>
+        </w:tc>
+        <w:tc>
+          <w:tcPr>
+            <w:tcW w:type="dxa" w:w="3120"/>
+            <w:shd w:val="clear" w:fill="DCE6F1"/>
+          </w:tcPr>
+          <w:p>
+            <w:r/>
+            <w:r>
+              <w:rPr>
+                <w:b/>
+                <w:sz w:val="19"/>
+              </w:rPr>
+              <w:t>Qué significa para la sesión</w:t>
+            </w:r>
+          </w:p>
+        </w:tc>
+      </w:tr>
+      <w:tr>
+        <w:tc>
+          <w:tcPr>
+            <w:tcW w:type="dxa" w:w="3120"/>
+          </w:tcPr>
+          <w:p>
+            <w:r/>
+            <w:r>
+              <w:rPr>
+                <w:b/>
+                <w:sz w:val="19"/>
+              </w:rPr>
+              <w:t>`botonAceptar()` y `botonCancelar()` devuelven `false` siempre.</w:t>
+            </w:r>
+            <w:r>
+              <w:rPr>
+                <w:b w:val="0"/>
+                <w:sz w:val="19"/>
+              </w:rPr>
+              <w:t xml:space="preserve"> Los pulsadores 3 y 4 dejaron de existir: sus pines pasan a ser entradas de cámara</w:t>
+            </w:r>
+          </w:p>
+        </w:tc>
+        <w:tc>
+          <w:tcPr>
+            <w:tcW w:type="dxa" w:w="3120"/>
+          </w:tcPr>
+          <w:p>
+            <w:r/>
+            <w:r>
+              <w:rPr>
+                <w:rFonts w:ascii="Consolas" w:hAnsi="Consolas"/>
+                <w:sz w:val="19"/>
+              </w:rPr>
+              <w:t>Maestro/src/botones.cpp:280-281</w:t>
+            </w:r>
+            <w:r>
+              <w:rPr>
+                <w:b w:val="0"/>
+                <w:sz w:val="19"/>
+              </w:rPr>
+              <w:t xml:space="preserve"> · </w:t>
+            </w:r>
+            <w:r>
+              <w:rPr>
+                <w:rFonts w:ascii="Consolas" w:hAnsi="Consolas"/>
+                <w:sz w:val="19"/>
+              </w:rPr>
+              <w:t>Esclavo/src/botones.cpp:294-295</w:t>
+            </w:r>
+          </w:p>
+        </w:tc>
+        <w:tc>
+          <w:tcPr>
+            <w:tcW w:type="dxa" w:w="3120"/>
+          </w:tcPr>
+          <w:p>
+            <w:r/>
+            <w:r>
+              <w:rPr>
+                <w:b/>
+                <w:sz w:val="19"/>
+              </w:rPr>
+              <w:t>No hay forma de aceptar ni cancelar nada, ni de abrir un menú.</w:t>
+            </w:r>
+            <w:r>
+              <w:rPr>
+                <w:b w:val="0"/>
+                <w:sz w:val="19"/>
+              </w:rPr>
+              <w:t xml:space="preserve"> Toda la operación pasa por comandos</w:t>
+            </w:r>
+          </w:p>
+        </w:tc>
+      </w:tr>
+      <w:tr>
+        <w:tc>
+          <w:tcPr>
+            <w:tcW w:type="dxa" w:w="3120"/>
+          </w:tcPr>
+          <w:p>
+            <w:r/>
+            <w:r>
+              <w:rPr>
+                <w:b/>
+                <w:sz w:val="19"/>
+              </w:rPr>
+              <w:t>La pantalla no se retira, pero deja de conducir sus pines.</w:t>
+            </w:r>
+            <w:r>
+              <w:rPr>
+                <w:b w:val="0"/>
+                <w:sz w:val="19"/>
+              </w:rPr>
+              <w:t xml:space="preserve"> </w:t>
+            </w:r>
+            <w:r>
+              <w:rPr>
+                <w:rFonts w:ascii="Consolas" w:hAnsi="Consolas"/>
+                <w:sz w:val="19"/>
+              </w:rPr>
+              <w:t>PB3</w:t>
+            </w:r>
+            <w:r>
+              <w:rPr>
+                <w:b w:val="0"/>
+                <w:sz w:val="19"/>
+              </w:rPr>
+              <w:t>/</w:t>
+            </w:r>
+            <w:r>
+              <w:rPr>
+                <w:rFonts w:ascii="Consolas" w:hAnsi="Consolas"/>
+                <w:sz w:val="19"/>
+              </w:rPr>
+              <w:t>PB4</w:t>
+            </w:r>
+            <w:r>
+              <w:rPr>
+                <w:b w:val="0"/>
+                <w:sz w:val="19"/>
+              </w:rPr>
+              <w:t>/</w:t>
+            </w:r>
+            <w:r>
+              <w:rPr>
+                <w:rFonts w:ascii="Consolas" w:hAnsi="Consolas"/>
+                <w:sz w:val="19"/>
+              </w:rPr>
+              <w:t>PB5</w:t>
+            </w:r>
+            <w:r>
+              <w:rPr>
+                <w:b w:val="0"/>
+                <w:sz w:val="19"/>
+              </w:rPr>
+              <w:t xml:space="preserve"> quedan en alta impedancia porque comparten </w:t>
+            </w:r>
+            <w:r>
+              <w:rPr>
+                <w:rFonts w:ascii="Consolas" w:hAnsi="Consolas"/>
+                <w:sz w:val="19"/>
+              </w:rPr>
+              <w:t>J17</w:t>
+            </w:r>
+            <w:r>
+              <w:rPr>
+                <w:b w:val="0"/>
+                <w:sz w:val="19"/>
+              </w:rPr>
+              <w:t xml:space="preserve"> con el ESP32</w:t>
+            </w:r>
+          </w:p>
+        </w:tc>
+        <w:tc>
+          <w:tcPr>
+            <w:tcW w:type="dxa" w:w="3120"/>
+          </w:tcPr>
+          <w:p>
+            <w:r/>
+            <w:r>
+              <w:rPr>
+                <w:rFonts w:ascii="Consolas" w:hAnsi="Consolas"/>
+                <w:sz w:val="19"/>
+              </w:rPr>
+              <w:t>Maestro/src/lcd.cpp:74-75</w:t>
+            </w:r>
+            <w:r>
+              <w:rPr>
+                <w:b w:val="0"/>
+                <w:sz w:val="19"/>
+              </w:rPr>
+              <w:t xml:space="preserve"> · </w:t>
+            </w:r>
+            <w:r>
+              <w:rPr>
+                <w:rFonts w:ascii="Consolas" w:hAnsi="Consolas"/>
+                <w:sz w:val="19"/>
+              </w:rPr>
+              <w:t>Esclavo/src/lcd.cpp:92-93</w:t>
+            </w:r>
+          </w:p>
+        </w:tc>
+        <w:tc>
+          <w:tcPr>
+            <w:tcW w:type="dxa" w:w="3120"/>
+          </w:tcPr>
+          <w:p>
+            <w:r/>
+            <w:r>
+              <w:rPr>
+                <w:b/>
+                <w:sz w:val="19"/>
+              </w:rPr>
+              <w:t>No hay imagen.</w:t>
+            </w:r>
+            <w:r>
+              <w:rPr>
+                <w:b w:val="0"/>
+                <w:sz w:val="19"/>
+              </w:rPr>
+              <w:t xml:space="preserve"> Nada de lo que se leía en pantalla se puede leer. </w:t>
+            </w:r>
+            <w:r>
+              <w:rPr>
+                <w:b/>
+                <w:sz w:val="19"/>
+              </w:rPr>
+              <w:t>No es una avería: no lleve una pantalla de repuesto</w:t>
+            </w:r>
+          </w:p>
+        </w:tc>
+      </w:tr>
+      <w:tr>
+        <w:tc>
+          <w:tcPr>
+            <w:tcW w:type="dxa" w:w="3120"/>
+          </w:tcPr>
+          <w:p>
+            <w:r/>
+            <w:r>
+              <w:rPr>
+                <w:b/>
+                <w:sz w:val="19"/>
+              </w:rPr>
+              <w:t>El mando de relés SE CONSERVA</w:t>
+            </w:r>
+            <w:r>
+              <w:rPr>
+                <w:b w:val="0"/>
+                <w:sz w:val="19"/>
+              </w:rPr>
+              <w:t xml:space="preserve">, en </w:t>
+            </w:r>
+            <w:r>
+              <w:rPr>
+                <w:rFonts w:ascii="Consolas" w:hAnsi="Consolas"/>
+                <w:sz w:val="19"/>
+              </w:rPr>
+              <w:t>A</w:t>
+            </w:r>
+            <w:r>
+              <w:rPr>
+                <w:b w:val="0"/>
+                <w:sz w:val="19"/>
+              </w:rPr>
+              <w:t xml:space="preserve"> = </w:t>
+            </w:r>
+            <w:r>
+              <w:rPr>
+                <w:rFonts w:ascii="Consolas" w:hAnsi="Consolas"/>
+                <w:sz w:val="19"/>
+              </w:rPr>
+              <w:t>PB9</w:t>
+            </w:r>
+            <w:r>
+              <w:rPr>
+                <w:b w:val="0"/>
+                <w:sz w:val="19"/>
+              </w:rPr>
+              <w:t xml:space="preserve"> = </w:t>
+            </w:r>
+            <w:r>
+              <w:rPr>
+                <w:rFonts w:ascii="Consolas" w:hAnsi="Consolas"/>
+                <w:sz w:val="19"/>
+              </w:rPr>
+              <w:t>J16</w:t>
+            </w:r>
+            <w:r>
+              <w:rPr>
+                <w:b w:val="0"/>
+                <w:sz w:val="19"/>
+              </w:rPr>
+              <w:t xml:space="preserve"> p5 y </w:t>
+            </w:r>
+            <w:r>
+              <w:rPr>
+                <w:rFonts w:ascii="Consolas" w:hAnsi="Consolas"/>
+                <w:sz w:val="19"/>
+              </w:rPr>
+              <w:t>B</w:t>
+            </w:r>
+            <w:r>
+              <w:rPr>
+                <w:b w:val="0"/>
+                <w:sz w:val="19"/>
+              </w:rPr>
+              <w:t xml:space="preserve"> = </w:t>
+            </w:r>
+            <w:r>
+              <w:rPr>
+                <w:rFonts w:ascii="Consolas" w:hAnsi="Consolas"/>
+                <w:sz w:val="19"/>
+              </w:rPr>
+              <w:t>PB13</w:t>
+            </w:r>
+            <w:r>
+              <w:rPr>
+                <w:b w:val="0"/>
+                <w:sz w:val="19"/>
+              </w:rPr>
+              <w:t xml:space="preserve"> = </w:t>
+            </w:r>
+            <w:r>
+              <w:rPr>
+                <w:rFonts w:ascii="Consolas" w:hAnsi="Consolas"/>
+                <w:sz w:val="19"/>
+              </w:rPr>
+              <w:t>J16</w:t>
+            </w:r>
+            <w:r>
+              <w:rPr>
+                <w:b w:val="0"/>
+                <w:sz w:val="19"/>
+              </w:rPr>
+              <w:t xml:space="preserve"> p8</w:t>
+            </w:r>
+          </w:p>
+        </w:tc>
+        <w:tc>
+          <w:tcPr>
+            <w:tcW w:type="dxa" w:w="3120"/>
+          </w:tcPr>
+          <w:p>
+            <w:r/>
+            <w:r>
+              <w:rPr>
+                <w:rFonts w:ascii="Consolas" w:hAnsi="Consolas"/>
+                <w:sz w:val="19"/>
+              </w:rPr>
+              <w:t>Maestro/src/mando.cpp:202-235</w:t>
+            </w:r>
+            <w:r>
+              <w:rPr>
+                <w:b w:val="0"/>
+                <w:sz w:val="19"/>
+              </w:rPr>
+              <w:t xml:space="preserve"> · </w:t>
+            </w:r>
+            <w:r>
+              <w:rPr>
+                <w:rFonts w:ascii="Consolas" w:hAnsi="Consolas"/>
+                <w:sz w:val="19"/>
+              </w:rPr>
+              <w:t>Esclavo/src/mando.cpp:218-250</w:t>
+            </w:r>
+          </w:p>
+        </w:tc>
+        <w:tc>
+          <w:tcPr>
+            <w:tcW w:type="dxa" w:w="3120"/>
+          </w:tcPr>
+          <w:p>
+            <w:r/>
+            <w:r>
+              <w:rPr>
+                <w:rFonts w:ascii="Consolas" w:hAnsi="Consolas"/>
+                <w:sz w:val="19"/>
+              </w:rPr>
+              <w:t>A·A·A</w:t>
+            </w:r>
+            <w:r>
+              <w:rPr>
+                <w:b w:val="0"/>
+                <w:sz w:val="19"/>
+              </w:rPr>
+              <w:t xml:space="preserve">, </w:t>
+            </w:r>
+            <w:r>
+              <w:rPr>
+                <w:rFonts w:ascii="Consolas" w:hAnsi="Consolas"/>
+                <w:sz w:val="19"/>
+              </w:rPr>
+              <w:t>B·B·B</w:t>
+            </w:r>
+            <w:r>
+              <w:rPr>
+                <w:b w:val="0"/>
+                <w:sz w:val="19"/>
+              </w:rPr>
+              <w:t xml:space="preserve"> y </w:t>
+            </w:r>
+            <w:r>
+              <w:rPr>
+                <w:rFonts w:ascii="Consolas" w:hAnsi="Consolas"/>
+                <w:sz w:val="19"/>
+              </w:rPr>
+              <w:t>A·B·A·B</w:t>
+            </w:r>
+            <w:r>
+              <w:rPr>
+                <w:b w:val="0"/>
+                <w:sz w:val="19"/>
+              </w:rPr>
+              <w:t xml:space="preserve"> siguen en el firmware. </w:t>
+            </w:r>
+            <w:r>
+              <w:rPr>
+                <w:b/>
+                <w:sz w:val="19"/>
+              </w:rPr>
+              <w:t>Pero el receptor de radio nunca se compró</w:t>
+            </w:r>
+            <w:r>
+              <w:rPr>
+                <w:b w:val="0"/>
+                <w:sz w:val="19"/>
+              </w:rPr>
+              <w:t xml:space="preserve">: ~~hoy sólo se pueden inyectar los pulsos con un cable~~ → 🔴 </w:t>
+            </w:r>
+            <w:r>
+              <w:rPr>
+                <w:b/>
+                <w:sz w:val="19"/>
+              </w:rPr>
+              <w:t>MEDIDO EL 3/09: con `617bd00` no se podían inyectar de ninguna forma.</w:t>
+            </w:r>
+            <w:r>
+              <w:rPr>
+                <w:b w:val="0"/>
+                <w:sz w:val="19"/>
+              </w:rPr>
+              <w:t xml:space="preserve"> El pin está en 0,6 V en reposo y aquel </w:t>
+            </w:r>
+            <w:r>
+              <w:rPr>
+                <w:rFonts w:ascii="Consolas" w:hAnsi="Consolas"/>
+                <w:sz w:val="19"/>
+              </w:rPr>
+              <w:t>botones.cpp</w:t>
+            </w:r>
+            <w:r>
+              <w:rPr>
+                <w:b w:val="0"/>
+                <w:sz w:val="19"/>
+              </w:rPr>
+              <w:t xml:space="preserve"> lo leía activo en BAJO: nunca había flanco (</w:t>
+            </w:r>
+            <w:r>
+              <w:rPr>
+                <w:b/>
+                <w:sz w:val="19"/>
+              </w:rPr>
+              <w:t>N-118</w:t>
+            </w:r>
+            <w:r>
+              <w:rPr>
+                <w:b w:val="0"/>
+                <w:sz w:val="19"/>
+              </w:rPr>
+              <w:t xml:space="preserve">). 🟢 </w:t>
+            </w:r>
+            <w:r>
+              <w:rPr>
+                <w:b/>
+                <w:sz w:val="19"/>
+              </w:rPr>
+              <w:t>Corregido en `346ea5f`</w:t>
+            </w:r>
+            <w:r>
+              <w:rPr>
+                <w:b w:val="0"/>
+                <w:sz w:val="19"/>
+              </w:rPr>
+              <w:t xml:space="preserve"> —</w:t>
+            </w:r>
+            <w:r>
+              <w:rPr>
+                <w:rFonts w:ascii="Consolas" w:hAnsi="Consolas"/>
+                <w:sz w:val="19"/>
+              </w:rPr>
+              <w:t>INPUT</w:t>
+            </w:r>
+            <w:r>
+              <w:rPr>
+                <w:b w:val="0"/>
+                <w:sz w:val="19"/>
+              </w:rPr>
+              <w:t xml:space="preserve"> pelado y </w:t>
+            </w:r>
+            <w:r>
+              <w:rPr>
+                <w:rFonts w:ascii="Consolas" w:hAnsi="Consolas"/>
+                <w:sz w:val="19"/>
+              </w:rPr>
+              <w:t>== HIGH</w:t>
+            </w:r>
+            <w:r>
+              <w:rPr>
+                <w:b w:val="0"/>
+                <w:sz w:val="19"/>
+              </w:rPr>
+              <w:t xml:space="preserve">, las dos puntas—, y el pulso se inyecta ahora </w:t>
+            </w:r>
+            <w:r>
+              <w:rPr>
+                <w:b/>
+                <w:sz w:val="19"/>
+              </w:rPr>
+              <w:t>contra los 3,3 V del pin contiguo</w:t>
+            </w:r>
+            <w:r>
+              <w:rPr>
+                <w:b w:val="0"/>
+                <w:sz w:val="19"/>
+              </w:rPr>
+              <w:t xml:space="preserve"> (</w:t>
+            </w:r>
+            <w:r>
+              <w:rPr>
+                <w:rFonts w:ascii="Consolas" w:hAnsi="Consolas"/>
+                <w:sz w:val="19"/>
+              </w:rPr>
+              <w:t>p5</w:t>
+            </w:r>
+            <w:r>
+              <w:rPr>
+                <w:b w:val="0"/>
+                <w:sz w:val="19"/>
+              </w:rPr>
+              <w:t>–</w:t>
+            </w:r>
+            <w:r>
+              <w:rPr>
+                <w:rFonts w:ascii="Consolas" w:hAnsi="Consolas"/>
+                <w:sz w:val="19"/>
+              </w:rPr>
+              <w:t>p4</w:t>
+            </w:r>
+            <w:r>
+              <w:rPr>
+                <w:b w:val="0"/>
+                <w:sz w:val="19"/>
+              </w:rPr>
+              <w:t xml:space="preserve">, </w:t>
+            </w:r>
+            <w:r>
+              <w:rPr>
+                <w:rFonts w:ascii="Consolas" w:hAnsi="Consolas"/>
+                <w:sz w:val="19"/>
+              </w:rPr>
+              <w:t>p8</w:t>
+            </w:r>
+            <w:r>
+              <w:rPr>
+                <w:b w:val="0"/>
+                <w:sz w:val="19"/>
+              </w:rPr>
+              <w:t>–</w:t>
+            </w:r>
+            <w:r>
+              <w:rPr>
+                <w:rFonts w:ascii="Consolas" w:hAnsi="Consolas"/>
+                <w:sz w:val="19"/>
+              </w:rPr>
+              <w:t>p7</w:t>
+            </w:r>
+            <w:r>
+              <w:rPr>
+                <w:b w:val="0"/>
+                <w:sz w:val="19"/>
+              </w:rPr>
+              <w:t xml:space="preserve">). 🔴 </w:t>
+            </w:r>
+            <w:r>
+              <w:rPr>
+                <w:b/>
+                <w:sz w:val="19"/>
+              </w:rPr>
+              <w:t>Sin ejercer en tarjeta: el mando existe en el código y todavía no se ha visto en la mano</w:t>
+            </w:r>
+          </w:p>
+        </w:tc>
+      </w:tr>
+      <w:tr>
+        <w:tc>
+          <w:tcPr>
+            <w:tcW w:type="dxa" w:w="3120"/>
+          </w:tcPr>
+          <w:p>
+            <w:r/>
+            <w:r>
+              <w:rPr>
+                <w:b/>
+                <w:sz w:val="19"/>
+              </w:rPr>
+              <w:t>El umbral de silencio son 25 s, no 12</w:t>
+            </w:r>
+          </w:p>
+        </w:tc>
+        <w:tc>
+          <w:tcPr>
+            <w:tcW w:type="dxa" w:w="3120"/>
+          </w:tcPr>
+          <w:p>
+            <w:r/>
+            <w:r>
+              <w:rPr>
+                <w:rFonts w:ascii="Consolas" w:hAnsi="Consolas"/>
+                <w:sz w:val="19"/>
+              </w:rPr>
+              <w:t>SFTY6_SILENCIO_MS = 25000UL</w:t>
+            </w:r>
+            <w:r>
+              <w:rPr>
+                <w:b w:val="0"/>
+                <w:sz w:val="19"/>
+              </w:rPr>
+              <w:t xml:space="preserve"> — </w:t>
+            </w:r>
+            <w:r>
+              <w:rPr>
+                <w:rFonts w:ascii="Consolas" w:hAnsi="Consolas"/>
+                <w:sz w:val="19"/>
+              </w:rPr>
+              <w:t>Maestro/include/protocolo.h:149</w:t>
+            </w:r>
+            <w:r>
+              <w:rPr>
+                <w:b w:val="0"/>
+                <w:sz w:val="19"/>
+              </w:rPr>
+              <w:t xml:space="preserve"> y </w:t>
+            </w:r>
+            <w:r>
+              <w:rPr>
+                <w:rFonts w:ascii="Consolas" w:hAnsi="Consolas"/>
+                <w:sz w:val="19"/>
+              </w:rPr>
+              <w:t>Esclavo/include/protocolo.h:149</w:t>
+            </w:r>
+          </w:p>
+        </w:tc>
+        <w:tc>
+          <w:tcPr>
+            <w:tcW w:type="dxa" w:w="3120"/>
+          </w:tcPr>
+          <w:p>
+            <w:r/>
+            <w:r>
+              <w:rPr>
+                <w:b w:val="0"/>
+                <w:sz w:val="19"/>
+              </w:rPr>
+              <w:t xml:space="preserve">Al cortar la radio se cronometran </w:t>
+            </w:r>
+            <w:r>
+              <w:rPr>
+                <w:b/>
+                <w:sz w:val="19"/>
+              </w:rPr>
+              <w:t>~25 s</w:t>
+            </w:r>
+            <w:r>
+              <w:rPr>
+                <w:b w:val="0"/>
+                <w:sz w:val="19"/>
+              </w:rPr>
+              <w:t xml:space="preserve">. Si sale alrededor de 12, </w:t>
+            </w:r>
+            <w:r>
+              <w:rPr>
+                <w:b/>
+                <w:sz w:val="19"/>
+              </w:rPr>
+              <w:t>el firmware cargado no es el nuevo</w:t>
+            </w:r>
+            <w:r>
+              <w:rPr>
+                <w:b w:val="0"/>
+                <w:sz w:val="19"/>
+              </w:rPr>
+              <w:t xml:space="preserve">. ✅ </w:t>
+            </w:r>
+            <w:r>
+              <w:rPr>
+                <w:b/>
+                <w:sz w:val="19"/>
+              </w:rPr>
+              <w:t>Medido: ~20 s en tres cortes</w:t>
+            </w:r>
+            <w:r>
+              <w:rPr>
+                <w:b w:val="0"/>
+                <w:sz w:val="19"/>
+              </w:rPr>
+              <w:t xml:space="preserve"> — es el firmware nuevo, y la diferencia va en la dirección segura, pero </w:t>
+            </w:r>
+            <w:r>
+              <w:rPr>
+                <w:b/>
+                <w:sz w:val="19"/>
+              </w:rPr>
+              <w:t>no está explicada</w:t>
+            </w:r>
+            <w:r>
+              <w:rPr>
+                <w:b w:val="0"/>
+                <w:sz w:val="19"/>
+              </w:rPr>
+              <w:t>: se vuelve a cronometrar con reloj</w:t>
+            </w:r>
+          </w:p>
+        </w:tc>
+      </w:tr>
+      <w:tr>
+        <w:tc>
+          <w:tcPr>
+            <w:tcW w:type="dxa" w:w="3120"/>
+          </w:tcPr>
+          <w:p>
+            <w:r/>
+            <w:r>
+              <w:rPr>
+                <w:b/>
+                <w:sz w:val="19"/>
+              </w:rPr>
+              <w:t>`VENTANA_TRIPLE_MS = 12000` sigue siendo 12 s, y es correcto</w:t>
+            </w:r>
+          </w:p>
+        </w:tc>
+        <w:tc>
+          <w:tcPr>
+            <w:tcW w:type="dxa" w:w="3120"/>
+          </w:tcPr>
+          <w:p>
+            <w:r/>
+            <w:r>
+              <w:rPr>
+                <w:rFonts w:ascii="Consolas" w:hAnsi="Consolas"/>
+                <w:sz w:val="19"/>
+              </w:rPr>
+              <w:t>Maestro/src/mando.cpp:38</w:t>
+            </w:r>
+            <w:r>
+              <w:rPr>
+                <w:b w:val="0"/>
+                <w:sz w:val="19"/>
+              </w:rPr>
+              <w:t xml:space="preserve"> · </w:t>
+            </w:r>
+            <w:r>
+              <w:rPr>
+                <w:rFonts w:ascii="Consolas" w:hAnsi="Consolas"/>
+                <w:sz w:val="19"/>
+              </w:rPr>
+              <w:t>Esclavo/src/mando.cpp:42</w:t>
+            </w:r>
+          </w:p>
+        </w:tc>
+        <w:tc>
+          <w:tcPr>
+            <w:tcW w:type="dxa" w:w="3120"/>
+          </w:tcPr>
+          <w:p>
+            <w:r/>
+            <w:r>
+              <w:rPr>
+                <w:b w:val="0"/>
+                <w:sz w:val="19"/>
+              </w:rPr>
+              <w:t xml:space="preserve">Es la ventana para encadenar </w:t>
+            </w:r>
+            <w:r>
+              <w:rPr>
+                <w:rFonts w:ascii="Consolas" w:hAnsi="Consolas"/>
+                <w:sz w:val="19"/>
+              </w:rPr>
+              <w:t>A·A·A</w:t>
+            </w:r>
+            <w:r>
+              <w:rPr>
+                <w:b w:val="0"/>
+                <w:sz w:val="19"/>
+              </w:rPr>
+              <w:t xml:space="preserve"> o </w:t>
+            </w:r>
+            <w:r>
+              <w:rPr>
+                <w:rFonts w:ascii="Consolas" w:hAnsi="Consolas"/>
+                <w:sz w:val="19"/>
+              </w:rPr>
+              <w:t>B·B·B</w:t>
+            </w:r>
+            <w:r>
+              <w:rPr>
+                <w:b w:val="0"/>
+                <w:sz w:val="19"/>
+              </w:rPr>
+              <w:t xml:space="preserve">. </w:t>
+            </w:r>
+            <w:r>
+              <w:rPr>
+                <w:b/>
+                <w:sz w:val="19"/>
+              </w:rPr>
+              <w:t>No son los 25 s de arriba: son cosas distintas y no se confunden</w:t>
+            </w:r>
+          </w:p>
+        </w:tc>
+      </w:tr>
+      <w:tr>
+        <w:tc>
+          <w:tcPr>
+            <w:tcW w:type="dxa" w:w="3120"/>
+          </w:tcPr>
+          <w:p>
+            <w:r/>
+            <w:r>
+              <w:rPr>
+                <w:b/>
+                <w:sz w:val="19"/>
+              </w:rPr>
+              <w:t>El ESP32 de expansión tiene firmware nuevo</w:t>
+            </w:r>
+            <w:r>
+              <w:rPr>
+                <w:b w:val="0"/>
+                <w:sz w:val="19"/>
+              </w:rPr>
+              <w:t xml:space="preserve">, va en </w:t>
+            </w:r>
+            <w:r>
+              <w:rPr>
+                <w:rFonts w:ascii="Consolas" w:hAnsi="Consolas"/>
+                <w:sz w:val="19"/>
+              </w:rPr>
+              <w:t>J17</w:t>
+            </w:r>
+            <w:r>
+              <w:rPr>
+                <w:b w:val="0"/>
+                <w:sz w:val="19"/>
+              </w:rPr>
+              <w:t xml:space="preserve">, con Bluetooth SPP y reloj </w:t>
+            </w:r>
+            <w:r>
+              <w:rPr>
+                <w:rFonts w:ascii="Consolas" w:hAnsi="Consolas"/>
+                <w:sz w:val="19"/>
+              </w:rPr>
+              <w:t>DS3231</w:t>
+            </w:r>
+          </w:p>
+        </w:tc>
+        <w:tc>
+          <w:tcPr>
+            <w:tcW w:type="dxa" w:w="3120"/>
+          </w:tcPr>
+          <w:p>
+            <w:r/>
+            <w:r>
+              <w:rPr>
+                <w:rFonts w:ascii="Consolas" w:hAnsi="Consolas"/>
+                <w:sz w:val="19"/>
+              </w:rPr>
+              <w:t>01_Firmware/ESP32_Expansion/</w:t>
+            </w:r>
+          </w:p>
+        </w:tc>
+        <w:tc>
+          <w:tcPr>
+            <w:tcW w:type="dxa" w:w="3120"/>
+          </w:tcPr>
+          <w:p>
+            <w:r/>
+            <w:r>
+              <w:rPr>
+                <w:b w:val="0"/>
+                <w:sz w:val="19"/>
+              </w:rPr>
+              <w:t>~~</w:t>
+            </w:r>
+            <w:r>
+              <w:rPr>
+                <w:b/>
+                <w:sz w:val="19"/>
+              </w:rPr>
               <w:t>La placa que lo lleva NO EXISTE</w:t>
             </w:r>
             <w:r>
@@ -1600,7 +4090,63 @@
                 <w:b w:val="0"/>
                 <w:sz w:val="19"/>
               </w:rPr>
-              <w:t>, ni su fuente está pedida. Ver el bloque de compras</w:t>
+              <w:t xml:space="preserve">, ni su fuente está pedida~~ → ✅ </w:t>
+            </w:r>
+            <w:r>
+              <w:rPr>
+                <w:b/>
+                <w:sz w:val="19"/>
+              </w:rPr>
+              <w:t>construida y montada el 4/09</w:t>
+            </w:r>
+            <w:r>
+              <w:rPr>
+                <w:b w:val="0"/>
+                <w:sz w:val="19"/>
+              </w:rPr>
+              <w:t xml:space="preserve"> (paso 22), con su fuente y su </w:t>
+            </w:r>
+            <w:r>
+              <w:rPr>
+                <w:rFonts w:ascii="Consolas" w:hAnsi="Consolas"/>
+                <w:sz w:val="19"/>
+              </w:rPr>
+              <w:t>DS3231</w:t>
+            </w:r>
+            <w:r>
+              <w:rPr>
+                <w:b w:val="0"/>
+                <w:sz w:val="19"/>
+              </w:rPr>
+              <w:t xml:space="preserve">. </w:t>
+            </w:r>
+            <w:r>
+              <w:rPr>
+                <w:b/>
+                <w:sz w:val="19"/>
+              </w:rPr>
+              <w:t>Módulo confirmado `ESP32-WROOM-32` clásico</w:t>
+            </w:r>
+            <w:r>
+              <w:rPr>
+                <w:b w:val="0"/>
+                <w:sz w:val="19"/>
+              </w:rPr>
+              <w:t xml:space="preserve"> — BR/EDR, el perfil que el SPP necesita. 🔴 </w:t>
+            </w:r>
+            <w:r>
+              <w:rPr>
+                <w:b/>
+                <w:sz w:val="19"/>
+              </w:rPr>
+              <w:t>Lo que faltó fue el enlace</w:t>
+            </w:r>
+            <w:r>
+              <w:rPr>
+                <w:b w:val="0"/>
+                <w:sz w:val="19"/>
+              </w:rPr>
+              <w:t>, no el hardware</w:t>
             </w:r>
           </w:p>
         </w:tc>
@@ -1930,7 +4476,7 @@
                 <w:b/>
                 <w:sz w:val="19"/>
               </w:rPr>
-              <w:t>Por qué en ese sitio</w:t>
+              <w:t>Cómo salió el 3-4/09</w:t>
             </w:r>
           </w:p>
         </w:tc>
@@ -2020,49 +4566,49 @@
                 <w:b w:val="0"/>
                 <w:sz w:val="19"/>
               </w:rPr>
-              <w:t xml:space="preserve">La carga va </w:t>
+              <w:t xml:space="preserve">✅ </w:t>
             </w:r>
             <w:r>
               <w:rPr>
                 <w:b/>
                 <w:sz w:val="19"/>
               </w:rPr>
-              <w:t>antes</w:t>
+              <w:t>HECHO.</w:t>
             </w:r>
             <w:r>
               <w:rPr>
                 <w:b w:val="0"/>
                 <w:sz w:val="19"/>
               </w:rPr>
-              <w:t xml:space="preserve"> de enchufar nada en </w:t>
+              <w:t xml:space="preserve"> Las dos tarjetas cargaron por SWD </w:t>
+            </w:r>
+            <w:r>
+              <w:rPr>
+                <w:b/>
+                <w:sz w:val="19"/>
+              </w:rPr>
+              <w:t>al primer intento y sin `BOOT0`</w:t>
+            </w:r>
+            <w:r>
+              <w:rPr>
+                <w:b w:val="0"/>
+                <w:sz w:val="19"/>
+              </w:rPr>
+              <w:t xml:space="preserve">. </w:t>
             </w:r>
             <w:r>
               <w:rPr>
                 <w:rFonts w:ascii="Consolas" w:hAnsi="Consolas"/>
                 <w:sz w:val="19"/>
               </w:rPr>
-              <w:t>J16</w:t>
+              <w:t>p1</w:t>
             </w:r>
             <w:r>
               <w:rPr>
                 <w:b w:val="0"/>
                 <w:sz w:val="19"/>
               </w:rPr>
-              <w:t xml:space="preserve">. Con el firmware viejo dentro, </w:t>
-            </w:r>
-            <w:r>
-              <w:rPr>
-                <w:rFonts w:ascii="Consolas" w:hAnsi="Consolas"/>
-                <w:sz w:val="19"/>
-              </w:rPr>
-              <w:t>J16</w:t>
-            </w:r>
-            <w:r>
-              <w:rPr>
-                <w:b w:val="0"/>
-                <w:sz w:val="19"/>
-              </w:rPr>
-              <w:t xml:space="preserve"> p10 sigue siendo *Aceptar* en un equipo que está en la calle</w:t>
+              <w:t xml:space="preserve"> tapado retirando el pin del conector volante</w:t>
             </w:r>
           </w:p>
         </w:tc>
@@ -2142,17 +4688,52 @@
             <w:r/>
             <w:r>
               <w:rPr>
+                <w:b w:val="0"/>
+                <w:sz w:val="19"/>
+              </w:rPr>
+              <w:t xml:space="preserve">🔴 </w:t>
+            </w:r>
+            <w:r>
+              <w:rPr>
                 <w:b/>
                 <w:sz w:val="19"/>
               </w:rPr>
-              <w:t>Es la regresión abierta y es lo primero.</w:t>
+              <w:t>NO SE PUDO EJERCER.</w:t>
             </w:r>
             <w:r>
               <w:rPr>
                 <w:b w:val="0"/>
                 <w:sz w:val="19"/>
               </w:rPr>
-              <w:t xml:space="preserve"> Mientras siga, nada de lo demás se puede dar por bueno</w:t>
+              <w:t xml:space="preserve"> El equipo arranca y enlaza —rojo fijo con radio, ámbar sin ella— pero </w:t>
+            </w:r>
+            <w:r>
+              <w:rPr>
+                <w:b/>
+                <w:sz w:val="19"/>
+              </w:rPr>
+              <w:t>se queda esperando selección de modo</w:t>
+            </w:r>
+            <w:r>
+              <w:rPr>
+                <w:b w:val="0"/>
+                <w:sz w:val="19"/>
+              </w:rPr>
+              <w:t xml:space="preserve">, y el modo no se seleccionó. </w:t>
+            </w:r>
+            <w:r>
+              <w:rPr>
+                <w:b/>
+                <w:sz w:val="19"/>
+              </w:rPr>
+              <w:t>N-42 ni confirmada ni descartada.</w:t>
+            </w:r>
+            <w:r>
+              <w:rPr>
+                <w:b w:val="0"/>
+                <w:sz w:val="19"/>
+              </w:rPr>
+              <w:t xml:space="preserve"> Sigue siendo lo primero</w:t>
             </w:r>
           </w:p>
         </w:tc>
@@ -2206,7 +4787,7 @@
                 <w:b/>
                 <w:sz w:val="19"/>
               </w:rPr>
-              <w:t>Guía, paso 14</w:t>
+              <w:t>Guía, paso 20</w:t>
             </w:r>
           </w:p>
         </w:tc>
@@ -2218,17 +4799,38 @@
             <w:r/>
             <w:r>
               <w:rPr>
+                <w:b w:val="0"/>
+                <w:sz w:val="19"/>
+              </w:rPr>
+              <w:t xml:space="preserve">✅ </w:t>
+            </w:r>
+            <w:r>
+              <w:rPr>
                 <w:b/>
                 <w:sz w:val="19"/>
               </w:rPr>
-              <w:t>Decide si los bloques 4 y 5 existen.</w:t>
+              <w:t>HECHA, y decidió los dos bloques como estaba previsto.</w:t>
             </w:r>
             <w:r>
               <w:rPr>
                 <w:b w:val="0"/>
                 <w:sz w:val="19"/>
               </w:rPr>
-              <w:t xml:space="preserve"> Va pronto a propósito: si sale mal, hay media sesión que replantear y conviene saberlo el primer día, no el último</w:t>
+              <w:t xml:space="preserve"> Cámara ✅ · </w:t>
+            </w:r>
+            <w:r>
+              <w:rPr>
+                <w:b/>
+                <w:sz w:val="19"/>
+              </w:rPr>
+              <w:t>mando `A`/`B` ❌ (N-118)</w:t>
+            </w:r>
+            <w:r>
+              <w:rPr>
+                <w:b w:val="0"/>
+                <w:sz w:val="19"/>
+              </w:rPr>
+              <w:t>. Ver la cabecera</w:t>
             </w:r>
           </w:p>
         </w:tc>
@@ -2297,21 +4899,49 @@
                 <w:b w:val="0"/>
                 <w:sz w:val="19"/>
               </w:rPr>
-              <w:t xml:space="preserve">Requisito del Modo Degradado: sin reloj en hora y sincronizado, el modo no entra. </w:t>
+              <w:t xml:space="preserve">🔴 </w:t>
             </w:r>
             <w:r>
               <w:rPr>
                 <w:b/>
                 <w:sz w:val="19"/>
               </w:rPr>
-              <w:t>Y va después del bloque 1</w:t>
+              <w:t>BLOQUEADO</w:t>
             </w:r>
             <w:r>
               <w:rPr>
                 <w:b w:val="0"/>
                 <w:sz w:val="19"/>
               </w:rPr>
-              <w:t xml:space="preserve"> porque una carga nueva borra el binario que se estuviera bisecando</w:t>
+              <w:t xml:space="preserve"> (paso 27): la única vía de consultar o poner la hora es </w:t>
+            </w:r>
+            <w:r>
+              <w:rPr>
+                <w:rFonts w:ascii="Consolas" w:hAnsi="Consolas"/>
+                <w:sz w:val="19"/>
+              </w:rPr>
+              <w:t>SET_RTC</w:t>
+            </w:r>
+            <w:r>
+              <w:rPr>
+                <w:b w:val="0"/>
+                <w:sz w:val="19"/>
+              </w:rPr>
+              <w:t xml:space="preserve"> </w:t>
+            </w:r>
+            <w:r>
+              <w:rPr>
+                <w:b/>
+                <w:sz w:val="19"/>
+              </w:rPr>
+              <w:t>por Bluetooth</w:t>
+            </w:r>
+            <w:r>
+              <w:rPr>
+                <w:b w:val="0"/>
+                <w:sz w:val="19"/>
+              </w:rPr>
+              <w:t>, y el enlace no subió</w:t>
             </w:r>
           </w:p>
         </w:tc>
@@ -2373,7 +5003,35 @@
                 <w:b w:val="0"/>
                 <w:sz w:val="19"/>
               </w:rPr>
-              <w:t>Depende del bloque 2</w:t>
+              <w:t xml:space="preserve">🛑 </w:t>
+            </w:r>
+            <w:r>
+              <w:rPr>
+                <w:b/>
+                <w:sz w:val="19"/>
+              </w:rPr>
+              <w:t>ABORTADO POR SEGURIDAD</w:t>
+            </w:r>
+            <w:r>
+              <w:rPr>
+                <w:b w:val="0"/>
+                <w:sz w:val="19"/>
+              </w:rPr>
+              <w:t xml:space="preserve"> (paso 29). El puente no produjo ningún cambio </w:t>
+            </w:r>
+            <w:r>
+              <w:rPr>
+                <w:b/>
+                <w:sz w:val="19"/>
+              </w:rPr>
+              <w:t>y el STM32 del Maestro se calentó</w:t>
+            </w:r>
+            <w:r>
+              <w:rPr>
+                <w:b w:val="0"/>
+                <w:sz w:val="19"/>
+              </w:rPr>
+              <w:t>. Ver N-116</w:t>
             </w:r>
           </w:p>
         </w:tc>
@@ -2442,7 +5100,21 @@
                 <w:b w:val="0"/>
                 <w:sz w:val="19"/>
               </w:rPr>
-              <w:t>Depende de los bloques 3 y 4. Es lo más largo y lo más delicado</w:t>
+              <w:t xml:space="preserve">⛔ </w:t>
+            </w:r>
+            <w:r>
+              <w:rPr>
+                <w:b/>
+                <w:sz w:val="19"/>
+              </w:rPr>
+              <w:t>NO EJECUTADO:</w:t>
+            </w:r>
+            <w:r>
+              <w:rPr>
+                <w:b w:val="0"/>
+                <w:sz w:val="19"/>
+              </w:rPr>
+              <w:t xml:space="preserve"> depende de los bloques 3 y 4, y los dos cayeron</w:t>
             </w:r>
           </w:p>
         </w:tc>
@@ -2489,7 +5161,7 @@
                 <w:b/>
                 <w:sz w:val="19"/>
               </w:rPr>
-              <w:t>Guía, pasos 9 a 15</w:t>
+              <w:t>Guía, pasos 15 a 21</w:t>
             </w:r>
             <w:r>
               <w:rPr>
@@ -2518,7 +5190,63 @@
                 <w:b w:val="0"/>
                 <w:sz w:val="19"/>
               </w:rPr>
-              <w:t>Independiente. Si un bloque anterior se atasca, éste se puede adelantar</w:t>
+              <w:t xml:space="preserve">🟡 </w:t>
+            </w:r>
+            <w:r>
+              <w:rPr>
+                <w:b/>
+                <w:sz w:val="19"/>
+              </w:rPr>
+              <w:t>A MEDIAS, y fue lo mejor de la sesión.</w:t>
+            </w:r>
+            <w:r>
+              <w:rPr>
+                <w:b w:val="0"/>
+                <w:sz w:val="19"/>
+              </w:rPr>
+              <w:t xml:space="preserve"> Talanquera ✅ (sube en ámbar, baja al volver la radio) · </w:t>
+            </w:r>
+            <w:r>
+              <w:rPr>
+                <w:rFonts w:ascii="Consolas" w:hAnsi="Consolas"/>
+                <w:sz w:val="19"/>
+              </w:rPr>
+              <w:t>J14</w:t>
+            </w:r>
+            <w:r>
+              <w:rPr>
+                <w:b w:val="0"/>
+                <w:sz w:val="19"/>
+              </w:rPr>
+              <w:t xml:space="preserve"> ✅ · </w:t>
+            </w:r>
+            <w:r>
+              <w:rPr>
+                <w:rFonts w:ascii="Consolas" w:hAnsi="Consolas"/>
+                <w:sz w:val="19"/>
+              </w:rPr>
+              <w:t>J16</w:t>
+            </w:r>
+            <w:r>
+              <w:rPr>
+                <w:b w:val="0"/>
+                <w:sz w:val="19"/>
+              </w:rPr>
+              <w:t xml:space="preserve"> cableada ✅ · </w:t>
+            </w:r>
+            <w:r>
+              <w:rPr>
+                <w:b/>
+                <w:sz w:val="19"/>
+              </w:rPr>
+              <w:t>la reacción del semáforo, no</w:t>
+            </w:r>
+            <w:r>
+              <w:rPr>
+                <w:b w:val="0"/>
+                <w:sz w:val="19"/>
+              </w:rPr>
+              <w:t>: mismo bloqueo del bloque 1</w:t>
             </w:r>
           </w:p>
         </w:tc>
@@ -2587,7 +5315,21 @@
                 <w:b w:val="0"/>
                 <w:sz w:val="19"/>
               </w:rPr>
-              <w:t>Se puede hacer en paralelo con cualquier otro, con el terminal abierto</w:t>
+              <w:t xml:space="preserve">⛔ </w:t>
+            </w:r>
+            <w:r>
+              <w:rPr>
+                <w:b/>
+                <w:sz w:val="19"/>
+              </w:rPr>
+              <w:t>NO EJECUTADO:</w:t>
+            </w:r>
+            <w:r>
+              <w:rPr>
+                <w:b w:val="0"/>
+                <w:sz w:val="19"/>
+              </w:rPr>
+              <w:t xml:space="preserve"> se hace por la app, y la app no conectó</w:t>
             </w:r>
           </w:p>
         </w:tc>
@@ -2600,6 +5342,237 @@
     </w:p>
     <w:p>
       <w:pPr>
+        <w:spacing w:after="160"/>
+        <w:ind w:left="360"/>
+        <w:shd w:val="clear" w:fill="FFF4E5"/>
+      </w:pPr>
+      <w:r>
+        <w:rPr>
+          <w:b/>
+          <w:color w:val="960000"/>
+          <w:sz w:val="20"/>
+        </w:rPr>
+        <w:t>Lo que este orden acertó, y conviene no perderlo para la próxima:</w:t>
+      </w:r>
+      <w:r>
+        <w:rPr>
+          <w:b w:val="0"/>
+          <w:color w:val="960000"/>
+          <w:sz w:val="20"/>
+        </w:rPr>
+        <w:t xml:space="preserve"> el bloque 2 se puso pronto *«porque si sale mal hay media sesión que replantear»*. </w:t>
+      </w:r>
+      <w:r>
+        <w:rPr>
+          <w:b/>
+          <w:color w:val="960000"/>
+          <w:sz w:val="20"/>
+        </w:rPr>
+        <w:t>Salió mal</w:t>
+      </w:r>
+      <w:r>
+        <w:rPr>
+          <w:b w:val="0"/>
+          <w:color w:val="960000"/>
+          <w:sz w:val="20"/>
+        </w:rPr>
+        <w:t xml:space="preserve">, y se supo el primer día — con el resultado delante, el paso 21 se cableó igual y el paso 29 se abordó sabiendo qué esperar. </w:t>
+      </w:r>
+      <w:r>
+        <w:rPr>
+          <w:b/>
+          <w:color w:val="960000"/>
+          <w:sz w:val="20"/>
+        </w:rPr>
+        <w:t>Lo que este orden NO previó:</w:t>
+      </w:r>
+      <w:r>
+        <w:rPr>
+          <w:b w:val="0"/>
+          <w:color w:val="960000"/>
+          <w:sz w:val="20"/>
+        </w:rPr>
+        <w:t xml:space="preserve"> que el bloque 1 no fallara, sino que </w:t>
+      </w:r>
+      <w:r>
+        <w:rPr>
+          <w:b/>
+          <w:color w:val="960000"/>
+          <w:sz w:val="20"/>
+        </w:rPr>
+        <w:t>no se pudiera ni intentar</w:t>
+      </w:r>
+      <w:r>
+        <w:rPr>
+          <w:b w:val="0"/>
+          <w:color w:val="960000"/>
+          <w:sz w:val="20"/>
+        </w:rPr>
+        <w:t xml:space="preserve">. Cuatro bloques cayeron detrás del enlace Bluetooth, </w:t>
+      </w:r>
+      <w:r>
+        <w:rPr>
+          <w:b/>
+          <w:color w:val="960000"/>
+          <w:sz w:val="20"/>
+        </w:rPr>
+        <w:t>no detrás de un defecto</w:t>
+      </w:r>
+      <w:r>
+        <w:rPr>
+          <w:b w:val="0"/>
+          <w:color w:val="960000"/>
+          <w:sz w:val="20"/>
+        </w:rPr>
+        <w:t xml:space="preserve">. 🔴 </w:t>
+      </w:r>
+      <w:r>
+        <w:rPr>
+          <w:b/>
+          <w:color w:val="960000"/>
+          <w:sz w:val="20"/>
+        </w:rPr>
+        <w:t>Y aquí hay una pregunta abierta que este documento no puede cerrar, y no se tapa.</w:t>
+      </w:r>
+      <w:r>
+        <w:rPr>
+          <w:b w:val="0"/>
+          <w:color w:val="960000"/>
+          <w:sz w:val="20"/>
+        </w:rPr>
+        <w:t xml:space="preserve"> El informe describe el bloqueo como *«el modo sólo se puede seleccionar desde la app»*. </w:t>
+      </w:r>
+      <w:r>
+        <w:rPr>
+          <w:b/>
+          <w:color w:val="960000"/>
+          <w:sz w:val="20"/>
+        </w:rPr>
+        <w:t>Pero el apartado 1 de este mismo encargo dice cómo arrancar el ciclo por el terminal USB-TTL</w:t>
+      </w:r>
+      <w:r>
+        <w:rPr>
+          <w:b w:val="0"/>
+          <w:color w:val="960000"/>
+          <w:sz w:val="20"/>
+        </w:rPr>
+        <w:t xml:space="preserve"> —</w:t>
+      </w:r>
+      <w:r>
+        <w:rPr>
+          <w:rFonts w:ascii="Consolas" w:hAnsi="Consolas"/>
+          <w:color w:val="960000"/>
+          <w:sz w:val="20"/>
+        </w:rPr>
+        <w:t>CMD:PIN:1234:SET_TIEMPOS:1,1,15</w:t>
+      </w:r>
+      <w:r>
+        <w:rPr>
+          <w:b w:val="0"/>
+          <w:color w:val="960000"/>
+          <w:sz w:val="20"/>
+        </w:rPr>
+        <w:t xml:space="preserve"> y </w:t>
+      </w:r>
+      <w:r>
+        <w:rPr>
+          <w:rFonts w:ascii="Consolas" w:hAnsi="Consolas"/>
+          <w:color w:val="960000"/>
+          <w:sz w:val="20"/>
+        </w:rPr>
+        <w:t>CMD:PIN:1234:SET_MODO:AUTO</w:t>
+      </w:r>
+      <w:r>
+        <w:rPr>
+          <w:b w:val="0"/>
+          <w:color w:val="960000"/>
+          <w:sz w:val="20"/>
+        </w:rPr>
+        <w:t xml:space="preserve">, contra </w:t>
+      </w:r>
+      <w:r>
+        <w:rPr>
+          <w:rFonts w:ascii="Consolas" w:hAnsi="Consolas"/>
+          <w:color w:val="960000"/>
+          <w:sz w:val="20"/>
+        </w:rPr>
+        <w:t>J17</w:t>
+      </w:r>
+      <w:r>
+        <w:rPr>
+          <w:b w:val="0"/>
+          <w:color w:val="960000"/>
+          <w:sz w:val="20"/>
+        </w:rPr>
+        <w:t xml:space="preserve"> a 9600—, y el ESP32 no es más que un puente hacia ese mismo puerto. </w:t>
+      </w:r>
+      <w:r>
+        <w:rPr>
+          <w:b/>
+          <w:color w:val="960000"/>
+          <w:sz w:val="20"/>
+        </w:rPr>
+        <w:t>Las dos cosas no pueden ser ciertas a la vez.</w:t>
+      </w:r>
+      <w:r>
+        <w:rPr>
+          <w:b w:val="0"/>
+          <w:color w:val="960000"/>
+          <w:sz w:val="20"/>
+        </w:rPr>
+        <w:t xml:space="preserve"> O el USB-TTL no se llegó a usar para operar, o esos comandos no hacen hoy lo que este encargo dice. </w:t>
+      </w:r>
+      <w:r>
+        <w:rPr>
+          <w:b/>
+          <w:color w:val="960000"/>
+          <w:sz w:val="20"/>
+        </w:rPr>
+        <w:t>No está medido cuál de las dos</w:t>
+      </w:r>
+      <w:r>
+        <w:rPr>
+          <w:b w:val="0"/>
+          <w:color w:val="960000"/>
+          <w:sz w:val="20"/>
+        </w:rPr>
+        <w:t xml:space="preserve">, y decide si N-42 se puede ejercer </w:t>
+      </w:r>
+      <w:r>
+        <w:rPr>
+          <w:b/>
+          <w:color w:val="960000"/>
+          <w:sz w:val="20"/>
+        </w:rPr>
+        <w:t>sin esperar al Bluetooth</w:t>
+      </w:r>
+      <w:r>
+        <w:rPr>
+          <w:b w:val="0"/>
+          <w:color w:val="960000"/>
+          <w:sz w:val="20"/>
+        </w:rPr>
+        <w:t xml:space="preserve">. Se comprueba en diez minutos con un adaptador y la tarjeta sana, y va </w:t>
+      </w:r>
+      <w:r>
+        <w:rPr>
+          <w:b/>
+          <w:color w:val="960000"/>
+          <w:sz w:val="20"/>
+        </w:rPr>
+        <w:t>antes</w:t>
+      </w:r>
+      <w:r>
+        <w:rPr>
+          <w:b w:val="0"/>
+          <w:color w:val="960000"/>
+          <w:sz w:val="20"/>
+        </w:rPr>
+        <w:t xml:space="preserve"> de montar otra sesión entera.</w:t>
+      </w:r>
+    </w:p>
+    <w:p>
+      <w:pPr>
         <w:spacing w:after="80"/>
       </w:pPr>
     </w:p>
@@ -2614,6 +5587,133 @@
           <w:sz w:val="26"/>
         </w:rPr>
         <w:t>1 · El bloque que manda: que el ciclo mueva las luces (N-42)</w:t>
+      </w:r>
+    </w:p>
+    <w:p>
+      <w:pPr>
+        <w:spacing w:after="160"/>
+        <w:ind w:left="360"/>
+        <w:shd w:val="clear" w:fill="FFF4E5"/>
+      </w:pPr>
+      <w:r>
+        <w:rPr>
+          <w:b w:val="0"/>
+          <w:color w:val="960000"/>
+          <w:sz w:val="20"/>
+        </w:rPr>
+        <w:t xml:space="preserve">🔴 </w:t>
+      </w:r>
+      <w:r>
+        <w:rPr>
+          <w:b/>
+          <w:color w:val="960000"/>
+          <w:sz w:val="20"/>
+        </w:rPr>
+        <w:t>NO SE PUDO EJERCER el 3-4/09, y por eso este apartado sigue entero y sigue siendo el primero.</w:t>
+      </w:r>
+      <w:r>
+        <w:rPr>
+          <w:b w:val="0"/>
+          <w:color w:val="960000"/>
+          <w:sz w:val="20"/>
+        </w:rPr>
+        <w:t xml:space="preserve"> El equipo arranca, las dos puntas se comunican y el ámbar por pérdida de radio funciona — pero </w:t>
+      </w:r>
+      <w:r>
+        <w:rPr>
+          <w:b/>
+          <w:color w:val="960000"/>
+          <w:sz w:val="20"/>
+        </w:rPr>
+        <w:t>nunca apareció una luz verde</w:t>
+      </w:r>
+      <w:r>
+        <w:rPr>
+          <w:b w:val="0"/>
+          <w:color w:val="960000"/>
+          <w:sz w:val="20"/>
+        </w:rPr>
+        <w:t xml:space="preserve">, porque el equipo se queda esperando selección de modo. </w:t>
+      </w:r>
+      <w:r>
+        <w:rPr>
+          <w:b/>
+          <w:color w:val="960000"/>
+          <w:sz w:val="20"/>
+        </w:rPr>
+        <w:t>Eso no confirma N-42 ni la descarta</w:t>
+      </w:r>
+      <w:r>
+        <w:rPr>
+          <w:b w:val="0"/>
+          <w:color w:val="960000"/>
+          <w:sz w:val="20"/>
+        </w:rPr>
+        <w:t xml:space="preserve">: es un </w:t>
+      </w:r>
+      <w:r>
+        <w:rPr>
+          <w:rFonts w:ascii="Consolas" w:hAnsi="Consolas"/>
+          <w:color w:val="960000"/>
+          <w:sz w:val="20"/>
+        </w:rPr>
+        <w:t>ABORTADO</w:t>
+      </w:r>
+      <w:r>
+        <w:rPr>
+          <w:b w:val="0"/>
+          <w:color w:val="960000"/>
+          <w:sz w:val="20"/>
+        </w:rPr>
+        <w:t xml:space="preserve">, y un </w:t>
+      </w:r>
+      <w:r>
+        <w:rPr>
+          <w:rFonts w:ascii="Consolas" w:hAnsi="Consolas"/>
+          <w:color w:val="960000"/>
+          <w:sz w:val="20"/>
+        </w:rPr>
+        <w:t>ABORTADO</w:t>
+      </w:r>
+      <w:r>
+        <w:rPr>
+          <w:b w:val="0"/>
+          <w:color w:val="960000"/>
+          <w:sz w:val="20"/>
+        </w:rPr>
+        <w:t xml:space="preserve"> no dice nada del firmware. ⚠️ </w:t>
+      </w:r>
+      <w:r>
+        <w:rPr>
+          <w:b/>
+          <w:color w:val="960000"/>
+          <w:sz w:val="20"/>
+        </w:rPr>
+        <w:t>Antes de montar otra sesión, resuelva la pregunta que abre el apartado «Orden de la sesión»:</w:t>
+      </w:r>
+      <w:r>
+        <w:rPr>
+          <w:b w:val="0"/>
+          <w:color w:val="960000"/>
+          <w:sz w:val="20"/>
+        </w:rPr>
+        <w:t xml:space="preserve"> si los dos comandos de aquí abajo arrancan el ciclo </w:t>
+      </w:r>
+      <w:r>
+        <w:rPr>
+          <w:b/>
+          <w:color w:val="960000"/>
+          <w:sz w:val="20"/>
+        </w:rPr>
+        <w:t>por el USB-TTL</w:t>
+      </w:r>
+      <w:r>
+        <w:rPr>
+          <w:b w:val="0"/>
+          <w:color w:val="960000"/>
+          <w:sz w:val="20"/>
+        </w:rPr>
+        <w:t>, N-42 se puede ejercer sin esperar al Bluetooth, y este bloque deja de depender de cuatro cosas que fallaron.</w:t>
       </w:r>
     </w:p>
     <w:p>
@@ -3684,7 +6784,14 @@
                 <w:b/>
                 <w:sz w:val="19"/>
               </w:rPr>
-              <w:t>Sí</w:t>
+              <w:t>Sí.</w:t>
+            </w:r>
+            <w:r>
+              <w:rPr>
+                <w:b w:val="0"/>
+                <w:sz w:val="19"/>
+              </w:rPr>
+              <w:t xml:space="preserve"> Y el paso 5 lo confirmó en cobre: p3 -&gt; pata 42, p2 -&gt; pata 43</w:t>
             </w:r>
           </w:p>
         </w:tc>
@@ -3716,7 +6823,7 @@
                 <w:b w:val="0"/>
                 <w:sz w:val="19"/>
               </w:rPr>
-              <w:t xml:space="preserve">❌ </w:t>
+              <w:t xml:space="preserve">~~❌ </w:t>
             </w:r>
             <w:r>
               <w:rPr>
@@ -3730,7 +6837,98 @@
                 <w:b w:val="0"/>
                 <w:sz w:val="19"/>
               </w:rPr>
-              <w:t xml:space="preserve"> La placa no existe</w:t>
+              <w:t xml:space="preserve"> La placa no existe~~ → 🟡 </w:t>
+            </w:r>
+            <w:r>
+              <w:rPr>
+                <w:b/>
+                <w:sz w:val="19"/>
+              </w:rPr>
+              <w:t>la placa YA EXISTE</w:t>
+            </w:r>
+            <w:r>
+              <w:rPr>
+                <w:b w:val="0"/>
+                <w:sz w:val="19"/>
+              </w:rPr>
+              <w:t xml:space="preserve"> (paso 22: fuente conmutada 12 V -&gt; 5 V, </w:t>
+            </w:r>
+            <w:r>
+              <w:rPr>
+                <w:rFonts w:ascii="Consolas" w:hAnsi="Consolas"/>
+                <w:sz w:val="19"/>
+              </w:rPr>
+              <w:t>DS3231</w:t>
+            </w:r>
+            <w:r>
+              <w:rPr>
+                <w:b w:val="0"/>
+                <w:sz w:val="19"/>
+              </w:rPr>
+              <w:t xml:space="preserve"> por </w:t>
+            </w:r>
+            <w:r>
+              <w:rPr>
+                <w:rFonts w:ascii="Consolas" w:hAnsi="Consolas"/>
+                <w:sz w:val="19"/>
+              </w:rPr>
+              <w:t>GPIO21</w:t>
+            </w:r>
+            <w:r>
+              <w:rPr>
+                <w:b w:val="0"/>
+                <w:sz w:val="19"/>
+              </w:rPr>
+              <w:t>/</w:t>
+            </w:r>
+            <w:r>
+              <w:rPr>
+                <w:rFonts w:ascii="Consolas" w:hAnsi="Consolas"/>
+                <w:sz w:val="19"/>
+              </w:rPr>
+              <w:t>GPIO22</w:t>
+            </w:r>
+            <w:r>
+              <w:rPr>
+                <w:b w:val="0"/>
+                <w:sz w:val="19"/>
+              </w:rPr>
+              <w:t xml:space="preserve">, salida a </w:t>
+            </w:r>
+            <w:r>
+              <w:rPr>
+                <w:rFonts w:ascii="Consolas" w:hAnsi="Consolas"/>
+                <w:sz w:val="19"/>
+              </w:rPr>
+              <w:t>J17</w:t>
+            </w:r>
+            <w:r>
+              <w:rPr>
+                <w:b w:val="0"/>
+                <w:sz w:val="19"/>
+              </w:rPr>
+              <w:t xml:space="preserve">), y el montaje definitivo funcionó igual que el de mesa (paso 24). </w:t>
+            </w:r>
+            <w:r>
+              <w:rPr>
+                <w:b/>
+                <w:sz w:val="19"/>
+              </w:rPr>
+              <w:t>Lo que no subió fue el enlace</w:t>
+            </w:r>
+            <w:r>
+              <w:rPr>
+                <w:b w:val="0"/>
+                <w:sz w:val="19"/>
+              </w:rPr>
+              <w:t xml:space="preserve"> — N-117 y N-122, arreglados después de la sesión y </w:t>
+            </w:r>
+            <w:r>
+              <w:rPr>
+                <w:b/>
+                <w:sz w:val="19"/>
+              </w:rPr>
+              <w:t>sin banco todavía</w:t>
             </w:r>
           </w:p>
         </w:tc>
@@ -3896,7 +7094,814 @@
           <w:color w:val="003366"/>
           <w:sz w:val="26"/>
         </w:rPr>
-        <w:t>4 · El mando sin receptor: cómo se ejerce, y cuándo NO se ejerce</w:t>
+        <w:t xml:space="preserve">4 · ~~El mando sin receptor: cómo se ejerce, y cuándo NO se ejerce~~ → 🛑 </w:t>
+      </w:r>
+      <w:r>
+        <w:rPr>
+          <w:b/>
+          <w:color w:val="003366"/>
+          <w:sz w:val="26"/>
+        </w:rPr>
+        <w:t>NO SE EJERCE. La rama de abajo se cumplió</w:t>
+      </w:r>
+    </w:p>
+    <w:p>
+      <w:pPr>
+        <w:spacing w:after="160"/>
+        <w:ind w:left="360"/>
+        <w:shd w:val="clear" w:fill="FFF4E5"/>
+      </w:pPr>
+      <w:r>
+        <w:rPr>
+          <w:b w:val="0"/>
+          <w:color w:val="960000"/>
+          <w:sz w:val="20"/>
+        </w:rPr>
+        <w:t xml:space="preserve">🛑 </w:t>
+      </w:r>
+      <w:r>
+        <w:rPr>
+          <w:b/>
+          <w:color w:val="960000"/>
+          <w:sz w:val="20"/>
+        </w:rPr>
+        <w:t>ESTE APARTADO ESTÁ TACHADO EN SU PREMISA, y no se borra: es el que predijo lo que pasó.</w:t>
+      </w:r>
+      <w:r>
+        <w:rPr>
+          <w:b w:val="0"/>
+          <w:color w:val="960000"/>
+          <w:sz w:val="20"/>
+        </w:rPr>
+        <w:t xml:space="preserve"> Lo que sigue da por hecho que el mando se pulsa </w:t>
+      </w:r>
+      <w:r>
+        <w:rPr>
+          <w:b/>
+          <w:color w:val="960000"/>
+          <w:sz w:val="20"/>
+        </w:rPr>
+        <w:t>contra masa</w:t>
+      </w:r>
+      <w:r>
+        <w:rPr>
+          <w:b w:val="0"/>
+          <w:color w:val="960000"/>
+          <w:sz w:val="20"/>
+        </w:rPr>
+        <w:t xml:space="preserve">, porque el </w:t>
+      </w:r>
+      <w:r>
+        <w:rPr>
+          <w:rFonts w:ascii="Consolas" w:hAnsi="Consolas"/>
+          <w:color w:val="960000"/>
+          <w:sz w:val="20"/>
+        </w:rPr>
+        <w:t>botones.cpp</w:t>
+      </w:r>
+      <w:r>
+        <w:rPr>
+          <w:b w:val="0"/>
+          <w:color w:val="960000"/>
+          <w:sz w:val="20"/>
+        </w:rPr>
+        <w:t xml:space="preserve"> de </w:t>
+      </w:r>
+      <w:r>
+        <w:rPr>
+          <w:rFonts w:ascii="Consolas" w:hAnsi="Consolas"/>
+          <w:color w:val="960000"/>
+          <w:sz w:val="20"/>
+        </w:rPr>
+        <w:t>617bd00</w:t>
+      </w:r>
+      <w:r>
+        <w:rPr>
+          <w:b w:val="0"/>
+          <w:color w:val="960000"/>
+          <w:sz w:val="20"/>
+        </w:rPr>
+        <w:t xml:space="preserve"> lo leía en </w:t>
+      </w:r>
+      <w:r>
+        <w:rPr>
+          <w:rFonts w:ascii="Consolas" w:hAnsi="Consolas"/>
+          <w:color w:val="960000"/>
+          <w:sz w:val="20"/>
+        </w:rPr>
+        <w:t>INPUT_PULLUP</w:t>
+      </w:r>
+      <w:r>
+        <w:rPr>
+          <w:b w:val="0"/>
+          <w:color w:val="960000"/>
+          <w:sz w:val="20"/>
+        </w:rPr>
+        <w:t xml:space="preserve"> y activo en BAJO. </w:t>
+      </w:r>
+      <w:r>
+        <w:rPr>
+          <w:b/>
+          <w:color w:val="960000"/>
+          <w:sz w:val="20"/>
+        </w:rPr>
+        <w:t>El cobre dice lo contrario (N-118): los cuatro pines llevan pull-down de 10 kΩ y 3,3 V en la posición de al lado — el gesto es contra los 3,3 V, activo en ALTO.</w:t>
+      </w:r>
+      <w:r>
+        <w:rPr>
+          <w:b w:val="0"/>
+          <w:color w:val="960000"/>
+          <w:sz w:val="20"/>
+        </w:rPr>
+        <w:t xml:space="preserve"> Aquel fuente estaba invertido en </w:t>
+      </w:r>
+      <w:r>
+        <w:rPr>
+          <w:rFonts w:ascii="Consolas" w:hAnsi="Consolas"/>
+          <w:color w:val="960000"/>
+          <w:sz w:val="20"/>
+        </w:rPr>
+        <w:t>A</w:t>
+      </w:r>
+      <w:r>
+        <w:rPr>
+          <w:b w:val="0"/>
+          <w:color w:val="960000"/>
+          <w:sz w:val="20"/>
+        </w:rPr>
+        <w:t xml:space="preserve"> y </w:t>
+      </w:r>
+      <w:r>
+        <w:rPr>
+          <w:rFonts w:ascii="Consolas" w:hAnsi="Consolas"/>
+          <w:color w:val="960000"/>
+          <w:sz w:val="20"/>
+        </w:rPr>
+        <w:t>B</w:t>
+      </w:r>
+      <w:r>
+        <w:rPr>
+          <w:b w:val="0"/>
+          <w:color w:val="960000"/>
+          <w:sz w:val="20"/>
+        </w:rPr>
+        <w:t xml:space="preserve">, y con el pin ya en 0,6 V en reposo </w:t>
+      </w:r>
+      <w:r>
+        <w:rPr>
+          <w:b/>
+          <w:color w:val="960000"/>
+          <w:sz w:val="20"/>
+        </w:rPr>
+        <w:t>no había transición que detectar: el mando no se pudo pulsar.</w:t>
+      </w:r>
+      <w:r>
+        <w:rPr>
+          <w:b w:val="0"/>
+          <w:color w:val="960000"/>
+          <w:sz w:val="20"/>
+        </w:rPr>
+        <w:t xml:space="preserve"> 🟢 </w:t>
+      </w:r>
+      <w:r>
+        <w:rPr>
+          <w:b/>
+          <w:color w:val="960000"/>
+          <w:sz w:val="20"/>
+        </w:rPr>
+        <w:t>ESTADO DEL FIRMWARE HOY (04/09), separado del defecto de arriba:</w:t>
+      </w:r>
+      <w:r>
+        <w:rPr>
+          <w:b w:val="0"/>
+          <w:color w:val="960000"/>
+          <w:sz w:val="20"/>
+        </w:rPr>
+        <w:t xml:space="preserve"> </w:t>
+      </w:r>
+      <w:r>
+        <w:rPr>
+          <w:rFonts w:ascii="Consolas" w:hAnsi="Consolas"/>
+          <w:color w:val="960000"/>
+          <w:sz w:val="20"/>
+        </w:rPr>
+        <w:t>346ea5f</w:t>
+      </w:r>
+      <w:r>
+        <w:rPr>
+          <w:b w:val="0"/>
+          <w:color w:val="960000"/>
+          <w:sz w:val="20"/>
+        </w:rPr>
+        <w:t xml:space="preserve"> deja </w:t>
+      </w:r>
+      <w:r>
+        <w:rPr>
+          <w:rFonts w:ascii="Consolas" w:hAnsi="Consolas"/>
+          <w:color w:val="960000"/>
+          <w:sz w:val="20"/>
+        </w:rPr>
+        <w:t>MANDO_A</w:t>
+      </w:r>
+      <w:r>
+        <w:rPr>
+          <w:b w:val="0"/>
+          <w:color w:val="960000"/>
+          <w:sz w:val="20"/>
+        </w:rPr>
+        <w:t xml:space="preserve"> y </w:t>
+      </w:r>
+      <w:r>
+        <w:rPr>
+          <w:rFonts w:ascii="Consolas" w:hAnsi="Consolas"/>
+          <w:color w:val="960000"/>
+          <w:sz w:val="20"/>
+        </w:rPr>
+        <w:t>MANDO_B</w:t>
+      </w:r>
+      <w:r>
+        <w:rPr>
+          <w:b w:val="0"/>
+          <w:color w:val="960000"/>
+          <w:sz w:val="20"/>
+        </w:rPr>
+        <w:t xml:space="preserve"> en </w:t>
+      </w:r>
+      <w:r>
+        <w:rPr>
+          <w:b/>
+          <w:color w:val="960000"/>
+          <w:sz w:val="20"/>
+        </w:rPr>
+        <w:t>`INPUT` pelado y `== HIGH` en las dos puntas</w:t>
+      </w:r>
+      <w:r>
+        <w:rPr>
+          <w:b w:val="0"/>
+          <w:color w:val="960000"/>
+          <w:sz w:val="20"/>
+        </w:rPr>
+        <w:t xml:space="preserve"> (</w:t>
+      </w:r>
+      <w:r>
+        <w:rPr>
+          <w:rFonts w:ascii="Consolas" w:hAnsi="Consolas"/>
+          <w:color w:val="960000"/>
+          <w:sz w:val="20"/>
+        </w:rPr>
+        <w:t>Maestro/src/botones.cpp:40</w:t>
+      </w:r>
+      <w:r>
+        <w:rPr>
+          <w:b w:val="0"/>
+          <w:color w:val="960000"/>
+          <w:sz w:val="20"/>
+        </w:rPr>
+        <w:t xml:space="preserve">, </w:t>
+      </w:r>
+      <w:r>
+        <w:rPr>
+          <w:rFonts w:ascii="Consolas" w:hAnsi="Consolas"/>
+          <w:color w:val="960000"/>
+          <w:sz w:val="20"/>
+        </w:rPr>
+        <w:t>:160-161</w:t>
+      </w:r>
+      <w:r>
+        <w:rPr>
+          <w:b w:val="0"/>
+          <w:color w:val="960000"/>
+          <w:sz w:val="20"/>
+        </w:rPr>
+        <w:t xml:space="preserve">; </w:t>
+      </w:r>
+      <w:r>
+        <w:rPr>
+          <w:rFonts w:ascii="Consolas" w:hAnsi="Consolas"/>
+          <w:color w:val="960000"/>
+          <w:sz w:val="20"/>
+        </w:rPr>
+        <w:t>Esclavo/src/botones.cpp:54</w:t>
+      </w:r>
+      <w:r>
+        <w:rPr>
+          <w:b w:val="0"/>
+          <w:color w:val="960000"/>
+          <w:sz w:val="20"/>
+        </w:rPr>
+        <w:t xml:space="preserve">, </w:t>
+      </w:r>
+      <w:r>
+        <w:rPr>
+          <w:rFonts w:ascii="Consolas" w:hAnsi="Consolas"/>
+          <w:color w:val="960000"/>
+          <w:sz w:val="20"/>
+        </w:rPr>
+        <w:t>:178-179</w:t>
+      </w:r>
+      <w:r>
+        <w:rPr>
+          <w:b w:val="0"/>
+          <w:color w:val="960000"/>
+          <w:sz w:val="20"/>
+        </w:rPr>
+        <w:t xml:space="preserve">). 🔴 </w:t>
+      </w:r>
+      <w:r>
+        <w:rPr>
+          <w:b/>
+          <w:color w:val="960000"/>
+          <w:sz w:val="20"/>
+        </w:rPr>
+        <w:t>PENDIENTE de ejercer en tarjeta:</w:t>
+      </w:r>
+      <w:r>
+        <w:rPr>
+          <w:b w:val="0"/>
+          <w:color w:val="960000"/>
+          <w:sz w:val="20"/>
+        </w:rPr>
+        <w:t xml:space="preserve"> nadie ha visto todavía a este equipo obedecer un </w:t>
+      </w:r>
+      <w:r>
+        <w:rPr>
+          <w:rFonts w:ascii="Consolas" w:hAnsi="Consolas"/>
+          <w:color w:val="960000"/>
+          <w:sz w:val="20"/>
+        </w:rPr>
+        <w:t>A·A·A</w:t>
+      </w:r>
+      <w:r>
+        <w:rPr>
+          <w:b w:val="0"/>
+          <w:color w:val="960000"/>
+          <w:sz w:val="20"/>
+        </w:rPr>
+        <w:t xml:space="preserve">. </w:t>
+      </w:r>
+      <w:r>
+        <w:rPr>
+          <w:b/>
+          <w:color w:val="960000"/>
+          <w:sz w:val="20"/>
+        </w:rPr>
+        <w:t>El fuente ya no es el bloqueante; la carga verificada sí.</w:t>
+      </w:r>
+      <w:r>
+        <w:rPr>
+          <w:b w:val="0"/>
+          <w:color w:val="960000"/>
+          <w:sz w:val="20"/>
+        </w:rPr>
+        <w:t xml:space="preserve"> ~~</w:t>
+      </w:r>
+      <w:r>
+        <w:rPr>
+          <w:b/>
+          <w:color w:val="960000"/>
+          <w:sz w:val="20"/>
+        </w:rPr>
+        <w:t>Y el propio apartado tenía escrita esa rama, dos párrafos más abajo:</w:t>
+      </w:r>
+      <w:r>
+        <w:rPr>
+          <w:b w:val="0"/>
+          <w:color w:val="960000"/>
+          <w:sz w:val="20"/>
+        </w:rPr>
+        <w:t xml:space="preserve"> *«Si dan ~10 kΩ contra masa → el pull-up interno no puede ganarles, el pin queda permanentemente en BAJO y el mando está inoperante de fábrica. En ese caso el Protocolo §8 y §9 no se ejecutan: se anotan los números del paso 20 y eso es el hallazgo.»* </w:t>
+      </w:r>
+      <w:r>
+        <w:rPr>
+          <w:b/>
+          <w:color w:val="960000"/>
+          <w:sz w:val="20"/>
+        </w:rPr>
+        <w:t>Dieron 9,92 kΩ. Es exactamente esa rama, y eso ES el hallazgo.</w:t>
+      </w:r>
+      <w:r>
+        <w:rPr>
+          <w:b w:val="0"/>
+          <w:color w:val="960000"/>
+          <w:sz w:val="20"/>
+        </w:rPr>
+        <w:t xml:space="preserve">~~ 🔧 </w:t>
+      </w:r>
+      <w:r>
+        <w:rPr>
+          <w:b/>
+          <w:color w:val="960000"/>
+          <w:sz w:val="20"/>
+        </w:rPr>
+        <w:t>TACHADO EL MISMO 04/09 POR `N-118`, y se conserva porque es la frase que resucita el gesto malo.</w:t>
+      </w:r>
+      <w:r>
+        <w:rPr>
+          <w:b w:val="0"/>
+          <w:color w:val="960000"/>
+          <w:sz w:val="20"/>
+        </w:rPr>
+        <w:t xml:space="preserve"> La rama estaba escrita </w:t>
+      </w:r>
+      <w:r>
+        <w:rPr>
+          <w:b/>
+          <w:color w:val="960000"/>
+          <w:sz w:val="20"/>
+        </w:rPr>
+        <w:t>suponiendo un firmware con pull-up interno</w:t>
+      </w:r>
+      <w:r>
+        <w:rPr>
+          <w:b w:val="0"/>
+          <w:color w:val="960000"/>
+          <w:sz w:val="20"/>
+        </w:rPr>
+        <w:t xml:space="preserve">, y </w:t>
+      </w:r>
+      <w:r>
+        <w:rPr>
+          <w:b/>
+          <w:color w:val="960000"/>
+          <w:sz w:val="20"/>
+        </w:rPr>
+        <w:t>ése era el defecto, no el criterio</w:t>
+      </w:r>
+      <w:r>
+        <w:rPr>
+          <w:b w:val="0"/>
+          <w:color w:val="960000"/>
+          <w:sz w:val="20"/>
+        </w:rPr>
+        <w:t xml:space="preserve">. Con </w:t>
+      </w:r>
+      <w:r>
+        <w:rPr>
+          <w:rFonts w:ascii="Consolas" w:hAnsi="Consolas"/>
+          <w:color w:val="960000"/>
+          <w:sz w:val="20"/>
+        </w:rPr>
+        <w:t>346ea5f</w:t>
+      </w:r>
+      <w:r>
+        <w:rPr>
+          <w:b w:val="0"/>
+          <w:color w:val="960000"/>
+          <w:sz w:val="20"/>
+        </w:rPr>
+        <w:t xml:space="preserve"> los cuatro pines de </w:t>
+      </w:r>
+      <w:r>
+        <w:rPr>
+          <w:rFonts w:ascii="Consolas" w:hAnsi="Consolas"/>
+          <w:color w:val="960000"/>
+          <w:sz w:val="20"/>
+        </w:rPr>
+        <w:t>J16</w:t>
+      </w:r>
+      <w:r>
+        <w:rPr>
+          <w:b w:val="0"/>
+          <w:color w:val="960000"/>
+          <w:sz w:val="20"/>
+        </w:rPr>
+        <w:t xml:space="preserve"> se leen igual —</w:t>
+      </w:r>
+      <w:r>
+        <w:rPr>
+          <w:rFonts w:ascii="Consolas" w:hAnsi="Consolas"/>
+          <w:color w:val="960000"/>
+          <w:sz w:val="20"/>
+        </w:rPr>
+        <w:t>INPUT</w:t>
+      </w:r>
+      <w:r>
+        <w:rPr>
+          <w:b w:val="0"/>
+          <w:color w:val="960000"/>
+          <w:sz w:val="20"/>
+        </w:rPr>
+        <w:t xml:space="preserve"> pelado, </w:t>
+      </w:r>
+      <w:r>
+        <w:rPr>
+          <w:b/>
+          <w:color w:val="960000"/>
+          <w:sz w:val="20"/>
+        </w:rPr>
+        <w:t>activo en ALTO</w:t>
+      </w:r>
+      <w:r>
+        <w:rPr>
+          <w:b w:val="0"/>
+          <w:color w:val="960000"/>
+          <w:sz w:val="20"/>
+        </w:rPr>
+        <w:t xml:space="preserve">—, y esos 10 kΩ pasan a ser </w:t>
+      </w:r>
+      <w:r>
+        <w:rPr>
+          <w:b/>
+          <w:color w:val="960000"/>
+          <w:sz w:val="20"/>
+        </w:rPr>
+        <w:t>la resistencia de reposo que hace falta</w:t>
+      </w:r>
+      <w:r>
+        <w:rPr>
+          <w:b w:val="0"/>
+          <w:color w:val="960000"/>
+          <w:sz w:val="20"/>
+        </w:rPr>
+        <w:t xml:space="preserve">: es exactamente lo que ya ocurría en las cámaras </w:t>
+      </w:r>
+      <w:r>
+        <w:rPr>
+          <w:rFonts w:ascii="Consolas" w:hAnsi="Consolas"/>
+          <w:color w:val="960000"/>
+          <w:sz w:val="20"/>
+        </w:rPr>
+        <w:t>C</w:t>
+      </w:r>
+      <w:r>
+        <w:rPr>
+          <w:b w:val="0"/>
+          <w:color w:val="960000"/>
+          <w:sz w:val="20"/>
+        </w:rPr>
+        <w:t xml:space="preserve"> y </w:t>
+      </w:r>
+      <w:r>
+        <w:rPr>
+          <w:rFonts w:ascii="Consolas" w:hAnsi="Consolas"/>
+          <w:color w:val="960000"/>
+          <w:sz w:val="20"/>
+        </w:rPr>
+        <w:t>D</w:t>
+      </w:r>
+      <w:r>
+        <w:rPr>
+          <w:b w:val="0"/>
+          <w:color w:val="960000"/>
+          <w:sz w:val="20"/>
+        </w:rPr>
+        <w:t xml:space="preserve">, medidas a </w:t>
+      </w:r>
+      <w:r>
+        <w:rPr>
+          <w:rFonts w:ascii="Consolas" w:hAnsi="Consolas"/>
+          <w:color w:val="960000"/>
+          <w:sz w:val="20"/>
+        </w:rPr>
+        <w:t>0 V</w:t>
+      </w:r>
+      <w:r>
+        <w:rPr>
+          <w:b w:val="0"/>
+          <w:color w:val="960000"/>
+          <w:sz w:val="20"/>
+        </w:rPr>
+        <w:t xml:space="preserve">. </w:t>
+      </w:r>
+      <w:r>
+        <w:rPr>
+          <w:b/>
+          <w:color w:val="960000"/>
+          <w:sz w:val="20"/>
+        </w:rPr>
+        <w:t>El mando NO está inoperante de fábrica.</w:t>
+      </w:r>
+      <w:r>
+        <w:rPr>
+          <w:b w:val="0"/>
+          <w:color w:val="960000"/>
+          <w:sz w:val="20"/>
+        </w:rPr>
+        <w:t xml:space="preserve"> Lo que sigue impidiendo ejecutar §8 y §9 es </w:t>
+      </w:r>
+      <w:r>
+        <w:rPr>
+          <w:b/>
+          <w:color w:val="960000"/>
+          <w:sz w:val="20"/>
+        </w:rPr>
+        <w:t>otra cosa y hay que decirla por su nombre: no hay tarjeta sana</w:t>
+      </w:r>
+      <w:r>
+        <w:rPr>
+          <w:b w:val="0"/>
+          <w:color w:val="960000"/>
+          <w:sz w:val="20"/>
+        </w:rPr>
+        <w:t xml:space="preserve"> (N-116). 🛑 </w:t>
+      </w:r>
+      <w:r>
+        <w:rPr>
+          <w:b/>
+          <w:color w:val="960000"/>
+          <w:sz w:val="20"/>
+        </w:rPr>
+        <w:t>Lo que NO se hizo bien, y hay que decirlo porque estaba escrito aquí:</w:t>
+      </w:r>
+      <w:r>
+        <w:rPr>
+          <w:b w:val="0"/>
+          <w:color w:val="960000"/>
+          <w:sz w:val="20"/>
+        </w:rPr>
+        <w:t xml:space="preserve"> el paso 29 se ejecutó </w:t>
+      </w:r>
+      <w:r>
+        <w:rPr>
+          <w:b/>
+          <w:color w:val="960000"/>
+          <w:sz w:val="20"/>
+        </w:rPr>
+        <w:t>igualmente</w:t>
+      </w:r>
+      <w:r>
+        <w:rPr>
+          <w:b w:val="0"/>
+          <w:color w:val="960000"/>
+          <w:sz w:val="20"/>
+        </w:rPr>
+        <w:t xml:space="preserve">, con el resultado del paso 20 ya delante. El puente no produjo ningún cambio —lo previsto— </w:t>
+      </w:r>
+      <w:r>
+        <w:rPr>
+          <w:b/>
+          <w:color w:val="960000"/>
+          <w:sz w:val="20"/>
+        </w:rPr>
+        <w:t>y el STM32 del Maestro se calentó</w:t>
+      </w:r>
+      <w:r>
+        <w:rPr>
+          <w:b w:val="0"/>
+          <w:color w:val="960000"/>
+          <w:sz w:val="20"/>
+        </w:rPr>
+        <w:t>. Hoy esa placa tiene un corto medido entre 3,3 V y GND (</w:t>
+      </w:r>
+      <w:r>
+        <w:rPr>
+          <w:b/>
+          <w:color w:val="960000"/>
+          <w:sz w:val="20"/>
+        </w:rPr>
+        <w:t>N-116</w:t>
+      </w:r>
+      <w:r>
+        <w:rPr>
+          <w:b w:val="0"/>
+          <w:color w:val="960000"/>
+          <w:sz w:val="20"/>
+        </w:rPr>
+        <w:t xml:space="preserve">). La instrucción de no ejecutar §8 y §9 con ese resultado </w:t>
+      </w:r>
+      <w:r>
+        <w:rPr>
+          <w:b/>
+          <w:color w:val="960000"/>
+          <w:sz w:val="20"/>
+        </w:rPr>
+        <w:t>no era prudencia genérica: era ésta.</w:t>
+      </w:r>
+      <w:r>
+        <w:rPr>
+          <w:b w:val="0"/>
+          <w:color w:val="960000"/>
+          <w:sz w:val="20"/>
+        </w:rPr>
+        <w:t xml:space="preserve"> ✅ </w:t>
+      </w:r>
+      <w:r>
+        <w:rPr>
+          <w:b/>
+          <w:color w:val="960000"/>
+          <w:sz w:val="20"/>
+        </w:rPr>
+        <w:t>Para la próxima sesión: la primera mitad de esa condición ya se cumple</w:t>
+      </w:r>
+      <w:r>
+        <w:rPr>
+          <w:b w:val="0"/>
+          <w:color w:val="960000"/>
+          <w:sz w:val="20"/>
+        </w:rPr>
+        <w:t xml:space="preserve"> —</w:t>
+      </w:r>
+      <w:r>
+        <w:rPr>
+          <w:rFonts w:ascii="Consolas" w:hAnsi="Consolas"/>
+          <w:color w:val="960000"/>
+          <w:sz w:val="20"/>
+        </w:rPr>
+        <w:t>botones.cpp</w:t>
+      </w:r>
+      <w:r>
+        <w:rPr>
+          <w:b w:val="0"/>
+          <w:color w:val="960000"/>
+          <w:sz w:val="20"/>
+        </w:rPr>
+        <w:t xml:space="preserve"> lee </w:t>
+      </w:r>
+      <w:r>
+        <w:rPr>
+          <w:rFonts w:ascii="Consolas" w:hAnsi="Consolas"/>
+          <w:color w:val="960000"/>
+          <w:sz w:val="20"/>
+        </w:rPr>
+        <w:t>INPUT</w:t>
+      </w:r>
+      <w:r>
+        <w:rPr>
+          <w:b w:val="0"/>
+          <w:color w:val="960000"/>
+          <w:sz w:val="20"/>
+        </w:rPr>
+        <w:t xml:space="preserve"> pelado y </w:t>
+      </w:r>
+      <w:r>
+        <w:rPr>
+          <w:rFonts w:ascii="Consolas" w:hAnsi="Consolas"/>
+          <w:color w:val="960000"/>
+          <w:sz w:val="20"/>
+        </w:rPr>
+        <w:t>HIGH</w:t>
+      </w:r>
+      <w:r>
+        <w:rPr>
+          <w:b w:val="0"/>
+          <w:color w:val="960000"/>
+          <w:sz w:val="20"/>
+        </w:rPr>
+        <w:t xml:space="preserve"> en las dos puntas desde </w:t>
+      </w:r>
+      <w:r>
+        <w:rPr>
+          <w:rFonts w:ascii="Consolas" w:hAnsi="Consolas"/>
+          <w:color w:val="960000"/>
+          <w:sz w:val="20"/>
+        </w:rPr>
+        <w:t>346ea5f</w:t>
+      </w:r>
+      <w:r>
+        <w:rPr>
+          <w:b w:val="0"/>
+          <w:color w:val="960000"/>
+          <w:sz w:val="20"/>
+        </w:rPr>
+        <w:t xml:space="preserve">—, así que </w:t>
+      </w:r>
+      <w:r>
+        <w:rPr>
+          <w:b/>
+          <w:color w:val="960000"/>
+          <w:sz w:val="20"/>
+        </w:rPr>
+        <w:t>el puente sí se repite, pero con DOS cambios que no son opcionales:</w:t>
+      </w:r>
+      <w:r>
+        <w:rPr>
+          <w:b w:val="0"/>
+          <w:color w:val="960000"/>
+          <w:sz w:val="20"/>
+        </w:rPr>
+        <w:t xml:space="preserve"> 1. </w:t>
+      </w:r>
+      <w:r>
+        <w:rPr>
+          <w:b/>
+          <w:color w:val="960000"/>
+          <w:sz w:val="20"/>
+        </w:rPr>
+        <w:t>El gesto es contra los 3,3 V del pin contiguo: `p5`–`p4` para `A`, `p8`–`p7` para `B`.</w:t>
+      </w:r>
+      <w:r>
+        <w:rPr>
+          <w:b w:val="0"/>
+          <w:color w:val="960000"/>
+          <w:sz w:val="20"/>
+        </w:rPr>
+        <w:t xml:space="preserve"> ~~Contra masa~~ es el gesto del paso 29, el que dejó al Maestro caliente. 2. 🛑 </w:t>
+      </w:r>
+      <w:r>
+        <w:rPr>
+          <w:b/>
+          <w:color w:val="960000"/>
+          <w:sz w:val="20"/>
+        </w:rPr>
+        <w:t>No sobre la tarjeta Maestro</w:t>
+      </w:r>
+      <w:r>
+        <w:rPr>
+          <w:b w:val="0"/>
+          <w:color w:val="960000"/>
+          <w:sz w:val="20"/>
+        </w:rPr>
+        <w:t xml:space="preserve"> (N-116, corto medido entre 3,3 V y GND).</w:t>
       </w:r>
     </w:p>
     <w:p>
@@ -3908,14 +7913,21 @@
           <w:b/>
           <w:sz w:val="21"/>
         </w:rPr>
-        <w:t>El receptor de radio del mando nunca se compró.</w:t>
+        <w:t>El receptor de radio del mando nunca se compró</w:t>
       </w:r>
       <w:r>
         <w:rPr>
           <w:b w:val="0"/>
           <w:sz w:val="21"/>
         </w:rPr>
-        <w:t xml:space="preserve"> Pero los dos canales que quedan son pines de</w:t>
+        <w:t xml:space="preserve"> —y desde el 04/09 </w:t>
+      </w:r>
+      <w:r>
+        <w:rPr>
+          <w:b/>
+          <w:sz w:val="21"/>
+        </w:rPr>
+        <w:t>ya se pide, con salida `NO`</w:t>
       </w:r>
     </w:p>
     <w:p>
@@ -3927,13 +7939,39 @@
           <w:b w:val="0"/>
           <w:sz w:val="21"/>
         </w:rPr>
-        <w:t xml:space="preserve">entrada de la propia tarjeta, leídos en </w:t>
+        <w:t xml:space="preserve">(Manual 15, línea </w:t>
       </w:r>
       <w:r>
         <w:rPr>
           <w:rFonts w:ascii="Consolas" w:hAnsi="Consolas"/>
           <w:sz w:val="21"/>
         </w:rPr>
+        <w:t>A9</w:t>
+      </w:r>
+      <w:r>
+        <w:rPr>
+          <w:b w:val="0"/>
+          <w:sz w:val="21"/>
+        </w:rPr>
+        <w:t>). ~~Pero los dos canales que quedan son pines de entrada de la propia</w:t>
+      </w:r>
+    </w:p>
+    <w:p>
+      <w:pPr>
+        <w:spacing w:after="120"/>
+      </w:pPr>
+      <w:r>
+        <w:rPr>
+          <w:b w:val="0"/>
+          <w:sz w:val="21"/>
+        </w:rPr>
+        <w:t xml:space="preserve">tarjeta, leídos en </w:t>
+      </w:r>
+      <w:r>
+        <w:rPr>
+          <w:rFonts w:ascii="Consolas" w:hAnsi="Consolas"/>
+          <w:sz w:val="21"/>
+        </w:rPr>
         <w:t>INPUT_PULLUP</w:t>
       </w:r>
       <w:r>
@@ -3955,7 +7993,33 @@
           <w:b w:val="0"/>
           <w:sz w:val="21"/>
         </w:rPr>
-        <w:t>:</w:t>
+        <w:t>:~~ → **medido activo en ALTO; el firmware</w:t>
+      </w:r>
+    </w:p>
+    <w:p>
+      <w:pPr>
+        <w:spacing w:after="120"/>
+      </w:pPr>
+      <w:r>
+        <w:rPr>
+          <w:b w:val="0"/>
+          <w:sz w:val="21"/>
+        </w:rPr>
+        <w:t xml:space="preserve">era el que estaba al revés (N-118), y se corrigió en </w:t>
+      </w:r>
+      <w:r>
+        <w:rPr>
+          <w:rFonts w:ascii="Consolas" w:hAnsi="Consolas"/>
+          <w:sz w:val="21"/>
+        </w:rPr>
+        <w:t>346ea5f</w:t>
+      </w:r>
+      <w:r>
+        <w:rPr>
+          <w:b w:val="0"/>
+          <w:sz w:val="21"/>
+        </w:rPr>
+        <w:t>.**</w:t>
       </w:r>
     </w:p>
     <w:p>
@@ -3969,11 +8033,20 @@
           <w:rFonts w:ascii="Consolas" w:hAnsi="Consolas"/>
           <w:sz w:val="18"/>
         </w:rPr>
-        <w:t>MANDO A  =  BOTON1  =  PB9   =  J16 p5</w:t>
+        <w:t>MANDO A  =  BOTON1  =  PB9   =  J16 p5      &lt;- MEDIDO: 9,92 kOhm a masa, 0,6 V en reposo</w:t>
         <w:br/>
-        <w:t>MANDO B  =  BOTON2  =  PB13  =  J16 p8</w:t>
+        <w:t>MANDO B  =  BOTON2  =  PB13  =  J16 p8      &lt;- MEDIDO: 9,92 kOhm a masa, 0,6 V en reposo</w:t>
         <w:br/>
-        <w:t>masa                          =  J16 p2</w:t>
+        <w:t>masa                          =  J16 p2     &lt;- UNA sola en todo el conector: NUNCA es el gesto</w:t>
+        <w:br/>
+        <w:t>3,3 V                         =  J16 p4 (para A) y p7 (para B)   &lt;- el gesto va CONTRA esto</w:t>
+        <w:br/>
+        <w:br/>
+        <w:t xml:space="preserve">   El 0,6 V de arriba se midio con 617bd00 dentro, y lo ponia el INPUT_PULLUP de aquel</w:t>
+        <w:br/>
+        <w:t xml:space="preserve">   firmware contra esos 10 kOhm.  Con 346ea5f (INPUT pelado) el reposo es 0 V, como en</w:t>
+        <w:br/>
+        <w:t xml:space="preserve">   las camaras C y D.  La resistencia siempre estuvo bien; la polaridad, no.</w:t>
       </w:r>
     </w:p>
     <w:p>
@@ -3982,6 +8055,13 @@
       </w:pPr>
       <w:r>
         <w:rPr>
+          <w:b w:val="0"/>
+          <w:sz w:val="21"/>
+        </w:rPr>
+        <w:t>~~</w:t>
+      </w:r>
+      <w:r>
+        <w:rPr>
           <w:b/>
           <w:sz w:val="21"/>
         </w:rPr>
@@ -3992,7 +8072,7 @@
           <w:b w:val="0"/>
           <w:sz w:val="21"/>
         </w:rPr>
-        <w:t xml:space="preserve"> Es el mismo recurso</w:t>
+        <w:t>~~ → 🛑 **No. Eso es</w:t>
       </w:r>
     </w:p>
     <w:p>
@@ -4004,7 +8084,167 @@
           <w:b w:val="0"/>
           <w:sz w:val="21"/>
         </w:rPr>
-        <w:t>que la Guía usa en su paso 13 para hacer de cámara con un pulsador.</w:t>
+        <w:t>lo que se hizo en el paso 29 y es lo que acabó con el Maestro caliente.** ~~Cuando el firmware se</w:t>
+      </w:r>
+    </w:p>
+    <w:p>
+      <w:pPr>
+        <w:spacing w:after="120"/>
+      </w:pPr>
+      <w:r>
+        <w:rPr>
+          <w:b w:val="0"/>
+          <w:sz w:val="21"/>
+        </w:rPr>
+        <w:t>corrija~~ → **el firmware ya está corregido (</w:t>
+      </w:r>
+      <w:r>
+        <w:rPr>
+          <w:rFonts w:ascii="Consolas" w:hAnsi="Consolas"/>
+          <w:sz w:val="21"/>
+        </w:rPr>
+        <w:t>346ea5f</w:t>
+      </w:r>
+      <w:r>
+        <w:rPr>
+          <w:b w:val="0"/>
+          <w:sz w:val="21"/>
+        </w:rPr>
+        <w:t xml:space="preserve">): el pulso </w:t>
+      </w:r>
+      <w:r>
+        <w:rPr>
+          <w:rFonts w:ascii="Consolas" w:hAnsi="Consolas"/>
+          <w:sz w:val="21"/>
+        </w:rPr>
+        <w:t>A</w:t>
+      </w:r>
+      <w:r>
+        <w:rPr>
+          <w:b w:val="0"/>
+          <w:sz w:val="21"/>
+        </w:rPr>
+        <w:t xml:space="preserve"> es tocar un instante </w:t>
+      </w:r>
+      <w:r>
+        <w:rPr>
+          <w:rFonts w:ascii="Consolas" w:hAnsi="Consolas"/>
+          <w:sz w:val="21"/>
+        </w:rPr>
+        <w:t>p5</w:t>
+      </w:r>
+    </w:p>
+    <w:p>
+      <w:pPr>
+        <w:spacing w:after="120"/>
+      </w:pPr>
+      <w:r>
+        <w:rPr>
+          <w:b w:val="0"/>
+          <w:sz w:val="21"/>
+        </w:rPr>
+        <w:t xml:space="preserve">contra </w:t>
+      </w:r>
+      <w:r>
+        <w:rPr>
+          <w:rFonts w:ascii="Consolas" w:hAnsi="Consolas"/>
+          <w:sz w:val="21"/>
+        </w:rPr>
+        <w:t>p4</w:t>
+      </w:r>
+      <w:r>
+        <w:rPr>
+          <w:b w:val="0"/>
+          <w:sz w:val="21"/>
+        </w:rPr>
+        <w:t xml:space="preserve"> (3,3 V), y el </w:t>
+      </w:r>
+      <w:r>
+        <w:rPr>
+          <w:rFonts w:ascii="Consolas" w:hAnsi="Consolas"/>
+          <w:sz w:val="21"/>
+        </w:rPr>
+        <w:t>B</w:t>
+      </w:r>
+      <w:r>
+        <w:rPr>
+          <w:b w:val="0"/>
+          <w:sz w:val="21"/>
+        </w:rPr>
+        <w:t xml:space="preserve">, </w:t>
+      </w:r>
+      <w:r>
+        <w:rPr>
+          <w:rFonts w:ascii="Consolas" w:hAnsi="Consolas"/>
+          <w:sz w:val="21"/>
+        </w:rPr>
+        <w:t>p8</w:t>
+      </w:r>
+      <w:r>
+        <w:rPr>
+          <w:b w:val="0"/>
+          <w:sz w:val="21"/>
+        </w:rPr>
+        <w:t xml:space="preserve"> contra </w:t>
+      </w:r>
+      <w:r>
+        <w:rPr>
+          <w:rFonts w:ascii="Consolas" w:hAnsi="Consolas"/>
+          <w:sz w:val="21"/>
+        </w:rPr>
+        <w:t>p7</w:t>
+      </w:r>
+      <w:r>
+        <w:rPr>
+          <w:b/>
+          <w:sz w:val="21"/>
+        </w:rPr>
+        <w:t xml:space="preserve"> — y aun así </w:t>
+      </w:r>
+      <w:r>
+        <w:rPr>
+          <w:b w:val="0"/>
+          <w:sz w:val="21"/>
+        </w:rPr>
+        <w:t>no sobre la Maestro** hasta que</w:t>
+      </w:r>
+    </w:p>
+    <w:p>
+      <w:pPr>
+        <w:spacing w:after="120"/>
+      </w:pPr>
+      <w:r>
+        <w:rPr>
+          <w:b w:val="0"/>
+          <w:sz w:val="21"/>
+        </w:rPr>
+        <w:t>N-116 esté diagnosticado. Es el mismo recurso que la Guía usa en su paso 19 para hacer de cámara con un</w:t>
+      </w:r>
+    </w:p>
+    <w:p>
+      <w:pPr>
+        <w:spacing w:after="120"/>
+      </w:pPr>
+      <w:r>
+        <w:rPr>
+          <w:b w:val="0"/>
+          <w:sz w:val="21"/>
+        </w:rPr>
+        <w:t xml:space="preserve">pulsador, </w:t>
+      </w:r>
+      <w:r>
+        <w:rPr>
+          <w:b/>
+          <w:sz w:val="21"/>
+        </w:rPr>
+        <w:t>que sí funcionó</w:t>
+      </w:r>
+      <w:r>
+        <w:rPr>
+          <w:b w:val="0"/>
+          <w:sz w:val="21"/>
+        </w:rPr>
+        <w:t xml:space="preserve"> (paso 21), porque la cámara ya lee en la polaridad correcta.</w:t>
       </w:r>
     </w:p>
     <w:p>
@@ -4019,7 +8259,7 @@
           <w:color w:val="960000"/>
           <w:sz w:val="20"/>
         </w:rPr>
-        <w:t xml:space="preserve">🔴 </w:t>
+        <w:t xml:space="preserve">👁️ NO HACE FALTA NINGÚN INSTRUMENTO PARA SABER SI EL MANDO OYÓ: EL EQUIPO LO CONFIRMA CON SUS PROPIAS LUCES </w:t>
       </w:r>
       <w:r>
         <w:rPr>
@@ -4027,15 +8267,158 @@
           <w:color w:val="960000"/>
           <w:sz w:val="20"/>
         </w:rPr>
-        <w:t>Antes de tocar `J16`, dos requisitos que no son opcionales:</w:t>
-      </w:r>
-      <w:r>
-        <w:rPr>
-          <w:b w:val="0"/>
-          <w:color w:val="960000"/>
-          <w:sz w:val="20"/>
-        </w:rPr>
-        <w:t xml:space="preserve"> 1. </w:t>
+        <w:t>MEDIDO en `01_Firmware/Maestro/src/mando.cpp:45-47`</w:t>
+      </w:r>
+      <w:r>
+        <w:rPr>
+          <w:b w:val="0"/>
+          <w:color w:val="960000"/>
+          <w:sz w:val="20"/>
+        </w:rPr>
+        <w:t xml:space="preserve"> (</w:t>
+      </w:r>
+      <w:r>
+        <w:rPr>
+          <w:rFonts w:ascii="Consolas" w:hAnsi="Consolas"/>
+          <w:color w:val="960000"/>
+          <w:sz w:val="20"/>
+        </w:rPr>
+        <w:t>DESTELLOS_AUTOMATICO = 2</w:t>
+      </w:r>
+      <w:r>
+        <w:rPr>
+          <w:b w:val="0"/>
+          <w:color w:val="960000"/>
+          <w:sz w:val="20"/>
+        </w:rPr>
+        <w:t xml:space="preserve">, </w:t>
+      </w:r>
+      <w:r>
+        <w:rPr>
+          <w:rFonts w:ascii="Consolas" w:hAnsi="Consolas"/>
+          <w:color w:val="960000"/>
+          <w:sz w:val="20"/>
+        </w:rPr>
+        <w:t>DESTELLOS_AMBAR = 3</w:t>
+      </w:r>
+      <w:r>
+        <w:rPr>
+          <w:b w:val="0"/>
+          <w:color w:val="960000"/>
+          <w:sz w:val="20"/>
+        </w:rPr>
+        <w:t xml:space="preserve">, </w:t>
+      </w:r>
+      <w:r>
+        <w:rPr>
+          <w:rFonts w:ascii="Consolas" w:hAnsi="Consolas"/>
+          <w:color w:val="960000"/>
+          <w:sz w:val="20"/>
+        </w:rPr>
+        <w:t>DESTELLOS_DEGRADADO = 4</w:t>
+      </w:r>
+      <w:r>
+        <w:rPr>
+          <w:b w:val="0"/>
+          <w:color w:val="960000"/>
+          <w:sz w:val="20"/>
+        </w:rPr>
+        <w:t>): ``</w:t>
+      </w:r>
+      <w:r>
+        <w:rPr>
+          <w:rFonts w:ascii="Consolas" w:hAnsi="Consolas"/>
+          <w:color w:val="960000"/>
+          <w:sz w:val="20"/>
+        </w:rPr>
+        <w:t xml:space="preserve">text A . A . A       (&lt;= 12 s)   -&gt;  2 destellos ROJOS   Automatico B . B . B       (&lt;= 12 s)   -&gt;  3 destellos ROJOS   Ambar intermitente A . B . A . B   (&lt;= 18 s)   -&gt;  4 destellos ROJOS   Modo Degradado rechazado                   -&gt;  ambar rapido de 2 s </w:t>
+      </w:r>
+      <w:r>
+        <w:rPr>
+          <w:rFonts w:ascii="Consolas" w:hAnsi="Consolas"/>
+          <w:color w:val="960000"/>
+          <w:sz w:val="20"/>
+        </w:rPr>
+      </w:r>
+      <w:r>
+        <w:rPr>
+          <w:rFonts w:ascii="Consolas" w:hAnsi="Consolas"/>
+          <w:color w:val="960000"/>
+          <w:sz w:val="20"/>
+        </w:rPr>
+        <w:t xml:space="preserve"> **Se ve DESDE EL SUELO: sin app, sin cable y sin segunda tarjeta.** Está diseñado así a propósito —quien acciona el mando está a 5 m y sin pantalla—, y los destellos son **siempre rojos** porque el rojo nunca significa *pase*: si el operario cuenta mal, el peor caso sigue siendo seguro. **Un rechazo no habla el mismo idioma que un éxito:** es un ámbar rápido de 2 s, no destellos. **Anote los destellos CONTADOS, no «funcionó».** Es el dato de vuelta de esta prueba. ⚠️ **Y la trampa que hay que conocer antes de dar el primer pulso: pruebe DESDE OTRO MODO.** Si el equipo **ya está** en el modo que la secuencia pide, </w:t>
+      </w:r>
+      <w:r>
+        <w:rPr>
+          <w:b w:val="0"/>
+          <w:color w:val="960000"/>
+          <w:sz w:val="20"/>
+        </w:rPr>
+        <w:t>MODO:</w:t>
+      </w:r>
+      <w:r>
+        <w:rPr>
+          <w:rFonts w:ascii="Consolas" w:hAnsi="Consolas"/>
+          <w:color w:val="960000"/>
+          <w:sz w:val="20"/>
+        </w:rPr>
+        <w:t xml:space="preserve"> no cambia — </w:t>
+      </w:r>
+      <w:r>
+        <w:rPr>
+          <w:b w:val="0"/>
+          <w:color w:val="960000"/>
+          <w:sz w:val="20"/>
+        </w:rPr>
+        <w:t>mando.cpp</w:t>
+      </w:r>
+      <w:r>
+        <w:rPr>
+          <w:rFonts w:ascii="Consolas" w:hAnsi="Consolas"/>
+          <w:color w:val="960000"/>
+          <w:sz w:val="20"/>
+        </w:rPr>
+        <w:t xml:space="preserve"> entra por la rama </w:t>
+      </w:r>
+      <w:r>
+        <w:rPr>
+          <w:b w:val="0"/>
+          <w:color w:val="960000"/>
+          <w:sz w:val="20"/>
+        </w:rPr>
+        <w:t>if (modoActual_get() == MODO_AUTOMATICO) modoAutomatico_setup();</w:t>
+      </w:r>
+      <w:r>
+        <w:rPr>
+          <w:rFonts w:ascii="Consolas" w:hAnsi="Consolas"/>
+          <w:color w:val="960000"/>
+          <w:sz w:val="20"/>
+        </w:rPr>
+        <w:t xml:space="preserve"> y **el terminal no distingue nada**. Un </w:t>
+      </w:r>
+      <w:r>
+        <w:rPr>
+          <w:b w:val="0"/>
+          <w:color w:val="960000"/>
+          <w:sz w:val="20"/>
+        </w:rPr>
+        <w:t>A·A·A</w:t>
+      </w:r>
+      <w:r>
+        <w:rPr>
+          <w:rFonts w:ascii="Consolas" w:hAnsi="Consolas"/>
+          <w:color w:val="960000"/>
+          <w:sz w:val="20"/>
+        </w:rPr>
+        <w:t xml:space="preserve"> sobre un equipo que ya está en Automático puede haber funcionado perfectamente y no mover ni un campo del </w:t>
+      </w:r>
+      <w:r>
+        <w:rPr>
+          <w:b w:val="0"/>
+          <w:color w:val="960000"/>
+          <w:sz w:val="20"/>
+        </w:rPr>
+        <w:t xml:space="preserve">$STATUS`. </w:t>
       </w:r>
       <w:r>
         <w:rPr>
@@ -4043,15 +8426,15 @@
           <w:color w:val="960000"/>
           <w:sz w:val="20"/>
         </w:rPr>
-        <w:t>Paso 4 de la Guía hecho: el pin de 12 V tapado.</w:t>
-      </w:r>
-      <w:r>
-        <w:rPr>
-          <w:b w:val="0"/>
-          <w:color w:val="960000"/>
-          <w:sz w:val="20"/>
-        </w:rPr>
-        <w:t xml:space="preserve"> En el cobre esos 12 V corren a </w:t>
+        <w:t>Los destellos, en cambio, se ven siempre.</w:t>
+      </w:r>
+      <w:r>
+        <w:rPr>
+          <w:b w:val="0"/>
+          <w:color w:val="960000"/>
+          <w:sz w:val="20"/>
+        </w:rPr>
+        <w:t xml:space="preserve"> 🔵 </w:t>
       </w:r>
       <w:r>
         <w:rPr>
@@ -4059,15 +8442,15 @@
           <w:color w:val="960000"/>
           <w:sz w:val="20"/>
         </w:rPr>
-        <w:t>1,36 mm</w:t>
-      </w:r>
-      <w:r>
-        <w:rPr>
-          <w:b w:val="0"/>
-          <w:color w:val="960000"/>
-          <w:sz w:val="20"/>
-        </w:rPr>
-        <w:t xml:space="preserve"> del más cercano de estos pines — no a los milímetros que se ven entre los pines del conector. 2. </w:t>
+        <w:t>Por eso el USB-TTL baja de rango PARA ESTA PRUEBA.</w:t>
+      </w:r>
+      <w:r>
+        <w:rPr>
+          <w:b w:val="0"/>
+          <w:color w:val="960000"/>
+          <w:sz w:val="20"/>
+        </w:rPr>
+        <w:t xml:space="preserve"> Sigue siendo el recurso legítimo para operar el equipo cuando la app no conecta —que es lo que pasó en la sesión 1— y para todo lo demás de este encargo; pero </w:t>
       </w:r>
       <w:r>
         <w:rPr>
@@ -4075,143 +8458,15 @@
           <w:color w:val="960000"/>
           <w:sz w:val="20"/>
         </w:rPr>
-        <w:t>Paso 14 de la Guía hecho, con su resultado delante:</w:t>
-      </w:r>
-      <w:r>
-        <w:rPr>
-          <w:b w:val="0"/>
-          <w:color w:val="960000"/>
-          <w:sz w:val="20"/>
-        </w:rPr>
-        <w:t xml:space="preserve"> - Si p5 y p8 dan </w:t>
-      </w:r>
-      <w:r>
-        <w:rPr>
-          <w:b/>
-          <w:color w:val="960000"/>
-          <w:sz w:val="20"/>
-        </w:rPr>
-        <w:t>circuito abierto contra masa y ~3,3 V en reposo</w:t>
-      </w:r>
-      <w:r>
-        <w:rPr>
-          <w:b w:val="0"/>
-          <w:color w:val="960000"/>
-          <w:sz w:val="20"/>
-        </w:rPr>
-        <w:t xml:space="preserve"> → el puente funciona, y los bloques 4 y 5 se ejecutan. - Si dan </w:t>
-      </w:r>
-      <w:r>
-        <w:rPr>
-          <w:b/>
-          <w:color w:val="960000"/>
-          <w:sz w:val="20"/>
-        </w:rPr>
-        <w:t>~10 kΩ contra masa</w:t>
-      </w:r>
-      <w:r>
-        <w:rPr>
-          <w:b w:val="0"/>
-          <w:color w:val="960000"/>
-          <w:sz w:val="20"/>
-        </w:rPr>
-        <w:t xml:space="preserve"> → el pull-up interno no puede ganarles, el pin queda permanentemente en BAJO y </w:t>
-      </w:r>
-      <w:r>
-        <w:rPr>
-          <w:b/>
-          <w:color w:val="960000"/>
-          <w:sz w:val="20"/>
-        </w:rPr>
-        <w:t>el mando está inoperante de fábrica</w:t>
-      </w:r>
-      <w:r>
-        <w:rPr>
-          <w:b w:val="0"/>
-          <w:color w:val="960000"/>
-          <w:sz w:val="20"/>
-        </w:rPr>
-        <w:t xml:space="preserve">. En ese caso </w:t>
-      </w:r>
-      <w:r>
-        <w:rPr>
-          <w:b/>
-          <w:color w:val="960000"/>
-          <w:sz w:val="20"/>
-        </w:rPr>
-        <w:t>el Protocolo §8 y §9 no se ejecutan</w:t>
-      </w:r>
-      <w:r>
-        <w:rPr>
-          <w:b w:val="0"/>
-          <w:color w:val="960000"/>
-          <w:sz w:val="20"/>
-        </w:rPr>
-        <w:t xml:space="preserve">: se anotan los números del paso 14 y </w:t>
-      </w:r>
-      <w:r>
-        <w:rPr>
-          <w:b/>
-          <w:color w:val="960000"/>
-          <w:sz w:val="20"/>
-        </w:rPr>
-        <w:t>eso es el hallazgo</w:t>
-      </w:r>
-      <w:r>
-        <w:rPr>
-          <w:b w:val="0"/>
-          <w:color w:val="960000"/>
-          <w:sz w:val="20"/>
-        </w:rPr>
-        <w:t xml:space="preserve">. ⚠️ </w:t>
-      </w:r>
-      <w:r>
-        <w:rPr>
-          <w:b/>
-          <w:color w:val="960000"/>
-          <w:sz w:val="20"/>
-        </w:rPr>
-        <w:t>Lo que el puente NO demuestra, y va escrito al lado:</w:t>
-      </w:r>
-      <w:r>
-        <w:rPr>
-          <w:b w:val="0"/>
-          <w:color w:val="960000"/>
-          <w:sz w:val="20"/>
-        </w:rPr>
-        <w:t xml:space="preserve"> demuestra que </w:t>
-      </w:r>
-      <w:r>
-        <w:rPr>
-          <w:b/>
-          <w:color w:val="960000"/>
-          <w:sz w:val="20"/>
-        </w:rPr>
-        <w:t>el firmware reconoce las secuencias</w:t>
-      </w:r>
-      <w:r>
-        <w:rPr>
-          <w:b w:val="0"/>
-          <w:color w:val="960000"/>
-          <w:sz w:val="20"/>
-        </w:rPr>
-        <w:t xml:space="preserve">. No demuestra que los pulsos lleguen </w:t>
-      </w:r>
-      <w:r>
-        <w:rPr>
-          <w:b/>
-          <w:color w:val="960000"/>
-          <w:sz w:val="20"/>
-        </w:rPr>
-        <w:t>desde el piso, por radio</w:t>
-      </w:r>
-      <w:r>
-        <w:rPr>
-          <w:b w:val="0"/>
-          <w:color w:val="960000"/>
-          <w:sz w:val="20"/>
-        </w:rPr>
-        <w:t>, que es la condición real de uso — con su rebote de contacto y sus ~2 s por pulsación. Eso sigue sin receptor con el que probarlo, y queda aplazado (prueba 8.9 del Protocolo).</w:t>
+        <w:t>la respuesta sobre si el mando oyó son los destellos</w:t>
+      </w:r>
+      <w:r>
+        <w:rPr>
+          <w:b w:val="0"/>
+          <w:color w:val="960000"/>
+          <w:sz w:val="20"/>
+        </w:rPr>
+        <w:t>, no la trama. Mirar sólo el terminal es cómo un mando sano se apunta como sordo.</w:t>
       </w:r>
     </w:p>
     <w:p>
@@ -4226,7 +8481,7 @@
           <w:color w:val="960000"/>
           <w:sz w:val="20"/>
         </w:rPr>
-        <w:t xml:space="preserve">⚠️ </w:t>
+        <w:t xml:space="preserve">🔴 </w:t>
       </w:r>
       <w:r>
         <w:rPr>
@@ -4234,15 +8489,15 @@
           <w:color w:val="960000"/>
           <w:sz w:val="20"/>
         </w:rPr>
-        <w:t>Y un detalle de numeración que conviene saber antes de buscarlo en el poste:</w:t>
-      </w:r>
-      <w:r>
-        <w:rPr>
-          <w:b w:val="0"/>
-          <w:color w:val="960000"/>
-          <w:sz w:val="20"/>
-        </w:rPr>
-        <w:t xml:space="preserve"> la Guía se refiere a esta medida unas veces como *«la medida del paso 14»* y otras como *«del paso 15»*. </w:t>
+        <w:t>Antes de tocar `J16`, dos requisitos que no son opcionales:</w:t>
+      </w:r>
+      <w:r>
+        <w:rPr>
+          <w:b w:val="0"/>
+          <w:color w:val="960000"/>
+          <w:sz w:val="20"/>
+        </w:rPr>
+        <w:t xml:space="preserve"> 1. </w:t>
       </w:r>
       <w:r>
         <w:rPr>
@@ -4250,15 +8505,191 @@
           <w:color w:val="960000"/>
           <w:sz w:val="20"/>
         </w:rPr>
-        <w:t>La medida es el PASO 14</w:t>
-      </w:r>
-      <w:r>
-        <w:rPr>
-          <w:b w:val="0"/>
-          <w:color w:val="960000"/>
-          <w:sz w:val="20"/>
-        </w:rPr>
-        <w:t xml:space="preserve"> —*«Antes de tocar las cámaras de </w:t>
+        <w:t>Paso 4 de la Guía hecho: el pin de 12 V tapado.</w:t>
+      </w:r>
+      <w:r>
+        <w:rPr>
+          <w:b w:val="0"/>
+          <w:color w:val="960000"/>
+          <w:sz w:val="20"/>
+        </w:rPr>
+        <w:t xml:space="preserve"> En el cobre esos 12 V corren a </w:t>
+      </w:r>
+      <w:r>
+        <w:rPr>
+          <w:b/>
+          <w:color w:val="960000"/>
+          <w:sz w:val="20"/>
+        </w:rPr>
+        <w:t>1,36 mm</w:t>
+      </w:r>
+      <w:r>
+        <w:rPr>
+          <w:b w:val="0"/>
+          <w:color w:val="960000"/>
+          <w:sz w:val="20"/>
+        </w:rPr>
+        <w:t xml:space="preserve"> del más cercano de estos pines — no a los milímetros que se ven entre los pines del conector. ✅ </w:t>
+      </w:r>
+      <w:r>
+        <w:rPr>
+          <w:b/>
+          <w:color w:val="960000"/>
+          <w:sz w:val="20"/>
+        </w:rPr>
+        <w:t>HECHO el 3/09</w:t>
+      </w:r>
+      <w:r>
+        <w:rPr>
+          <w:b w:val="0"/>
+          <w:color w:val="960000"/>
+          <w:sz w:val="20"/>
+        </w:rPr>
+        <w:t xml:space="preserve">, retirando el pin del cuerpo del conector volante. 🔴 </w:t>
+      </w:r>
+      <w:r>
+        <w:rPr>
+          <w:b/>
+          <w:color w:val="960000"/>
+          <w:sz w:val="20"/>
+        </w:rPr>
+        <w:t>Y desde N-120 esto sube: no es una precaución de banco, es obligatorio en cada equipo</w:t>
+      </w:r>
+      <w:r>
+        <w:rPr>
+          <w:b w:val="0"/>
+          <w:color w:val="960000"/>
+          <w:sz w:val="20"/>
+        </w:rPr>
+        <w:t xml:space="preserve"> — ninguna de las 5 entradas de campo de la placa lleva nada en serie, mientras las 9 salidas llevan 220 Ω y opto. 2. ~~</w:t>
+      </w:r>
+      <w:r>
+        <w:rPr>
+          <w:b/>
+          <w:color w:val="960000"/>
+          <w:sz w:val="20"/>
+        </w:rPr>
+        <w:t>Paso 20 de la Guía hecho, con su resultado delante:</w:t>
+      </w:r>
+      <w:r>
+        <w:rPr>
+          <w:b w:val="0"/>
+          <w:color w:val="960000"/>
+          <w:sz w:val="20"/>
+        </w:rPr>
+        <w:t xml:space="preserve">~~ - ~~Si p5 y p8 dan </w:t>
+      </w:r>
+      <w:r>
+        <w:rPr>
+          <w:b/>
+          <w:color w:val="960000"/>
+          <w:sz w:val="20"/>
+        </w:rPr>
+        <w:t>circuito abierto contra masa y ~3,3 V en reposo</w:t>
+      </w:r>
+      <w:r>
+        <w:rPr>
+          <w:b w:val="0"/>
+          <w:color w:val="960000"/>
+          <w:sz w:val="20"/>
+        </w:rPr>
+        <w:t xml:space="preserve"> → el puente funciona, y los bloques 4 y 5 se ejecutan.~~ - ~~</w:t>
+      </w:r>
+      <w:r>
+        <w:rPr>
+          <w:b/>
+          <w:color w:val="960000"/>
+          <w:sz w:val="20"/>
+        </w:rPr>
+        <w:t>Si dan ~10 kΩ contra masa</w:t>
+      </w:r>
+      <w:r>
+        <w:rPr>
+          <w:b w:val="0"/>
+          <w:color w:val="960000"/>
+          <w:sz w:val="20"/>
+        </w:rPr>
+        <w:t xml:space="preserve"> → el pull-up interno no puede ganarles, el pin queda permanentemente en BAJO y </w:t>
+      </w:r>
+      <w:r>
+        <w:rPr>
+          <w:b/>
+          <w:color w:val="960000"/>
+          <w:sz w:val="20"/>
+        </w:rPr>
+        <w:t>el mando está inoperante de fábrica</w:t>
+      </w:r>
+      <w:r>
+        <w:rPr>
+          <w:b w:val="0"/>
+          <w:color w:val="960000"/>
+          <w:sz w:val="20"/>
+        </w:rPr>
+        <w:t xml:space="preserve">. En ese caso </w:t>
+      </w:r>
+      <w:r>
+        <w:rPr>
+          <w:b/>
+          <w:color w:val="960000"/>
+          <w:sz w:val="20"/>
+        </w:rPr>
+        <w:t>el Protocolo §8 y §9 no se ejecutan</w:t>
+      </w:r>
+      <w:r>
+        <w:rPr>
+          <w:b w:val="0"/>
+          <w:color w:val="960000"/>
+          <w:sz w:val="20"/>
+        </w:rPr>
+        <w:t xml:space="preserve">: se anotan los números del paso 20 y </w:t>
+      </w:r>
+      <w:r>
+        <w:rPr>
+          <w:b/>
+          <w:color w:val="960000"/>
+          <w:sz w:val="20"/>
+        </w:rPr>
+        <w:t>eso es el hallazgo</w:t>
+      </w:r>
+      <w:r>
+        <w:rPr>
+          <w:b w:val="0"/>
+          <w:color w:val="960000"/>
+          <w:sz w:val="20"/>
+        </w:rPr>
+        <w:t xml:space="preserve">.~~ ~~🛑 </w:t>
+      </w:r>
+      <w:r>
+        <w:rPr>
+          <w:b/>
+          <w:color w:val="960000"/>
+          <w:sz w:val="20"/>
+        </w:rPr>
+        <w:t>ESTA. Dieron 9,92 kΩ y 0,6 V. El mando está inoperante de fábrica, y ése es el hallazgo.</w:t>
+      </w:r>
+      <w:r>
+        <w:rPr>
+          <w:b w:val="0"/>
+          <w:color w:val="960000"/>
+          <w:sz w:val="20"/>
+        </w:rPr>
+        <w:t xml:space="preserve">~~ 🔧 </w:t>
+      </w:r>
+      <w:r>
+        <w:rPr>
+          <w:b/>
+          <w:color w:val="960000"/>
+          <w:sz w:val="20"/>
+        </w:rPr>
+        <w:t>LAS DOS RAMAS CADUCARON EL 04/09 (`N-118`), y se tachan sin borrarse porque son las que mandan al técnico a puentear contra masa.</w:t>
+      </w:r>
+      <w:r>
+        <w:rPr>
+          <w:b w:val="0"/>
+          <w:color w:val="960000"/>
+          <w:sz w:val="20"/>
+        </w:rPr>
+        <w:t xml:space="preserve"> Estaban escritas suponiendo un firmware con </w:t>
       </w:r>
       <w:r>
         <w:rPr>
@@ -4266,6 +8697,134 @@
           <w:color w:val="960000"/>
           <w:sz w:val="20"/>
         </w:rPr>
+        <w:t>INPUT_PULLUP</w:t>
+      </w:r>
+      <w:r>
+        <w:rPr>
+          <w:b w:val="0"/>
+          <w:color w:val="960000"/>
+          <w:sz w:val="20"/>
+        </w:rPr>
+        <w:t>, y ése era el defecto. El paso 20 ya midió lo que había que medir —</w:t>
+      </w:r>
+      <w:r>
+        <w:rPr>
+          <w:b/>
+          <w:color w:val="960000"/>
+          <w:sz w:val="20"/>
+        </w:rPr>
+        <w:t>los cuatro pines llevan ~10 kΩ a masa, y eso es CORRECTO para los cuatro</w:t>
+      </w:r>
+      <w:r>
+        <w:rPr>
+          <w:b w:val="0"/>
+          <w:color w:val="960000"/>
+          <w:sz w:val="20"/>
+        </w:rPr>
+        <w:t xml:space="preserve">, porque los cuatro son activos en ALTO desde </w:t>
+      </w:r>
+      <w:r>
+        <w:rPr>
+          <w:rFonts w:ascii="Consolas" w:hAnsi="Consolas"/>
+          <w:color w:val="960000"/>
+          <w:sz w:val="20"/>
+        </w:rPr>
+        <w:t>346ea5f</w:t>
+      </w:r>
+      <w:r>
+        <w:rPr>
+          <w:b w:val="0"/>
+          <w:color w:val="960000"/>
+          <w:sz w:val="20"/>
+        </w:rPr>
+        <w:t xml:space="preserve">—: </w:t>
+      </w:r>
+      <w:r>
+        <w:rPr>
+          <w:b/>
+          <w:color w:val="960000"/>
+          <w:sz w:val="20"/>
+        </w:rPr>
+        <w:t>la medida `M3` quedó cerrada y no hay bifurcación que resolver.</w:t>
+      </w:r>
+      <w:r>
+        <w:rPr>
+          <w:b w:val="0"/>
+          <w:color w:val="960000"/>
+          <w:sz w:val="20"/>
+        </w:rPr>
+        <w:t xml:space="preserve"> </w:t>
+      </w:r>
+      <w:r>
+        <w:rPr>
+          <w:b/>
+          <w:color w:val="960000"/>
+          <w:sz w:val="20"/>
+        </w:rPr>
+        <w:t>El requisito que SÍ queda es otro:</w:t>
+      </w:r>
+      <w:r>
+        <w:rPr>
+          <w:b w:val="0"/>
+          <w:color w:val="960000"/>
+          <w:sz w:val="20"/>
+        </w:rPr>
+        <w:t xml:space="preserve"> el firmware de N-118 </w:t>
+      </w:r>
+      <w:r>
+        <w:rPr>
+          <w:b/>
+          <w:color w:val="960000"/>
+          <w:sz w:val="20"/>
+        </w:rPr>
+        <w:t>cargado y verificado</w:t>
+      </w:r>
+      <w:r>
+        <w:rPr>
+          <w:b w:val="0"/>
+          <w:color w:val="960000"/>
+          <w:sz w:val="20"/>
+        </w:rPr>
+        <w:t xml:space="preserve"> en la tarjeta —no mergeado—, con su </w:t>
+      </w:r>
+      <w:r>
+        <w:rPr>
+          <w:rFonts w:ascii="Consolas" w:hAnsi="Consolas"/>
+          <w:color w:val="960000"/>
+          <w:sz w:val="20"/>
+        </w:rPr>
+        <w:t>md5</w:t>
+      </w:r>
+      <w:r>
+        <w:rPr>
+          <w:b w:val="0"/>
+          <w:color w:val="960000"/>
+          <w:sz w:val="20"/>
+        </w:rPr>
+        <w:t xml:space="preserve"> anotado </w:t>
+      </w:r>
+      <w:r>
+        <w:rPr>
+          <w:b/>
+          <w:color w:val="960000"/>
+          <w:sz w:val="20"/>
+        </w:rPr>
+        <w:t>antes</w:t>
+      </w:r>
+      <w:r>
+        <w:rPr>
+          <w:b w:val="0"/>
+          <w:color w:val="960000"/>
+          <w:sz w:val="20"/>
+        </w:rPr>
+        <w:t xml:space="preserve"> de tocar </w:t>
+      </w:r>
+      <w:r>
+        <w:rPr>
+          <w:rFonts w:ascii="Consolas" w:hAnsi="Consolas"/>
+          <w:color w:val="960000"/>
+          <w:sz w:val="20"/>
+        </w:rPr>
         <w:t>J16</w:t>
       </w:r>
       <w:r>
@@ -4274,7 +8833,7 @@
           <w:color w:val="960000"/>
           <w:sz w:val="20"/>
         </w:rPr>
-        <w:t xml:space="preserve">: la medida que lo decide»*—; el paso 15 es el que </w:t>
+        <w:t xml:space="preserve">. Con el firmware anterior dentro, el puente no hace nada. ⚠️ </w:t>
       </w:r>
       <w:r>
         <w:rPr>
@@ -4282,15 +8841,47 @@
           <w:color w:val="960000"/>
           <w:sz w:val="20"/>
         </w:rPr>
-        <w:t>cablea</w:t>
-      </w:r>
-      <w:r>
-        <w:rPr>
-          <w:b w:val="0"/>
-          <w:color w:val="960000"/>
-          <w:sz w:val="20"/>
-        </w:rPr>
-        <w:t xml:space="preserve"> la cámara, y sólo si el 14 salió bien. Cuando este encargo dice «paso 14» se refiere a la medida.</w:t>
+        <w:t>Lo que el puente NO demuestra, y va escrito al lado:</w:t>
+      </w:r>
+      <w:r>
+        <w:rPr>
+          <w:b w:val="0"/>
+          <w:color w:val="960000"/>
+          <w:sz w:val="20"/>
+        </w:rPr>
+        <w:t xml:space="preserve"> demuestra que </w:t>
+      </w:r>
+      <w:r>
+        <w:rPr>
+          <w:b/>
+          <w:color w:val="960000"/>
+          <w:sz w:val="20"/>
+        </w:rPr>
+        <w:t>el firmware reconoce las secuencias</w:t>
+      </w:r>
+      <w:r>
+        <w:rPr>
+          <w:b w:val="0"/>
+          <w:color w:val="960000"/>
+          <w:sz w:val="20"/>
+        </w:rPr>
+        <w:t xml:space="preserve">. No demuestra que los pulsos lleguen </w:t>
+      </w:r>
+      <w:r>
+        <w:rPr>
+          <w:b/>
+          <w:color w:val="960000"/>
+          <w:sz w:val="20"/>
+        </w:rPr>
+        <w:t>desde el piso, por radio</w:t>
+      </w:r>
+      <w:r>
+        <w:rPr>
+          <w:b w:val="0"/>
+          <w:color w:val="960000"/>
+          <w:sz w:val="20"/>
+        </w:rPr>
+        <w:t>, que es la condición real de uso — con su rebote de contacto y sus ~2 s por pulsación. Eso sigue sin receptor con el que probarlo, y queda aplazado (prueba 8.9 del Protocolo).</w:t>
       </w:r>
     </w:p>
     <w:p>
@@ -4305,7 +8896,7 @@
           <w:color w:val="960000"/>
           <w:sz w:val="20"/>
         </w:rPr>
-        <w:t xml:space="preserve">🔴 </w:t>
+        <w:t xml:space="preserve">⚠️ </w:t>
       </w:r>
       <w:r>
         <w:rPr>
@@ -4313,6 +8904,85 @@
           <w:color w:val="960000"/>
           <w:sz w:val="20"/>
         </w:rPr>
+        <w:t>Y no confunda los dos pasos de la Guía que hablan de `J16`, porque hacen cosas distintas:</w:t>
+      </w:r>
+      <w:r>
+        <w:rPr>
+          <w:b w:val="0"/>
+          <w:color w:val="960000"/>
+          <w:sz w:val="20"/>
+        </w:rPr>
+        <w:t xml:space="preserve"> </w:t>
+      </w:r>
+      <w:r>
+        <w:rPr>
+          <w:b/>
+          <w:color w:val="960000"/>
+          <w:sz w:val="20"/>
+        </w:rPr>
+        <w:t>el PASO 20 es la MEDIDA</w:t>
+      </w:r>
+      <w:r>
+        <w:rPr>
+          <w:b w:val="0"/>
+          <w:color w:val="960000"/>
+          <w:sz w:val="20"/>
+        </w:rPr>
+        <w:t xml:space="preserve"> —*«La medida que decide lo de </w:t>
+      </w:r>
+      <w:r>
+        <w:rPr>
+          <w:rFonts w:ascii="Consolas" w:hAnsi="Consolas"/>
+          <w:color w:val="960000"/>
+          <w:sz w:val="20"/>
+        </w:rPr>
+        <w:t>J16</w:t>
+      </w:r>
+      <w:r>
+        <w:rPr>
+          <w:b w:val="0"/>
+          <w:color w:val="960000"/>
+          <w:sz w:val="20"/>
+        </w:rPr>
+        <w:t xml:space="preserve">»*—, y es la que decide; </w:t>
+      </w:r>
+      <w:r>
+        <w:rPr>
+          <w:b/>
+          <w:color w:val="960000"/>
+          <w:sz w:val="20"/>
+        </w:rPr>
+        <w:t>el PASO 21 es el que CABLEA</w:t>
+      </w:r>
+      <w:r>
+        <w:rPr>
+          <w:b w:val="0"/>
+          <w:color w:val="960000"/>
+          <w:sz w:val="20"/>
+        </w:rPr>
+        <w:t xml:space="preserve"> la cámara, y sólo se hace si el 20 salió bien. Cuando este encargo dice «paso 20» se refiere a la medida.</w:t>
+      </w:r>
+    </w:p>
+    <w:p>
+      <w:pPr>
+        <w:spacing w:after="160"/>
+        <w:ind w:left="360"/>
+        <w:shd w:val="clear" w:fill="FFF4E5"/>
+      </w:pPr>
+      <w:r>
+        <w:rPr>
+          <w:b w:val="0"/>
+          <w:color w:val="960000"/>
+          <w:sz w:val="20"/>
+        </w:rPr>
+        <w:t>🔴 ~~</w:t>
+      </w:r>
+      <w:r>
+        <w:rPr>
+          <w:b/>
+          <w:color w:val="960000"/>
+          <w:sz w:val="20"/>
+        </w:rPr>
         <w:t>Un desacuerdo entre documentos que hay que resolver antes de la sesión, y no lo resuelve el técnico.</w:t>
       </w:r>
       <w:r>
@@ -4321,7 +8991,7 @@
           <w:color w:val="960000"/>
           <w:sz w:val="20"/>
         </w:rPr>
-        <w:t xml:space="preserve"> El paso 14 de la Guía dice *«los cuatro tienen que dar lo mismo»*. Eso era cierto cuando p5, p8, p10 y p12 eran los cuatro pulsadores. </w:t>
+        <w:t xml:space="preserve">~~ → ✅ </w:t>
       </w:r>
       <w:r>
         <w:rPr>
@@ -4329,6 +8999,22 @@
           <w:color w:val="960000"/>
           <w:sz w:val="20"/>
         </w:rPr>
+        <w:t>RESUELTO POR LA MEDIDA, y el pronóstico se cumplió al pie de la letra.</w:t>
+      </w:r>
+      <w:r>
+        <w:rPr>
+          <w:b w:val="0"/>
+          <w:color w:val="960000"/>
+          <w:sz w:val="20"/>
+        </w:rPr>
+        <w:t xml:space="preserve"> El paso 20 de la Guía dice *«los cuatro tienen que dar lo mismo»*. Eso era cierto cuando p5, p8, p10 y p12 eran los cuatro pulsadores. </w:t>
+      </w:r>
+      <w:r>
+        <w:rPr>
+          <w:b/>
+          <w:color w:val="960000"/>
+          <w:sz w:val="20"/>
+        </w:rPr>
         <w:t>Desde el 31/08 no lo es:</w:t>
       </w:r>
       <w:r>
@@ -4353,7 +9039,103 @@
           <w:color w:val="960000"/>
           <w:sz w:val="20"/>
         </w:rPr>
-        <w:t xml:space="preserve"> Se anota como hallazgo del paso 14 y se decide con el dato delante, no en el poste.</w:t>
+        <w:t xml:space="preserve"> </w:t>
+      </w:r>
+      <w:r>
+        <w:rPr>
+          <w:b/>
+          <w:color w:val="960000"/>
+          <w:sz w:val="20"/>
+        </w:rPr>
+        <w:t>Los cuatro dieron lo mismo</w:t>
+      </w:r>
+      <w:r>
+        <w:rPr>
+          <w:b w:val="0"/>
+          <w:color w:val="960000"/>
+          <w:sz w:val="20"/>
+        </w:rPr>
+        <w:t xml:space="preserve"> —9,92 / 9,92 / 9,93 / 9,94 kΩ— </w:t>
+      </w:r>
+      <w:r>
+        <w:rPr>
+          <w:b/>
+          <w:color w:val="960000"/>
+          <w:sz w:val="20"/>
+        </w:rPr>
+        <w:t>y la función rota era el mando.</w:t>
+      </w:r>
+      <w:r>
+        <w:rPr>
+          <w:b w:val="0"/>
+          <w:color w:val="960000"/>
+          <w:sz w:val="20"/>
+        </w:rPr>
+        <w:t xml:space="preserve"> La placa trata igual a los cuatro pines, así que el firmware no puede leer dos al revés de los otros dos: o los cuatro son activos en ALTO, o ninguno. La cámara ya estaba corregida desde N-67; 🟢 </w:t>
+      </w:r>
+      <w:r>
+        <w:rPr>
+          <w:b/>
+          <w:color w:val="960000"/>
+          <w:sz w:val="20"/>
+        </w:rPr>
+        <w:t>el mando lo está desde `346ea5f` (04/09), y con eso los CUATRO leen ya como pide el cobre.</w:t>
+      </w:r>
+      <w:r>
+        <w:rPr>
+          <w:b w:val="0"/>
+          <w:color w:val="960000"/>
+          <w:sz w:val="20"/>
+        </w:rPr>
+        <w:t xml:space="preserve"> 🔴 </w:t>
+      </w:r>
+      <w:r>
+        <w:rPr>
+          <w:b/>
+          <w:color w:val="960000"/>
+          <w:sz w:val="20"/>
+        </w:rPr>
+        <w:t>Ninguna de las dos correcciones del mando se ha ejercido sobre una tarjeta.</w:t>
+      </w:r>
+      <w:r>
+        <w:rPr>
+          <w:b w:val="0"/>
+          <w:color w:val="960000"/>
+          <w:sz w:val="20"/>
+        </w:rPr>
+        <w:t xml:space="preserve"> </w:t>
+      </w:r>
+      <w:r>
+        <w:rPr>
+          <w:b/>
+          <w:color w:val="960000"/>
+          <w:sz w:val="20"/>
+        </w:rPr>
+        <w:t>Nota de método, porque este documento la pedía y se cobró sola:</w:t>
+      </w:r>
+      <w:r>
+        <w:rPr>
+          <w:b w:val="0"/>
+          <w:color w:val="960000"/>
+          <w:sz w:val="20"/>
+        </w:rPr>
+        <w:t xml:space="preserve"> la frase de la Guía no era un error de redacción a corregir antes de bajar al banco — era </w:t>
+      </w:r>
+      <w:r>
+        <w:rPr>
+          <w:b/>
+          <w:color w:val="960000"/>
+          <w:sz w:val="20"/>
+        </w:rPr>
+        <w:t>la comprobación que hacía visible el defecto</w:t>
+      </w:r>
+      <w:r>
+        <w:rPr>
+          <w:b w:val="0"/>
+          <w:color w:val="960000"/>
+          <w:sz w:val="20"/>
+        </w:rPr>
+        <w:t>. Cambiarla para *«que cuadrara con lo esperado»* habría tapado N-118.</w:t>
       </w:r>
     </w:p>
     <w:p>
@@ -4376,6 +9158,133 @@
     </w:p>
     <w:p>
       <w:pPr>
+        <w:spacing w:after="160"/>
+        <w:ind w:left="360"/>
+        <w:shd w:val="clear" w:fill="FFF4E5"/>
+      </w:pPr>
+      <w:r>
+        <w:rPr>
+          <w:b w:val="0"/>
+          <w:color w:val="960000"/>
+          <w:sz w:val="20"/>
+        </w:rPr>
+        <w:t xml:space="preserve">⛔ </w:t>
+      </w:r>
+      <w:r>
+        <w:rPr>
+          <w:b/>
+          <w:color w:val="960000"/>
+          <w:sz w:val="20"/>
+        </w:rPr>
+        <w:t>NO SE EJECUTÓ NADA DE ESTE APARTADO el 3-4/09.</w:t>
+      </w:r>
+      <w:r>
+        <w:rPr>
+          <w:b w:val="0"/>
+          <w:color w:val="960000"/>
+          <w:sz w:val="20"/>
+        </w:rPr>
+        <w:t xml:space="preserve"> Dependía de los bloques 3 y 4, y los dos cayeron: el reloj quedó bloqueado por el Bluetooth (paso 27) y el mando se abortó por seguridad (paso 29). </w:t>
+      </w:r>
+      <w:r>
+        <w:rPr>
+          <w:b/>
+          <w:color w:val="960000"/>
+          <w:sz w:val="20"/>
+        </w:rPr>
+        <w:t>Se conserva entero y sigue vigente para la próxima sesión</w:t>
+      </w:r>
+      <w:r>
+        <w:rPr>
+          <w:b w:val="0"/>
+          <w:color w:val="960000"/>
+          <w:sz w:val="20"/>
+        </w:rPr>
+        <w:t xml:space="preserve"> — con un cambio de peso: con el mando </w:t>
+      </w:r>
+      <w:r>
+        <w:rPr>
+          <w:rFonts w:ascii="Consolas" w:hAnsi="Consolas"/>
+          <w:color w:val="960000"/>
+          <w:sz w:val="20"/>
+        </w:rPr>
+        <w:t>A</w:t>
+      </w:r>
+      <w:r>
+        <w:rPr>
+          <w:b w:val="0"/>
+          <w:color w:val="960000"/>
+          <w:sz w:val="20"/>
+        </w:rPr>
+        <w:t>/</w:t>
+      </w:r>
+      <w:r>
+        <w:rPr>
+          <w:rFonts w:ascii="Consolas" w:hAnsi="Consolas"/>
+          <w:color w:val="960000"/>
+          <w:sz w:val="20"/>
+        </w:rPr>
+        <w:t>B</w:t>
+      </w:r>
+      <w:r>
+        <w:rPr>
+          <w:b w:val="0"/>
+          <w:color w:val="960000"/>
+          <w:sz w:val="20"/>
+        </w:rPr>
+        <w:t xml:space="preserve"> inoperante (N-118) y sin comando por app, la tabla de vías de entrada y salida del Esclavo de más abajo </w:t>
+      </w:r>
+      <w:r>
+        <w:rPr>
+          <w:b/>
+          <w:color w:val="960000"/>
+          <w:sz w:val="20"/>
+        </w:rPr>
+        <w:t>queda con una sola fila viva: la vuelta de la radio</w:t>
+      </w:r>
+      <w:r>
+        <w:rPr>
+          <w:b w:val="0"/>
+          <w:color w:val="960000"/>
+          <w:sz w:val="20"/>
+        </w:rPr>
+        <w:t xml:space="preserve">. Eso no es una corrección del apartado; </w:t>
+      </w:r>
+      <w:r>
+        <w:rPr>
+          <w:b/>
+          <w:color w:val="960000"/>
+          <w:sz w:val="20"/>
+        </w:rPr>
+        <w:t>es su advertencia, cumplida.</w:t>
+      </w:r>
+      <w:r>
+        <w:rPr>
+          <w:b w:val="0"/>
+          <w:color w:val="960000"/>
+          <w:sz w:val="20"/>
+        </w:rPr>
+        <w:t xml:space="preserve"> 🟢 </w:t>
+      </w:r>
+      <w:r>
+        <w:rPr>
+          <w:b/>
+          <w:color w:val="960000"/>
+          <w:sz w:val="20"/>
+        </w:rPr>
+        <w:t>Lo único de este bloque que sí se midió, y salió bien: la regla de seguridad.</w:t>
+      </w:r>
+      <w:r>
+        <w:rPr>
+          <w:b w:val="0"/>
+          <w:color w:val="960000"/>
+          <w:sz w:val="20"/>
+        </w:rPr>
+        <w:t xml:space="preserve"> Ver justo debajo.</w:t>
+      </w:r>
+    </w:p>
+    <w:p>
+      <w:pPr>
         <w:spacing w:before="200" w:after="120"/>
       </w:pPr>
       <w:r>
@@ -4517,6 +9426,110 @@
           <w:sz w:val="20"/>
         </w:rPr>
         <w:t>pare la sesión y repórtelo de inmediato.</w:t>
+      </w:r>
+      <w:r>
+        <w:rPr>
+          <w:b w:val="0"/>
+          <w:color w:val="960000"/>
+          <w:sz w:val="20"/>
+        </w:rPr>
+        <w:t xml:space="preserve"> ✅ </w:t>
+      </w:r>
+      <w:r>
+        <w:rPr>
+          <w:b/>
+          <w:color w:val="960000"/>
+          <w:sz w:val="20"/>
+        </w:rPr>
+        <w:t>HECHA el 3/09 en el paso 8 de la Guía, y PASÓ.</w:t>
+      </w:r>
+      <w:r>
+        <w:rPr>
+          <w:b w:val="0"/>
+          <w:color w:val="960000"/>
+          <w:sz w:val="20"/>
+        </w:rPr>
+        <w:t xml:space="preserve"> Tres cortes de comunicación; en los tres, las dos puntas a </w:t>
+      </w:r>
+      <w:r>
+        <w:rPr>
+          <w:b/>
+          <w:color w:val="960000"/>
+          <w:sz w:val="20"/>
+        </w:rPr>
+        <w:t>ámbar intermitente en ~20 s</w:t>
+      </w:r>
+      <w:r>
+        <w:rPr>
+          <w:b w:val="0"/>
+          <w:color w:val="960000"/>
+          <w:sz w:val="20"/>
+        </w:rPr>
+        <w:t xml:space="preserve">, parpadeando hasta restablecer el enlace, y vuelta sola a rojo fijo en ~3 s al reconectar. </w:t>
+      </w:r>
+      <w:r>
+        <w:rPr>
+          <w:b/>
+          <w:color w:val="960000"/>
+          <w:sz w:val="20"/>
+        </w:rPr>
+        <w:t>Ninguna entró sola en Degradado.</w:t>
+      </w:r>
+      <w:r>
+        <w:rPr>
+          <w:b w:val="0"/>
+          <w:color w:val="960000"/>
+          <w:sz w:val="20"/>
+        </w:rPr>
+        <w:t xml:space="preserve"> ⚠️ </w:t>
+      </w:r>
+      <w:r>
+        <w:rPr>
+          <w:b/>
+          <w:color w:val="960000"/>
+          <w:sz w:val="20"/>
+        </w:rPr>
+        <w:t>Con un número que no cuadra del todo y no se redondea: la Guía espera 23-28 s y salieron ~20.</w:t>
+      </w:r>
+      <w:r>
+        <w:rPr>
+          <w:b w:val="0"/>
+          <w:color w:val="960000"/>
+          <w:sz w:val="20"/>
+        </w:rPr>
+        <w:t xml:space="preserve"> </w:t>
+      </w:r>
+      <w:r>
+        <w:rPr>
+          <w:rFonts w:ascii="Consolas" w:hAnsi="Consolas"/>
+          <w:color w:val="960000"/>
+          <w:sz w:val="20"/>
+        </w:rPr>
+        <w:t>SFTY6_SILENCIO_MS</w:t>
+      </w:r>
+      <w:r>
+        <w:rPr>
+          <w:b w:val="0"/>
+          <w:color w:val="960000"/>
+          <w:sz w:val="20"/>
+        </w:rPr>
+        <w:t xml:space="preserve"> son 25 000 ms. Va en la dirección segura —cae antes, no después— y el informe lo llama diferencia menor. </w:t>
+      </w:r>
+      <w:r>
+        <w:rPr>
+          <w:b/>
+          <w:color w:val="960000"/>
+          <w:sz w:val="20"/>
+        </w:rPr>
+        <w:t>No está explicado</w:t>
+      </w:r>
+      <w:r>
+        <w:rPr>
+          <w:b w:val="0"/>
+          <w:color w:val="960000"/>
+          <w:sz w:val="20"/>
+        </w:rPr>
+        <w:t>, y un umbral de seguridad que se dispara 5 s antes de lo calculado es exactamente la clase de cifra que en este repositorio acaba siendo otra cosa. Se cronometra otra vez con reloj, no a ojo, y se anota.</w:t>
       </w:r>
     </w:p>
     <w:p>
@@ -4715,6 +9728,13 @@
             <w:r/>
             <w:r>
               <w:rPr>
+                <w:b w:val="0"/>
+                <w:sz w:val="19"/>
+              </w:rPr>
+              <w:t>~~</w:t>
+            </w:r>
+            <w:r>
+              <w:rPr>
                 <w:b/>
                 <w:sz w:val="19"/>
               </w:rPr>
@@ -4739,7 +9759,189 @@
                 <w:b w:val="0"/>
                 <w:sz w:val="19"/>
               </w:rPr>
-              <w:t>, porque no hay receptor</w:t>
+              <w:t xml:space="preserve">, porque no hay receptor~~ · ~~🔴 </w:t>
+            </w:r>
+            <w:r>
+              <w:rPr>
+                <w:b/>
+                <w:sz w:val="19"/>
+              </w:rPr>
+              <w:t>MUERTA, medido el 3/09 (N-118).</w:t>
+            </w:r>
+            <w:r>
+              <w:rPr>
+                <w:b w:val="0"/>
+                <w:sz w:val="19"/>
+              </w:rPr>
+              <w:t xml:space="preserve"> Sin receptor </w:t>
+            </w:r>
+            <w:r>
+              <w:rPr>
+                <w:b/>
+                <w:sz w:val="19"/>
+              </w:rPr>
+              <w:t>y</w:t>
+            </w:r>
+            <w:r>
+              <w:rPr>
+                <w:b w:val="0"/>
+                <w:sz w:val="19"/>
+              </w:rPr>
+              <w:t xml:space="preserve"> con el pin a 0,6 V, el puente tampoco sirve: no hay flanco que registrar~~ → 🟡 </w:t>
+            </w:r>
+            <w:r>
+              <w:rPr>
+                <w:b/>
+                <w:sz w:val="19"/>
+              </w:rPr>
+              <w:t>VIVA POR PUENTE, SIN EJERCER.</w:t>
+            </w:r>
+            <w:r>
+              <w:rPr>
+                <w:b w:val="0"/>
+                <w:sz w:val="19"/>
+              </w:rPr>
+              <w:t xml:space="preserve"> El </w:t>
+            </w:r>
+            <w:r>
+              <w:rPr>
+                <w:rFonts w:ascii="Consolas" w:hAnsi="Consolas"/>
+                <w:sz w:val="19"/>
+              </w:rPr>
+              <w:t>0,6 V</w:t>
+            </w:r>
+            <w:r>
+              <w:rPr>
+                <w:b w:val="0"/>
+                <w:sz w:val="19"/>
+              </w:rPr>
+              <w:t xml:space="preserve"> lo ponía el </w:t>
+            </w:r>
+            <w:r>
+              <w:rPr>
+                <w:rFonts w:ascii="Consolas" w:hAnsi="Consolas"/>
+                <w:sz w:val="19"/>
+              </w:rPr>
+              <w:t>INPUT_PULLUP</w:t>
+            </w:r>
+            <w:r>
+              <w:rPr>
+                <w:b w:val="0"/>
+                <w:sz w:val="19"/>
+              </w:rPr>
+              <w:t xml:space="preserve"> del propio firmware; con </w:t>
+            </w:r>
+            <w:r>
+              <w:rPr>
+                <w:rFonts w:ascii="Consolas" w:hAnsi="Consolas"/>
+                <w:sz w:val="19"/>
+              </w:rPr>
+              <w:t>346ea5f</w:t>
+            </w:r>
+            <w:r>
+              <w:rPr>
+                <w:b w:val="0"/>
+                <w:sz w:val="19"/>
+              </w:rPr>
+              <w:t xml:space="preserve"> (</w:t>
+            </w:r>
+            <w:r>
+              <w:rPr>
+                <w:rFonts w:ascii="Consolas" w:hAnsi="Consolas"/>
+                <w:sz w:val="19"/>
+              </w:rPr>
+              <w:t>INPUT</w:t>
+            </w:r>
+            <w:r>
+              <w:rPr>
+                <w:b w:val="0"/>
+                <w:sz w:val="19"/>
+              </w:rPr>
+              <w:t xml:space="preserve"> pelado, activo en ALTO) </w:t>
+            </w:r>
+            <w:r>
+              <w:rPr>
+                <w:b/>
+                <w:sz w:val="19"/>
+              </w:rPr>
+              <w:t>el puente sí produce flanco</w:t>
+            </w:r>
+            <w:r>
+              <w:rPr>
+                <w:b w:val="0"/>
+                <w:sz w:val="19"/>
+              </w:rPr>
+              <w:t xml:space="preserve"> — dado </w:t>
+            </w:r>
+            <w:r>
+              <w:rPr>
+                <w:b/>
+                <w:sz w:val="19"/>
+              </w:rPr>
+              <w:t>`p5` contra `p4` y `p8` contra `p7`</w:t>
+            </w:r>
+            <w:r>
+              <w:rPr>
+                <w:b w:val="0"/>
+                <w:sz w:val="19"/>
+              </w:rPr>
+              <w:t xml:space="preserve">, los 3,3 V del pin contiguo, </w:t>
+            </w:r>
+            <w:r>
+              <w:rPr>
+                <w:b/>
+                <w:sz w:val="19"/>
+              </w:rPr>
+              <w:t>NUNCA contra masa</w:t>
+            </w:r>
+            <w:r>
+              <w:rPr>
+                <w:b w:val="0"/>
+                <w:sz w:val="19"/>
+              </w:rPr>
+              <w:t xml:space="preserve">. Confirmación: </w:t>
+            </w:r>
+            <w:r>
+              <w:rPr>
+                <w:b/>
+                <w:sz w:val="19"/>
+              </w:rPr>
+              <w:t>4 destellos rojos</w:t>
+            </w:r>
+            <w:r>
+              <w:rPr>
+                <w:b w:val="0"/>
+                <w:sz w:val="19"/>
+              </w:rPr>
+              <w:t xml:space="preserve"> al entrar, 2 o 3 al salir. 🔴 Lo que falta es </w:t>
+            </w:r>
+            <w:r>
+              <w:rPr>
+                <w:b/>
+                <w:sz w:val="19"/>
+              </w:rPr>
+              <w:t>una tarjeta sana</w:t>
+            </w:r>
+            <w:r>
+              <w:rPr>
+                <w:b w:val="0"/>
+                <w:sz w:val="19"/>
+              </w:rPr>
+              <w:t xml:space="preserve"> (N-116) y el </w:t>
+            </w:r>
+            <w:r>
+              <w:rPr>
+                <w:b/>
+                <w:sz w:val="19"/>
+              </w:rPr>
+              <w:t>receptor</w:t>
+            </w:r>
+            <w:r>
+              <w:rPr>
+                <w:b w:val="0"/>
+                <w:sz w:val="19"/>
+              </w:rPr>
+              <w:t>, que nunca se compró</w:t>
             </w:r>
           </w:p>
         </w:tc>
@@ -4917,7 +10119,55 @@
           <w:color w:val="960000"/>
           <w:sz w:val="20"/>
         </w:rPr>
-        <w:t>.</w:t>
+        <w:t xml:space="preserve">. 🔴 </w:t>
+      </w:r>
+      <w:r>
+        <w:rPr>
+          <w:b/>
+          <w:color w:val="960000"/>
+          <w:sz w:val="20"/>
+        </w:rPr>
+        <w:t>Y desde el 3/09 el «si» sobra: las cuatro filas están en una sola.</w:t>
+      </w:r>
+      <w:r>
+        <w:rPr>
+          <w:b w:val="0"/>
+          <w:color w:val="960000"/>
+          <w:sz w:val="20"/>
+        </w:rPr>
+        <w:t xml:space="preserve"> El puente no funciona (N-118), el receptor no existe, la pantalla está muerta y no hay comando. </w:t>
+      </w:r>
+      <w:r>
+        <w:rPr>
+          <w:b/>
+          <w:color w:val="960000"/>
+          <w:sz w:val="20"/>
+        </w:rPr>
+        <w:t>La única vía viva de sacar al Esclavo del Modo Degradado es que vuelva la radio</w:t>
+      </w:r>
+      <w:r>
+        <w:rPr>
+          <w:b w:val="0"/>
+          <w:color w:val="960000"/>
+          <w:sz w:val="20"/>
+        </w:rPr>
+        <w:t xml:space="preserve"> — la que no depende de que nadie la pida. Eso sube </w:t>
+      </w:r>
+      <w:r>
+        <w:rPr>
+          <w:b/>
+          <w:color w:val="960000"/>
+          <w:sz w:val="20"/>
+        </w:rPr>
+        <w:t>F4</w:t>
+      </w:r>
+      <w:r>
+        <w:rPr>
+          <w:b w:val="0"/>
+          <w:color w:val="960000"/>
+          <w:sz w:val="20"/>
+        </w:rPr>
+        <w:t xml:space="preserve"> de *«mejora pendiente»* a la barrera que falta.</w:t>
       </w:r>
     </w:p>
     <w:p>
@@ -5467,48 +10717,137 @@
     </w:p>
     <w:p>
       <w:pPr>
-        <w:pStyle w:val="ListNumber"/>
-        <w:spacing w:after="60"/>
+        <w:spacing w:after="160"/>
+        <w:ind w:left="360"/>
+        <w:shd w:val="clear" w:fill="FFF4E5"/>
       </w:pPr>
       <w:r>
         <w:rPr>
+          <w:b w:val="0"/>
+          <w:color w:val="960000"/>
+          <w:sz w:val="20"/>
+        </w:rPr>
+        <w:t xml:space="preserve">✅ </w:t>
+      </w:r>
+      <w:r>
+        <w:rPr>
           <w:b/>
-          <w:sz w:val="21"/>
-        </w:rPr>
-        <w:t>La Guía rellena</w:t>
-      </w:r>
-      <w:r>
-        <w:rPr>
-          <w:b w:val="0"/>
-          <w:sz w:val="21"/>
-        </w:rPr>
-        <w:t xml:space="preserve">, con los tres cuadros de </w:t>
+          <w:color w:val="960000"/>
+          <w:sz w:val="20"/>
+        </w:rPr>
+        <w:t>Devuelto el 04/09:</w:t>
+      </w:r>
+      <w:r>
+        <w:rPr>
+          <w:b w:val="0"/>
+          <w:color w:val="960000"/>
+          <w:sz w:val="20"/>
+        </w:rPr>
+        <w:t xml:space="preserve"> </w:t>
       </w:r>
       <w:r>
         <w:rPr>
           <w:rFonts w:ascii="Consolas" w:hAnsi="Consolas"/>
-          <w:sz w:val="21"/>
-        </w:rPr>
-        <w:t>ANOTA</w:t>
-      </w:r>
-      <w:r>
-        <w:rPr>
-          <w:b w:val="0"/>
-          <w:sz w:val="21"/>
-        </w:rPr>
-        <w:t xml:space="preserve"> de los 23 pasos — **también los que salieron</w:t>
-      </w:r>
-    </w:p>
-    <w:p>
-      <w:pPr>
-        <w:spacing w:after="120"/>
-      </w:pPr>
-      <w:r>
-        <w:rPr>
-          <w:b w:val="0"/>
-          <w:sz w:val="21"/>
-        </w:rPr>
-        <w:t>bien**. Una casilla en blanco no dice nada.</w:t>
+          <w:color w:val="960000"/>
+          <w:sz w:val="20"/>
+        </w:rPr>
+        <w:t>evidencia/Informe_Pruebas_Banco_Semaforos_V9.0.pdf</w:t>
+      </w:r>
+      <w:r>
+        <w:rPr>
+          <w:b w:val="0"/>
+          <w:color w:val="960000"/>
+          <w:sz w:val="20"/>
+        </w:rPr>
+        <w:t xml:space="preserve">, 11 páginas, paso por paso, con los cuatro hallazgos consolidados y </w:t>
+      </w:r>
+      <w:r>
+        <w:rPr>
+          <w:b/>
+          <w:color w:val="960000"/>
+          <w:sz w:val="20"/>
+        </w:rPr>
+        <w:t>la causa del sobrecalentamiento declarada como no confirmada</w:t>
+      </w:r>
+      <w:r>
+        <w:rPr>
+          <w:b w:val="0"/>
+          <w:color w:val="960000"/>
+          <w:sz w:val="20"/>
+        </w:rPr>
+        <w:t xml:space="preserve">. Los puntos 1, 3, 4, 6 y 7 de la lista de abajo están cubiertos; </w:t>
+      </w:r>
+      <w:r>
+        <w:rPr>
+          <w:b/>
+          <w:color w:val="960000"/>
+          <w:sz w:val="20"/>
+        </w:rPr>
+        <w:t>el 2 y el 5 no</w:t>
+      </w:r>
+      <w:r>
+        <w:rPr>
+          <w:b w:val="0"/>
+          <w:color w:val="960000"/>
+          <w:sz w:val="20"/>
+        </w:rPr>
+        <w:t xml:space="preserve">: el Protocolo no se llegó a ejecutar —depende del Modo Automático y de la app— y el veredicto del reloj quedó bloqueado con el paso 27. 🟡 </w:t>
+      </w:r>
+      <w:r>
+        <w:rPr>
+          <w:b/>
+          <w:color w:val="960000"/>
+          <w:sz w:val="20"/>
+        </w:rPr>
+        <w:t>Lo que faltó, y es el punto 3:</w:t>
+      </w:r>
+      <w:r>
+        <w:rPr>
+          <w:b w:val="0"/>
+          <w:color w:val="960000"/>
+          <w:sz w:val="20"/>
+        </w:rPr>
+        <w:t xml:space="preserve"> el informe no trae el </w:t>
+      </w:r>
+      <w:r>
+        <w:rPr>
+          <w:rFonts w:ascii="Consolas" w:hAnsi="Consolas"/>
+          <w:color w:val="960000"/>
+          <w:sz w:val="20"/>
+        </w:rPr>
+        <w:t>md5</w:t>
+      </w:r>
+      <w:r>
+        <w:rPr>
+          <w:b w:val="0"/>
+          <w:color w:val="960000"/>
+          <w:sz w:val="20"/>
+        </w:rPr>
+        <w:t xml:space="preserve"> de los binarios cargados. No hizo daño esta vez porque </w:t>
+      </w:r>
+      <w:r>
+        <w:rPr>
+          <w:b/>
+          <w:color w:val="960000"/>
+          <w:sz w:val="20"/>
+        </w:rPr>
+        <w:t>no hubo bisección</w:t>
+      </w:r>
+      <w:r>
+        <w:rPr>
+          <w:b w:val="0"/>
+          <w:color w:val="960000"/>
+          <w:sz w:val="20"/>
+        </w:rPr>
+        <w:t xml:space="preserve"> —no se llegó a arrancar el ciclo—, pero era el dato que ataba «lo que se cargó» con «lo que se midió». </w:t>
+      </w:r>
+      <w:r>
+        <w:rPr>
+          <w:b/>
+          <w:color w:val="960000"/>
+          <w:sz w:val="20"/>
+        </w:rPr>
+        <w:t>Va en la próxima.</w:t>
       </w:r>
     </w:p>
     <w:p>
@@ -5521,28 +10860,28 @@
           <w:b/>
           <w:sz w:val="21"/>
         </w:rPr>
-        <w:t>El Protocolo rellenado y firmado</w:t>
+        <w:t>La Guía rellena</w:t>
       </w:r>
       <w:r>
         <w:rPr>
           <w:b w:val="0"/>
           <w:sz w:val="21"/>
         </w:rPr>
-        <w:t xml:space="preserve">, con su acta. Las pruebas sin casilla </w:t>
-      </w:r>
-      <w:r>
-        <w:rPr>
-          <w:b/>
+        <w:t xml:space="preserve">, con los tres cuadros de </w:t>
+      </w:r>
+      <w:r>
+        <w:rPr>
+          <w:rFonts w:ascii="Consolas" w:hAnsi="Consolas"/>
           <w:sz w:val="21"/>
         </w:rPr>
-        <w:t>no se firman</w:t>
+        <w:t>ANOTA</w:t>
       </w:r>
       <w:r>
         <w:rPr>
           <w:b w:val="0"/>
           <w:sz w:val="21"/>
         </w:rPr>
-        <w:t>: si</w:t>
+        <w:t xml:space="preserve"> de los 29 pasos — **también los que salieron</w:t>
       </w:r>
     </w:p>
     <w:p>
@@ -5554,7 +10893,7 @@
           <w:b w:val="0"/>
           <w:sz w:val="21"/>
         </w:rPr>
-        <w:t>ejecutó alguna de ellas por su cuenta, anótelo en el cuadro de texto libre, no invente casilla.</w:t>
+        <w:t>bien**. Una casilla en blanco no dice nada.</w:t>
       </w:r>
     </w:p>
     <w:p>
@@ -5567,28 +10906,28 @@
           <w:b/>
           <w:sz w:val="21"/>
         </w:rPr>
-        <w:t>N-42:</w:t>
+        <w:t>El Protocolo rellenado y firmado</w:t>
       </w:r>
       <w:r>
         <w:rPr>
           <w:b w:val="0"/>
           <w:sz w:val="21"/>
         </w:rPr>
-        <w:t xml:space="preserve"> </w:t>
-      </w:r>
-      <w:r>
-        <w:rPr>
-          <w:rFonts w:ascii="Consolas" w:hAnsi="Consolas"/>
+        <w:t xml:space="preserve">, con su acta. Las pruebas sin casilla </w:t>
+      </w:r>
+      <w:r>
+        <w:rPr>
+          <w:b/>
           <w:sz w:val="21"/>
         </w:rPr>
-        <w:t>md5</w:t>
+        <w:t>no se firman</w:t>
       </w:r>
       <w:r>
         <w:rPr>
           <w:b w:val="0"/>
           <w:sz w:val="21"/>
         </w:rPr>
-        <w:t xml:space="preserve"> de cada binario cargado y qué hizo cada uno. **Si el ancla falló, dígalo — es un</w:t>
+        <w:t>: si</w:t>
       </w:r>
     </w:p>
     <w:p>
@@ -5600,7 +10939,7 @@
           <w:b w:val="0"/>
           <w:sz w:val="21"/>
         </w:rPr>
-        <w:t>resultado, no un fracaso.**</w:t>
+        <w:t>ejecutó alguna de ellas por su cuenta, anótelo en el cuadro de texto libre, no invente casilla.</w:t>
       </w:r>
     </w:p>
     <w:p>
@@ -5613,7 +10952,53 @@
           <w:b/>
           <w:sz w:val="21"/>
         </w:rPr>
-        <w:t>Los números del paso 14 de la Guía</w:t>
+        <w:t>N-42:</w:t>
+      </w:r>
+      <w:r>
+        <w:rPr>
+          <w:b w:val="0"/>
+          <w:sz w:val="21"/>
+        </w:rPr>
+        <w:t xml:space="preserve"> </w:t>
+      </w:r>
+      <w:r>
+        <w:rPr>
+          <w:rFonts w:ascii="Consolas" w:hAnsi="Consolas"/>
+          <w:sz w:val="21"/>
+        </w:rPr>
+        <w:t>md5</w:t>
+      </w:r>
+      <w:r>
+        <w:rPr>
+          <w:b w:val="0"/>
+          <w:sz w:val="21"/>
+        </w:rPr>
+        <w:t xml:space="preserve"> de cada binario cargado y qué hizo cada uno. **Si el ancla falló, dígalo — es un</w:t>
+      </w:r>
+    </w:p>
+    <w:p>
+      <w:pPr>
+        <w:spacing w:after="120"/>
+      </w:pPr>
+      <w:r>
+        <w:rPr>
+          <w:b w:val="0"/>
+          <w:sz w:val="21"/>
+        </w:rPr>
+        <w:t>resultado, no un fracaso.**</w:t>
+      </w:r>
+    </w:p>
+    <w:p>
+      <w:pPr>
+        <w:pStyle w:val="ListNumber"/>
+        <w:spacing w:after="60"/>
+      </w:pPr>
+      <w:r>
+        <w:rPr>
+          <w:b/>
+          <w:sz w:val="21"/>
+        </w:rPr>
+        <w:t>Los números del paso 20 de la Guía</w:t>
       </w:r>
       <w:r>
         <w:rPr>
@@ -5843,6 +11228,85 @@
           <w:sz w:val="21"/>
         </w:rPr>
         <w:t>esperan a esto — y algunas esperan a una decisión, no a una compra.</w:t>
+      </w:r>
+    </w:p>
+    <w:p>
+      <w:pPr>
+        <w:spacing w:after="160"/>
+        <w:ind w:left="360"/>
+        <w:shd w:val="clear" w:fill="FFF4E5"/>
+      </w:pPr>
+      <w:r>
+        <w:rPr>
+          <w:b w:val="0"/>
+          <w:color w:val="960000"/>
+          <w:sz w:val="20"/>
+        </w:rPr>
+        <w:t xml:space="preserve">🔴 </w:t>
+      </w:r>
+      <w:r>
+        <w:rPr>
+          <w:b/>
+          <w:color w:val="960000"/>
+          <w:sz w:val="20"/>
+        </w:rPr>
+        <w:t>Y una advertencia sobre esa cifra, del 04/09: de las 52 no se ejecutó NINGUNA.</w:t>
+      </w:r>
+      <w:r>
+        <w:rPr>
+          <w:b w:val="0"/>
+          <w:color w:val="960000"/>
+          <w:sz w:val="20"/>
+        </w:rPr>
+        <w:t xml:space="preserve"> La sesión del 3-4/09 recorrió </w:t>
+      </w:r>
+      <w:r>
+        <w:rPr>
+          <w:b/>
+          <w:color w:val="960000"/>
+          <w:sz w:val="20"/>
+        </w:rPr>
+        <w:t>la Guía</w:t>
+      </w:r>
+      <w:r>
+        <w:rPr>
+          <w:b w:val="0"/>
+          <w:color w:val="960000"/>
+          <w:sz w:val="20"/>
+        </w:rPr>
+        <w:t>, no el Protocolo — que va después y depende del Modo Automático y de la app. **</w:t>
+      </w:r>
+      <w:r>
+        <w:rPr>
+          <w:rFonts w:ascii="Consolas" w:hAnsi="Consolas"/>
+          <w:color w:val="960000"/>
+          <w:sz w:val="20"/>
+        </w:rPr>
+        <w:t>52 ejecutables</w:t>
+      </w:r>
+      <w:r>
+        <w:rPr>
+          <w:b w:val="0"/>
+          <w:color w:val="960000"/>
+          <w:sz w:val="20"/>
+        </w:rPr>
+        <w:t xml:space="preserve"> sigue queriendo decir *«nada lo impide en principio»*, no *«52 hechas»*.</w:t>
+      </w:r>
+      <w:r>
+        <w:rPr>
+          <w:b/>
+          <w:color w:val="960000"/>
+          <w:sz w:val="20"/>
+        </w:rPr>
+        <w:t xml:space="preserve"> El acta del Protocolo sigue </w:t>
+      </w:r>
+      <w:r>
+        <w:rPr>
+          <w:b w:val="0"/>
+          <w:color w:val="960000"/>
+          <w:sz w:val="20"/>
+        </w:rPr>
+        <w:t>sin firmar y sin empezar**.</w:t>
       </w:r>
     </w:p>
     <w:p>
@@ -6021,14 +11485,70 @@
                 <w:b/>
                 <w:sz w:val="19"/>
               </w:rPr>
-              <w:t>No se compra hasta decidir D1.</w:t>
+              <w:t>No se compra hasta decidir D1</w:t>
             </w:r>
             <w:r>
               <w:rPr>
                 <w:b w:val="0"/>
                 <w:sz w:val="19"/>
               </w:rPr>
-              <w:t xml:space="preserve"> Ver abajo</w:t>
+              <w:t xml:space="preserve"> — </w:t>
+            </w:r>
+            <w:r>
+              <w:rPr>
+                <w:b/>
+                <w:sz w:val="19"/>
+              </w:rPr>
+              <w:t>y desde el 3/09, tampoco hasta arreglar N-118</w:t>
+            </w:r>
+            <w:r>
+              <w:rPr>
+                <w:b w:val="0"/>
+                <w:sz w:val="19"/>
+              </w:rPr>
+              <w:t xml:space="preserve">: hoy el firmware no puede leer un pulso en </w:t>
+            </w:r>
+            <w:r>
+              <w:rPr>
+                <w:rFonts w:ascii="Consolas" w:hAnsi="Consolas"/>
+                <w:sz w:val="19"/>
+              </w:rPr>
+              <w:t>A</w:t>
+            </w:r>
+            <w:r>
+              <w:rPr>
+                <w:b w:val="0"/>
+                <w:sz w:val="19"/>
+              </w:rPr>
+              <w:t>/</w:t>
+            </w:r>
+            <w:r>
+              <w:rPr>
+                <w:rFonts w:ascii="Consolas" w:hAnsi="Consolas"/>
+                <w:sz w:val="19"/>
+              </w:rPr>
+              <w:t>B</w:t>
+            </w:r>
+            <w:r>
+              <w:rPr>
+                <w:b w:val="0"/>
+                <w:sz w:val="19"/>
+              </w:rPr>
+              <w:t xml:space="preserve"> </w:t>
+            </w:r>
+            <w:r>
+              <w:rPr>
+                <w:b/>
+                <w:sz w:val="19"/>
+              </w:rPr>
+              <w:t>venga de un cable o de un receptor</w:t>
+            </w:r>
+            <w:r>
+              <w:rPr>
+                <w:b w:val="0"/>
+                <w:sz w:val="19"/>
+              </w:rPr>
+              <w:t>. Comprarlo ahora es comprar un mando que el equipo no oye</w:t>
             </w:r>
           </w:p>
         </w:tc>
@@ -6194,13 +11714,55 @@
                 <w:b w:val="0"/>
                 <w:sz w:val="19"/>
               </w:rPr>
-              <w:t xml:space="preserve">Si trae </w:t>
+              <w:t xml:space="preserve">✅ </w:t>
             </w:r>
             <w:r>
               <w:rPr>
                 <w:b/>
                 <w:sz w:val="19"/>
               </w:rPr>
+              <w:t>comprado y montado</w:t>
+            </w:r>
+            <w:r>
+              <w:rPr>
+                <w:b w:val="0"/>
+                <w:sz w:val="19"/>
+              </w:rPr>
+              <w:t xml:space="preserve"> sobre la placa C1 (paso 22), conexiones I2C correctas. 🔴 </w:t>
+            </w:r>
+            <w:r>
+              <w:rPr>
+                <w:b/>
+                <w:sz w:val="19"/>
+              </w:rPr>
+              <w:t>Sin verificar que dé la hora</w:t>
+            </w:r>
+            <w:r>
+              <w:rPr>
+                <w:b w:val="0"/>
+                <w:sz w:val="19"/>
+              </w:rPr>
+              <w:t xml:space="preserve">: la única vía de consultarlo es </w:t>
+            </w:r>
+            <w:r>
+              <w:rPr>
+                <w:rFonts w:ascii="Consolas" w:hAnsi="Consolas"/>
+                <w:sz w:val="19"/>
+              </w:rPr>
+              <w:t>SET_RTC</w:t>
+            </w:r>
+            <w:r>
+              <w:rPr>
+                <w:b w:val="0"/>
+                <w:sz w:val="19"/>
+              </w:rPr>
+              <w:t xml:space="preserve"> por Bluetooth (paso 27, bloqueado). Y sigue en pie el aviso: si trae </w:t>
+            </w:r>
+            <w:r>
+              <w:rPr>
+                <w:b/>
+                <w:sz w:val="19"/>
+              </w:rPr>
               <w:t>`CR2032` en vez de `LIR2032`</w:t>
             </w:r>
             <w:r>
@@ -6208,7 +11770,7 @@
                 <w:b w:val="0"/>
                 <w:sz w:val="19"/>
               </w:rPr>
-              <w:t xml:space="preserve">, hay que desoldar el diodo o la resistencia de su circuito de carga: </w:t>
+              <w:t xml:space="preserve">, hay que desoldar el diodo o la resistencia de su circuito de carga — </w:t>
             </w:r>
             <w:r>
               <w:rPr>
@@ -6347,7 +11909,7 @@
                 <w:b w:val="0"/>
                 <w:sz w:val="19"/>
               </w:rPr>
-              <w:t xml:space="preserve"> hasta que el paso 14 lo permita</w:t>
+              <w:t xml:space="preserve"> hasta que el paso 20 lo permita</w:t>
             </w:r>
           </w:p>
         </w:tc>
@@ -6659,7 +12221,7 @@
                 <w:b w:val="0"/>
                 <w:sz w:val="19"/>
               </w:rPr>
-              <w:t xml:space="preserve">🔴 </w:t>
+              <w:t xml:space="preserve">~~🔴 </w:t>
             </w:r>
             <w:r>
               <w:rPr>
@@ -6673,35 +12235,140 @@
                 <w:b w:val="0"/>
                 <w:sz w:val="19"/>
               </w:rPr>
-              <w:t xml:space="preserve"> El apartado 06 de la Guía dice </w:t>
+              <w:t xml:space="preserve">~~ → ✅ </w:t>
             </w:r>
             <w:r>
               <w:rPr>
                 <w:b/>
                 <w:sz w:val="19"/>
               </w:rPr>
-              <w:t>cómo tiene que ser</w:t>
+              <w:t>CONSTRUIDA el 4/09</w:t>
             </w:r>
             <w:r>
               <w:rPr>
                 <w:b w:val="0"/>
                 <w:sz w:val="19"/>
               </w:rPr>
-              <w:t xml:space="preserve">, no cómo es. </w:t>
+              <w:t xml:space="preserve"> (paso 22): fuente conmutada 12 V -&gt; 5 V, </w:t>
+            </w:r>
+            <w:r>
+              <w:rPr>
+                <w:rFonts w:ascii="Consolas" w:hAnsi="Consolas"/>
+                <w:sz w:val="19"/>
+              </w:rPr>
+              <w:t>DS3231</w:t>
+            </w:r>
+            <w:r>
+              <w:rPr>
+                <w:b w:val="0"/>
+                <w:sz w:val="19"/>
+              </w:rPr>
+              <w:t xml:space="preserve"> por </w:t>
+            </w:r>
+            <w:r>
+              <w:rPr>
+                <w:rFonts w:ascii="Consolas" w:hAnsi="Consolas"/>
+                <w:sz w:val="19"/>
+              </w:rPr>
+              <w:t>GPIO21</w:t>
+            </w:r>
+            <w:r>
+              <w:rPr>
+                <w:b w:val="0"/>
+                <w:sz w:val="19"/>
+              </w:rPr>
+              <w:t>/</w:t>
+            </w:r>
+            <w:r>
+              <w:rPr>
+                <w:rFonts w:ascii="Consolas" w:hAnsi="Consolas"/>
+                <w:sz w:val="19"/>
+              </w:rPr>
+              <w:t>GPIO22</w:t>
+            </w:r>
+            <w:r>
+              <w:rPr>
+                <w:b w:val="0"/>
+                <w:sz w:val="19"/>
+              </w:rPr>
+              <w:t xml:space="preserve">, salida a </w:t>
+            </w:r>
+            <w:r>
+              <w:rPr>
+                <w:rFonts w:ascii="Consolas" w:hAnsi="Consolas"/>
+                <w:sz w:val="19"/>
+              </w:rPr>
+              <w:t>J17</w:t>
+            </w:r>
+            <w:r>
+              <w:rPr>
+                <w:b w:val="0"/>
+                <w:sz w:val="19"/>
+              </w:rPr>
+              <w:t xml:space="preserve">; masa común medida en </w:t>
             </w:r>
             <w:r>
               <w:rPr>
                 <w:b/>
                 <w:sz w:val="19"/>
               </w:rPr>
-              <w:t>No se manda a fabricar hasta contar los pines y medir el ancho del módulo — paso 1 de la Guía</w:t>
+              <w:t>0 V</w:t>
             </w:r>
             <w:r>
               <w:rPr>
                 <w:b w:val="0"/>
                 <w:sz w:val="19"/>
               </w:rPr>
-              <w:t>: vienen de 30 y de 38 pines y de anchos distintos</w:t>
+              <w:t xml:space="preserve"> (paso 23) y montaje encendido </w:t>
+            </w:r>
+            <w:r>
+              <w:rPr>
+                <w:b/>
+                <w:sz w:val="19"/>
+              </w:rPr>
+              <w:t>sin calentamiento ni reinicios</w:t>
+            </w:r>
+            <w:r>
+              <w:rPr>
+                <w:b w:val="0"/>
+                <w:sz w:val="19"/>
+              </w:rPr>
+              <w:t xml:space="preserve"> (paso 24). Módulo confirmado de </w:t>
+            </w:r>
+            <w:r>
+              <w:rPr>
+                <w:b/>
+                <w:sz w:val="19"/>
+              </w:rPr>
+              <w:t>30 pines</w:t>
+            </w:r>
+            <w:r>
+              <w:rPr>
+                <w:b w:val="0"/>
+                <w:sz w:val="19"/>
+              </w:rPr>
+              <w:t xml:space="preserve">. 🟡 </w:t>
+            </w:r>
+            <w:r>
+              <w:rPr>
+                <w:b/>
+                <w:sz w:val="19"/>
+              </w:rPr>
+              <w:t>Falta una cosa: la fuente 12 V -&gt; 5 V no se midió con carga</w:t>
+            </w:r>
+            <w:r>
+              <w:rPr>
+                <w:b w:val="0"/>
+                <w:sz w:val="19"/>
+              </w:rPr>
+              <w:t xml:space="preserve"> — en banco se alimentó por USB. </w:t>
+            </w:r>
+            <w:r>
+              <w:rPr>
+                <w:b/>
+                <w:sz w:val="19"/>
+              </w:rPr>
+              <w:t>Antes de campo, no antes de la próxima sesión</w:t>
             </w:r>
           </w:p>
         </w:tc>
@@ -6770,7 +12437,7 @@
                 <w:b w:val="0"/>
                 <w:sz w:val="19"/>
               </w:rPr>
-              <w:t xml:space="preserve">El firmware </w:t>
+              <w:t xml:space="preserve">~~El firmware </w:t>
             </w:r>
             <w:r>
               <w:rPr>
@@ -6784,56 +12451,84 @@
                 <w:b w:val="0"/>
                 <w:sz w:val="19"/>
               </w:rPr>
-              <w:t xml:space="preserve"> (</w:t>
+              <w:t xml:space="preserve"> y </w:t>
+            </w:r>
+            <w:r>
+              <w:rPr>
+                <w:b/>
+                <w:sz w:val="19"/>
+              </w:rPr>
+              <w:t>no está cargado</w:t>
+            </w:r>
+            <w:r>
+              <w:rPr>
+                <w:b w:val="0"/>
+                <w:sz w:val="19"/>
+              </w:rPr>
+              <w:t xml:space="preserve">~~ → ✅ </w:t>
+            </w:r>
+            <w:r>
+              <w:rPr>
+                <w:b/>
+                <w:sz w:val="19"/>
+              </w:rPr>
+              <w:t>CARGADO, y compiló sin errores.</w:t>
+            </w:r>
+            <w:r>
+              <w:rPr>
+                <w:b w:val="0"/>
+                <w:sz w:val="19"/>
+              </w:rPr>
+              <w:t xml:space="preserve"> 🔴 </w:t>
+            </w:r>
+            <w:r>
+              <w:rPr>
+                <w:b/>
+                <w:sz w:val="19"/>
+              </w:rPr>
+              <w:t>Y aun así el módulo no se anunció de forma fiable en el teléfono</w:t>
+            </w:r>
+            <w:r>
+              <w:rPr>
+                <w:b w:val="0"/>
+                <w:sz w:val="19"/>
+              </w:rPr>
+              <w:t xml:space="preserve">: eran N-117 (el watchdog se comía el arranque) y N-122 (la app no llamaba a </w:t>
             </w:r>
             <w:r>
               <w:rPr>
                 <w:rFonts w:ascii="Consolas" w:hAnsi="Consolas"/>
                 <w:sz w:val="19"/>
               </w:rPr>
-              <w:t>01_Firmware/ESP32_Expansion/</w:t>
+              <w:t>connect()</w:t>
             </w:r>
             <w:r>
               <w:rPr>
                 <w:b w:val="0"/>
                 <w:sz w:val="19"/>
               </w:rPr>
-              <w:t xml:space="preserve">) y </w:t>
+              <w:t xml:space="preserve">), </w:t>
             </w:r>
             <w:r>
               <w:rPr>
                 <w:b/>
                 <w:sz w:val="19"/>
               </w:rPr>
-              <w:t>no está cargado</w:t>
+              <w:t>los dos arreglados después de la sesión y ninguno verificado en banco</w:t>
             </w:r>
             <w:r>
               <w:rPr>
                 <w:b w:val="0"/>
                 <w:sz w:val="19"/>
               </w:rPr>
-              <w:t xml:space="preserve">. Un módulo sin él aparece en el teléfono, deja conectar y </w:t>
+              <w:t xml:space="preserve">. La nota de abajo sigue valiendo: un módulo que aparece y no reenvía nada </w:t>
             </w:r>
             <w:r>
               <w:rPr>
                 <w:b/>
                 <w:sz w:val="19"/>
               </w:rPr>
-              <w:t>no reenvía nada</w:t>
-            </w:r>
-            <w:r>
-              <w:rPr>
-                <w:b w:val="0"/>
-                <w:sz w:val="19"/>
-              </w:rPr>
-              <w:t xml:space="preserve">: eso es lo esperado, </w:t>
-            </w:r>
-            <w:r>
-              <w:rPr>
-                <w:b/>
-                <w:sz w:val="19"/>
-              </w:rPr>
-              <w:t>no se reporta como avería y no se cambia el módulo</w:t>
+              <w:t>no es una avería del módulo y no se cambia</w:t>
             </w:r>
           </w:p>
         </w:tc>
@@ -7935,6 +13630,338 @@
           </w:p>
         </w:tc>
       </w:tr>
+      <w:tr>
+        <w:tc>
+          <w:tcPr>
+            <w:tcW w:type="dxa" w:w="3120"/>
+          </w:tcPr>
+          <w:p>
+            <w:r/>
+            <w:r>
+              <w:rPr>
+                <w:b/>
+                <w:sz w:val="19"/>
+              </w:rPr>
+              <w:t>D7</w:t>
+            </w:r>
+            <w:r>
+              <w:rPr>
+                <w:b w:val="0"/>
+                <w:sz w:val="19"/>
+              </w:rPr>
+              <w:t xml:space="preserve"> 🆕</w:t>
+            </w:r>
+          </w:p>
+        </w:tc>
+        <w:tc>
+          <w:tcPr>
+            <w:tcW w:type="dxa" w:w="3120"/>
+          </w:tcPr>
+          <w:p>
+            <w:r/>
+            <w:r>
+              <w:rPr>
+                <w:b/>
+                <w:sz w:val="19"/>
+              </w:rPr>
+              <w:t>N-120 — si V2 le pone protección a las entradas de campo.</w:t>
+            </w:r>
+            <w:r>
+              <w:rPr>
+                <w:b w:val="0"/>
+                <w:sz w:val="19"/>
+              </w:rPr>
+              <w:t xml:space="preserve"> La placa protege sus </w:t>
+            </w:r>
+            <w:r>
+              <w:rPr>
+                <w:b/>
+                <w:sz w:val="19"/>
+              </w:rPr>
+              <w:t>9 salidas</w:t>
+            </w:r>
+            <w:r>
+              <w:rPr>
+                <w:b w:val="0"/>
+                <w:sz w:val="19"/>
+              </w:rPr>
+              <w:t xml:space="preserve"> con 220 Ω + opto </w:t>
+            </w:r>
+            <w:r>
+              <w:rPr>
+                <w:rFonts w:ascii="Consolas" w:hAnsi="Consolas"/>
+                <w:sz w:val="19"/>
+              </w:rPr>
+              <w:t>TLP127</w:t>
+            </w:r>
+            <w:r>
+              <w:rPr>
+                <w:b w:val="0"/>
+                <w:sz w:val="19"/>
+              </w:rPr>
+              <w:t xml:space="preserve"> y </w:t>
+            </w:r>
+            <w:r>
+              <w:rPr>
+                <w:b/>
+                <w:sz w:val="19"/>
+              </w:rPr>
+              <w:t>no protege ninguna de sus 5 entradas</w:t>
+            </w:r>
+            <w:r>
+              <w:rPr>
+                <w:b w:val="0"/>
+                <w:sz w:val="19"/>
+              </w:rPr>
+              <w:t xml:space="preserve">: del borne directo a la pata del micro, en el mismo conector que reparte 12 V crudos. La propuesta es </w:t>
+            </w:r>
+            <w:r>
+              <w:rPr>
+                <w:b/>
+                <w:sz w:val="19"/>
+              </w:rPr>
+              <w:t>2K2 en serie por entrada</w:t>
+            </w:r>
+            <w:r>
+              <w:rPr>
+                <w:b w:val="0"/>
+                <w:sz w:val="19"/>
+              </w:rPr>
+              <w:t xml:space="preserve">: deja la inyección en </w:t>
+            </w:r>
+            <w:r>
+              <w:rPr>
+                <w:b/>
+                <w:sz w:val="19"/>
+              </w:rPr>
+              <w:t>3,6 mA</w:t>
+            </w:r>
+            <w:r>
+              <w:rPr>
+                <w:b w:val="0"/>
+                <w:sz w:val="19"/>
+              </w:rPr>
+              <w:t xml:space="preserve"> (bajo los 5 mA del datasheet) y el nivel alto en </w:t>
+            </w:r>
+            <w:r>
+              <w:rPr>
+                <w:b/>
+                <w:sz w:val="19"/>
+              </w:rPr>
+              <w:t>2,70 V</w:t>
+            </w:r>
+            <w:r>
+              <w:rPr>
+                <w:b w:val="0"/>
+                <w:sz w:val="19"/>
+              </w:rPr>
+              <w:t xml:space="preserve"> (sobre los </w:t>
+            </w:r>
+            <w:r>
+              <w:rPr>
+                <w:b/>
+                <w:sz w:val="19"/>
+              </w:rPr>
+              <w:t>2,31 V</w:t>
+            </w:r>
+            <w:r>
+              <w:rPr>
+                <w:b w:val="0"/>
+                <w:sz w:val="19"/>
+              </w:rPr>
+              <w:t xml:space="preserve"> de </w:t>
+            </w:r>
+            <w:r>
+              <w:rPr>
+                <w:rFonts w:ascii="Consolas" w:hAnsi="Consolas"/>
+                <w:sz w:val="19"/>
+              </w:rPr>
+              <w:t>VIH</w:t>
+            </w:r>
+            <w:r>
+              <w:rPr>
+                <w:b w:val="0"/>
+                <w:sz w:val="19"/>
+              </w:rPr>
+              <w:t xml:space="preserve">). </w:t>
+            </w:r>
+            <w:r>
+              <w:rPr>
+                <w:b/>
+                <w:sz w:val="19"/>
+              </w:rPr>
+              <w:t>Con 4K7 ya no leería la cámara</w:t>
+            </w:r>
+            <w:r>
+              <w:rPr>
+                <w:b w:val="0"/>
+                <w:sz w:val="19"/>
+              </w:rPr>
+              <w:t xml:space="preserve"> — el margen es de un salto de valor</w:t>
+            </w:r>
+          </w:p>
+        </w:tc>
+        <w:tc>
+          <w:tcPr>
+            <w:tcW w:type="dxa" w:w="3120"/>
+          </w:tcPr>
+          <w:p>
+            <w:r/>
+            <w:r>
+              <w:rPr>
+                <w:b w:val="0"/>
+                <w:sz w:val="19"/>
+              </w:rPr>
+              <w:t xml:space="preserve">El rediseño de placa de V2. </w:t>
+            </w:r>
+            <w:r>
+              <w:rPr>
+                <w:b/>
+                <w:sz w:val="19"/>
+              </w:rPr>
+              <w:t>No lo desbloquea ninguna medida</w:t>
+            </w:r>
+            <w:r>
+              <w:rPr>
+                <w:b w:val="0"/>
+                <w:sz w:val="19"/>
+              </w:rPr>
+              <w:t xml:space="preserve">: es coste de rediseño contra riesgo. Cuenta y detalle en el manual </w:t>
+            </w:r>
+            <w:r>
+              <w:rPr>
+                <w:b/>
+                <w:sz w:val="19"/>
+              </w:rPr>
+              <w:t>17 §3.6</w:t>
+            </w:r>
+          </w:p>
+        </w:tc>
+      </w:tr>
+      <w:tr>
+        <w:tc>
+          <w:tcPr>
+            <w:tcW w:type="dxa" w:w="3120"/>
+          </w:tcPr>
+          <w:p>
+            <w:r/>
+            <w:r>
+              <w:rPr>
+                <w:b/>
+                <w:sz w:val="19"/>
+              </w:rPr>
+              <w:t>D8</w:t>
+            </w:r>
+            <w:r>
+              <w:rPr>
+                <w:b w:val="0"/>
+                <w:sz w:val="19"/>
+              </w:rPr>
+              <w:t xml:space="preserve"> 🆕</w:t>
+            </w:r>
+          </w:p>
+        </w:tc>
+        <w:tc>
+          <w:tcPr>
+            <w:tcW w:type="dxa" w:w="3120"/>
+          </w:tcPr>
+          <w:p>
+            <w:r/>
+            <w:r>
+              <w:rPr>
+                <w:b/>
+                <w:sz w:val="19"/>
+              </w:rPr>
+              <w:t>N-116 — qué se hace con la tarjeta Maestro.</w:t>
+            </w:r>
+            <w:r>
+              <w:rPr>
+                <w:b w:val="0"/>
+                <w:sz w:val="19"/>
+              </w:rPr>
+              <w:t xml:space="preserve"> Tiene un corto </w:t>
+            </w:r>
+            <w:r>
+              <w:rPr>
+                <w:b/>
+                <w:sz w:val="19"/>
+              </w:rPr>
+              <w:t>medido</w:t>
+            </w:r>
+            <w:r>
+              <w:rPr>
+                <w:b w:val="0"/>
+                <w:sz w:val="19"/>
+              </w:rPr>
+              <w:t xml:space="preserve"> entre 3,3 V y GND: arranca, aguanta ~30 s y se calienta. La causa está </w:t>
+            </w:r>
+            <w:r>
+              <w:rPr>
+                <w:b/>
+                <w:sz w:val="19"/>
+              </w:rPr>
+              <w:t>abierta</w:t>
+            </w:r>
+            <w:r>
+              <w:rPr>
+                <w:b w:val="0"/>
+                <w:sz w:val="19"/>
+              </w:rPr>
+              <w:t xml:space="preserve">; el firmware queda descartado por censo —ninguna de las 9 salidas toca un pin de </w:t>
+            </w:r>
+            <w:r>
+              <w:rPr>
+                <w:rFonts w:ascii="Consolas" w:hAnsi="Consolas"/>
+                <w:sz w:val="19"/>
+              </w:rPr>
+              <w:t>J16</w:t>
+            </w:r>
+            <w:r>
+              <w:rPr>
+                <w:b w:val="0"/>
+                <w:sz w:val="19"/>
+              </w:rPr>
+              <w:t>—</w:t>
+            </w:r>
+          </w:p>
+        </w:tc>
+        <w:tc>
+          <w:tcPr>
+            <w:tcW w:type="dxa" w:w="3120"/>
+          </w:tcPr>
+          <w:p>
+            <w:r/>
+            <w:r>
+              <w:rPr>
+                <w:b w:val="0"/>
+                <w:sz w:val="19"/>
+              </w:rPr>
+              <w:t xml:space="preserve">La próxima sesión entera. </w:t>
+            </w:r>
+            <w:r>
+              <w:rPr>
+                <w:b/>
+                <w:sz w:val="19"/>
+              </w:rPr>
+              <w:t>No se reenergiza</w:t>
+            </w:r>
+            <w:r>
+              <w:rPr>
+                <w:b w:val="0"/>
+                <w:sz w:val="19"/>
+              </w:rPr>
+              <w:t xml:space="preserve"> hasta inspección técnica en frío, y </w:t>
+            </w:r>
+            <w:r>
+              <w:rPr>
+                <w:b/>
+                <w:sz w:val="19"/>
+              </w:rPr>
+              <w:t>hasta entonces sólo hay una tarjeta sana para probar</w:t>
+            </w:r>
+          </w:p>
+        </w:tc>
+      </w:tr>
     </w:tbl>
     <w:p>
       <w:pPr>
@@ -7966,7 +13993,79 @@
           <w:color w:val="960000"/>
           <w:sz w:val="20"/>
         </w:rPr>
-        <w:t xml:space="preserve"> Y ni siquiera entonces lo autoriza este documento: lo autoriza el responsable, con el acta firmada delante.</w:t>
+        <w:t xml:space="preserve"> Y ni siquiera entonces lo autoriza este documento: lo autoriza el responsable, con el acta firmada delante. 🛑 </w:t>
+      </w:r>
+      <w:r>
+        <w:rPr>
+          <w:b/>
+          <w:color w:val="960000"/>
+          <w:sz w:val="20"/>
+        </w:rPr>
+        <w:t>La sesión está hecha, y esta frase NO se levanta.</w:t>
+      </w:r>
+      <w:r>
+        <w:rPr>
+          <w:b w:val="0"/>
+          <w:color w:val="960000"/>
+          <w:sz w:val="20"/>
+        </w:rPr>
+        <w:t xml:space="preserve"> ~~24 de 29 pasos~~ → </w:t>
+      </w:r>
+      <w:r>
+        <w:rPr>
+          <w:b/>
+          <w:color w:val="960000"/>
+          <w:sz w:val="20"/>
+        </w:rPr>
+        <w:t>la cuenta no se publica</w:t>
+      </w:r>
+      <w:r>
+        <w:rPr>
+          <w:b w:val="0"/>
+          <w:color w:val="960000"/>
+          <w:sz w:val="20"/>
+        </w:rPr>
+        <w:t xml:space="preserve"> (ver la cabecera de este documento): lo verificado son buenas noticias sobre el cableado, la radio, la talanquera y las cámaras — </w:t>
+      </w:r>
+      <w:r>
+        <w:rPr>
+          <w:b/>
+          <w:color w:val="960000"/>
+          <w:sz w:val="20"/>
+        </w:rPr>
+        <w:t>y ninguna sobre lo que este equipo hace en un cruce</w:t>
+      </w:r>
+      <w:r>
+        <w:rPr>
+          <w:b w:val="0"/>
+          <w:color w:val="960000"/>
+          <w:sz w:val="20"/>
+        </w:rPr>
+        <w:t xml:space="preserve">. El ciclo no se vio moverse ni una vez, el Modo Degradado no se tocó, el Protocolo no se empezó, hay una tarjeta con un corto y el único mando físico del equipo </w:t>
+      </w:r>
+      <w:r>
+        <w:rPr>
+          <w:b/>
+          <w:color w:val="960000"/>
+          <w:sz w:val="20"/>
+        </w:rPr>
+        <w:t>resultó no ser pulsable con el firmware que se llevó al banco</w:t>
+      </w:r>
+      <w:r>
+        <w:rPr>
+          <w:b w:val="0"/>
+          <w:color w:val="960000"/>
+          <w:sz w:val="20"/>
+        </w:rPr>
+        <w:t xml:space="preserve">. </w:t>
+      </w:r>
+      <w:r>
+        <w:rPr>
+          <w:b/>
+          <w:color w:val="960000"/>
+          <w:sz w:val="20"/>
+        </w:rPr>
+        <w:t>Lo que corre en campo sigue siendo la V8.4.</w:t>
       </w:r>
     </w:p>
     <w:p>

--- a/05_Funcional/ENCARGO_SESION_BANCO.docx
+++ b/05_Funcional/ENCARGO_SESION_BANCO.docx
@@ -3235,6 +3235,13 @@
             <w:r/>
             <w:r>
               <w:rPr>
+                <w:b w:val="0"/>
+                <w:sz w:val="19"/>
+              </w:rPr>
+              <w:t>~~</w:t>
+            </w:r>
+            <w:r>
+              <w:rPr>
                 <w:rFonts w:ascii="Consolas" w:hAnsi="Consolas"/>
                 <w:sz w:val="19"/>
               </w:rPr>
@@ -3253,6 +3260,41 @@
                 <w:sz w:val="19"/>
               </w:rPr>
               <w:t>Esclavo/src/botones.cpp:294-295</w:t>
+            </w:r>
+            <w:r>
+              <w:rPr>
+                <w:b w:val="0"/>
+                <w:sz w:val="19"/>
+              </w:rPr>
+              <w:t xml:space="preserve">~~ → </w:t>
+            </w:r>
+            <w:r>
+              <w:rPr>
+                <w:b/>
+                <w:sz w:val="19"/>
+              </w:rPr>
+              <w:t>`Maestro/src/botones.cpp:305-306` · `Esclavo/src/botones.cpp:316-317`</w:t>
+            </w:r>
+            <w:r>
+              <w:rPr>
+                <w:b w:val="0"/>
+                <w:sz w:val="19"/>
+              </w:rPr>
+              <w:t xml:space="preserve"> *(re-medido el 05/09: </w:t>
+            </w:r>
+            <w:r>
+              <w:rPr>
+                <w:rFonts w:ascii="Consolas" w:hAnsi="Consolas"/>
+                <w:sz w:val="19"/>
+              </w:rPr>
+              <w:t>grep -n "^bool botonAceptar"</w:t>
+            </w:r>
+            <w:r>
+              <w:rPr>
+                <w:b w:val="0"/>
+                <w:sz w:val="19"/>
+              </w:rPr>
+              <w:t>; las dos citas viejas señalaban a comentarios, no al código)*</w:t>
             </w:r>
           </w:p>
         </w:tc>
@@ -4104,7 +4146,7 @@
                 <w:b w:val="0"/>
                 <w:sz w:val="19"/>
               </w:rPr>
-              <w:t xml:space="preserve"> (paso 22), con su fuente y su </w:t>
+              <w:t xml:space="preserve"> (paso 23 y 24), con su fuente. ~~y su </w:t>
             </w:r>
             <w:r>
               <w:rPr>
@@ -4118,14 +4160,42 @@
                 <w:b w:val="0"/>
                 <w:sz w:val="19"/>
               </w:rPr>
-              <w:t xml:space="preserve">. </w:t>
+              <w:t xml:space="preserve">~~ 🛑 </w:t>
             </w:r>
             <w:r>
               <w:rPr>
                 <w:b/>
                 <w:sz w:val="19"/>
               </w:rPr>
-              <w:t>Módulo confirmado `ESP32-WROOM-32` clásico</w:t>
+              <w:t>«y su `DS3231`» ES FALSO — 05/09: el módulo NO ESTÁ COMPRADO</w:t>
+            </w:r>
+            <w:r>
+              <w:rPr>
+                <w:b w:val="0"/>
+                <w:sz w:val="19"/>
+              </w:rPr>
+              <w:t xml:space="preserve"> (</w:t>
+            </w:r>
+            <w:r>
+              <w:rPr>
+                <w:rFonts w:ascii="Consolas" w:hAnsi="Consolas"/>
+                <w:sz w:val="19"/>
+              </w:rPr>
+              <w:t>A6</w:t>
+            </w:r>
+            <w:r>
+              <w:rPr>
+                <w:b w:val="0"/>
+                <w:sz w:val="19"/>
+              </w:rPr>
+              <w:t xml:space="preserve">). </w:t>
+            </w:r>
+            <w:r>
+              <w:rPr>
+                <w:b/>
+                <w:sz w:val="19"/>
+              </w:rPr>
+              <w:t>Módulo ESP32 confirmado `ESP32-WROOM-32` clásico</w:t>
             </w:r>
             <w:r>
               <w:rPr>
@@ -4240,6 +4310,237 @@
           <w:sz w:val="21"/>
         </w:rPr>
         <w:t>mismo árbol, y una línea citada que se mueve manda al lector a un sitio que no dice lo que promete.)*</w:t>
+      </w:r>
+    </w:p>
+    <w:p>
+      <w:pPr>
+        <w:spacing w:after="160"/>
+        <w:ind w:left="360"/>
+        <w:shd w:val="clear" w:fill="FFF4E5"/>
+      </w:pPr>
+      <w:r>
+        <w:rPr>
+          <w:b w:val="0"/>
+          <w:color w:val="960000"/>
+          <w:sz w:val="20"/>
+        </w:rPr>
+        <w:t xml:space="preserve">🔴 </w:t>
+      </w:r>
+      <w:r>
+        <w:rPr>
+          <w:b/>
+          <w:color w:val="960000"/>
+          <w:sz w:val="20"/>
+        </w:rPr>
+        <w:t>Y esa nota se cumplió CONTRA ESTA MISMA TABLA — 05/09.</w:t>
+      </w:r>
+      <w:r>
+        <w:rPr>
+          <w:b w:val="0"/>
+          <w:color w:val="960000"/>
+          <w:sz w:val="20"/>
+        </w:rPr>
+        <w:t xml:space="preserve"> Se re-midieron sus seis citas una por una. </w:t>
+      </w:r>
+      <w:r>
+        <w:rPr>
+          <w:b/>
+          <w:color w:val="960000"/>
+          <w:sz w:val="20"/>
+        </w:rPr>
+        <w:t>Cinco seguían exactas</w:t>
+      </w:r>
+      <w:r>
+        <w:rPr>
+          <w:b w:val="0"/>
+          <w:color w:val="960000"/>
+          <w:sz w:val="20"/>
+        </w:rPr>
+        <w:t xml:space="preserve"> (</w:t>
+      </w:r>
+      <w:r>
+        <w:rPr>
+          <w:rFonts w:ascii="Consolas" w:hAnsi="Consolas"/>
+          <w:color w:val="960000"/>
+          <w:sz w:val="20"/>
+        </w:rPr>
+        <w:t>protocolo.h:149</w:t>
+      </w:r>
+      <w:r>
+        <w:rPr>
+          <w:b w:val="0"/>
+          <w:color w:val="960000"/>
+          <w:sz w:val="20"/>
+        </w:rPr>
+        <w:t xml:space="preserve"> las dos puntas · </w:t>
+      </w:r>
+      <w:r>
+        <w:rPr>
+          <w:rFonts w:ascii="Consolas" w:hAnsi="Consolas"/>
+          <w:color w:val="960000"/>
+          <w:sz w:val="20"/>
+        </w:rPr>
+        <w:t>mando.cpp:38</w:t>
+      </w:r>
+      <w:r>
+        <w:rPr>
+          <w:b w:val="0"/>
+          <w:color w:val="960000"/>
+          <w:sz w:val="20"/>
+        </w:rPr>
+        <w:t>/</w:t>
+      </w:r>
+      <w:r>
+        <w:rPr>
+          <w:rFonts w:ascii="Consolas" w:hAnsi="Consolas"/>
+          <w:color w:val="960000"/>
+          <w:sz w:val="20"/>
+        </w:rPr>
+        <w:t>:42</w:t>
+      </w:r>
+      <w:r>
+        <w:rPr>
+          <w:b w:val="0"/>
+          <w:color w:val="960000"/>
+          <w:sz w:val="20"/>
+        </w:rPr>
+        <w:t xml:space="preserve"> · </w:t>
+      </w:r>
+      <w:r>
+        <w:rPr>
+          <w:rFonts w:ascii="Consolas" w:hAnsi="Consolas"/>
+          <w:color w:val="960000"/>
+          <w:sz w:val="20"/>
+        </w:rPr>
+        <w:t>mando.cpp:202-235</w:t>
+      </w:r>
+      <w:r>
+        <w:rPr>
+          <w:b w:val="0"/>
+          <w:color w:val="960000"/>
+          <w:sz w:val="20"/>
+        </w:rPr>
+        <w:t>/</w:t>
+      </w:r>
+      <w:r>
+        <w:rPr>
+          <w:rFonts w:ascii="Consolas" w:hAnsi="Consolas"/>
+          <w:color w:val="960000"/>
+          <w:sz w:val="20"/>
+        </w:rPr>
+        <w:t>:218-250</w:t>
+      </w:r>
+      <w:r>
+        <w:rPr>
+          <w:b w:val="0"/>
+          <w:color w:val="960000"/>
+          <w:sz w:val="20"/>
+        </w:rPr>
+        <w:t xml:space="preserve"> · </w:t>
+      </w:r>
+      <w:r>
+        <w:rPr>
+          <w:rFonts w:ascii="Consolas" w:hAnsi="Consolas"/>
+          <w:color w:val="960000"/>
+          <w:sz w:val="20"/>
+        </w:rPr>
+        <w:t>lcd.cpp:74-75</w:t>
+      </w:r>
+      <w:r>
+        <w:rPr>
+          <w:b w:val="0"/>
+          <w:color w:val="960000"/>
+          <w:sz w:val="20"/>
+        </w:rPr>
+        <w:t>/</w:t>
+      </w:r>
+      <w:r>
+        <w:rPr>
+          <w:rFonts w:ascii="Consolas" w:hAnsi="Consolas"/>
+          <w:color w:val="960000"/>
+          <w:sz w:val="20"/>
+        </w:rPr>
+        <w:t>:92-93</w:t>
+      </w:r>
+      <w:r>
+        <w:rPr>
+          <w:b w:val="0"/>
+          <w:color w:val="960000"/>
+          <w:sz w:val="20"/>
+        </w:rPr>
+        <w:t xml:space="preserve">); </w:t>
+      </w:r>
+      <w:r>
+        <w:rPr>
+          <w:b/>
+          <w:color w:val="960000"/>
+          <w:sz w:val="20"/>
+        </w:rPr>
+        <w:t>la de `botones.cpp` había derivado 25 líneas en el Maestro y 22 en el Esclavo</w:t>
+      </w:r>
+      <w:r>
+        <w:rPr>
+          <w:b w:val="0"/>
+          <w:color w:val="960000"/>
+          <w:sz w:val="20"/>
+        </w:rPr>
+        <w:t xml:space="preserve">, y va corregida arriba. </w:t>
+      </w:r>
+      <w:r>
+        <w:rPr>
+          <w:b/>
+          <w:color w:val="960000"/>
+          <w:sz w:val="20"/>
+        </w:rPr>
+        <w:t>La lección, que es la de `CLAUDE.md` §4 y vale más que el arreglo: la palabra «MEDIDOS» de esta nota no medía nada.</w:t>
+      </w:r>
+      <w:r>
+        <w:rPr>
+          <w:b w:val="0"/>
+          <w:color w:val="960000"/>
+          <w:sz w:val="20"/>
+        </w:rPr>
+        <w:t xml:space="preserve"> Estaba escrita </w:t>
+      </w:r>
+      <w:r>
+        <w:rPr>
+          <w:b/>
+          <w:color w:val="960000"/>
+          <w:sz w:val="20"/>
+        </w:rPr>
+        <w:t>debajo</w:t>
+      </w:r>
+      <w:r>
+        <w:rPr>
+          <w:b w:val="0"/>
+          <w:color w:val="960000"/>
+          <w:sz w:val="20"/>
+        </w:rPr>
+        <w:t xml:space="preserve"> de las citas, se heredó de una edición anterior y </w:t>
+      </w:r>
+      <w:r>
+        <w:rPr>
+          <w:b/>
+          <w:color w:val="960000"/>
+          <w:sz w:val="20"/>
+        </w:rPr>
+        <w:t>nadie la volvió a ejercer</w:t>
+      </w:r>
+      <w:r>
+        <w:rPr>
+          <w:b w:val="0"/>
+          <w:color w:val="960000"/>
+          <w:sz w:val="20"/>
+        </w:rPr>
+        <w:t xml:space="preserve"> cuando el fuente creció. Una etiqueta de calidad que no se recalcula es una afirmación sobre el código sin comprobar — exactamente la lista de excepciones con motivos sin verificar de §3.bis, aplicada a una tabla de un encargo. </w:t>
+      </w:r>
+      <w:r>
+        <w:rPr>
+          <w:b/>
+          <w:color w:val="960000"/>
+          <w:sz w:val="20"/>
+        </w:rPr>
+        <w:t>Al llevar esta tabla al banco, se re-mide. Un `fichero:linea` caduca solo.</w:t>
       </w:r>
     </w:p>
     <w:p>
@@ -5464,15 +5765,31 @@
           <w:color w:val="960000"/>
           <w:sz w:val="20"/>
         </w:rPr>
-        <w:t>CMD:PIN:1234:SET_TIEMPOS:1,1,15</w:t>
-      </w:r>
-      <w:r>
-        <w:rPr>
-          <w:b w:val="0"/>
-          <w:color w:val="960000"/>
-          <w:sz w:val="20"/>
-        </w:rPr>
-        <w:t xml:space="preserve"> y </w:t>
+        <w:t>CMD:PIN:1234:SET_TIEMPOS:3,3,15</w:t>
+      </w:r>
+      <w:r>
+        <w:rPr>
+          <w:b w:val="0"/>
+          <w:color w:val="960000"/>
+          <w:sz w:val="20"/>
+        </w:rPr>
+        <w:t xml:space="preserve"> *(era </w:t>
+      </w:r>
+      <w:r>
+        <w:rPr>
+          <w:rFonts w:ascii="Consolas" w:hAnsi="Consolas"/>
+          <w:color w:val="960000"/>
+          <w:sz w:val="20"/>
+        </w:rPr>
+        <w:t>1,1,15</w:t>
+      </w:r>
+      <w:r>
+        <w:rPr>
+          <w:b w:val="0"/>
+          <w:color w:val="960000"/>
+          <w:sz w:val="20"/>
+        </w:rPr>
+        <w:t xml:space="preserve">; el mínimo vial subió a 3 min, N-137)* y </w:t>
       </w:r>
       <w:r>
         <w:rPr>
@@ -5803,9 +6120,328 @@
           <w:rFonts w:ascii="Consolas" w:hAnsi="Consolas"/>
           <w:sz w:val="18"/>
         </w:rPr>
-        <w:t>CMD:PIN:1234:SET_TIEMPOS:1,1,15      -&gt; verde 1 min, rojo 1 min, despeje 15 s</w:t>
+        <w:t>CMD:PIN:1234:SET_TIEMPOS:3,3,15      -&gt; verde 3 min, rojo 3 min, despeje 15 s</w:t>
         <w:br/>
         <w:t>CMD:PIN:1234:SET_MODO:AUTO</w:t>
+      </w:r>
+    </w:p>
+    <w:p>
+      <w:pPr>
+        <w:spacing w:after="160"/>
+        <w:ind w:left="360"/>
+        <w:shd w:val="clear" w:fill="FFF4E5"/>
+      </w:pPr>
+      <w:r>
+        <w:rPr>
+          <w:b w:val="0"/>
+          <w:color w:val="960000"/>
+          <w:sz w:val="20"/>
+        </w:rPr>
+        <w:t xml:space="preserve">🛑 </w:t>
+      </w:r>
+      <w:r>
+        <w:rPr>
+          <w:b/>
+          <w:color w:val="960000"/>
+          <w:sz w:val="20"/>
+        </w:rPr>
+        <w:t>AQUÍ PONÍA ~~`SET_TIEMPOS:1,1,15`~~ Y EL EQUIPO DE HOY LO RECHAZA — corregido el 05/09.</w:t>
+      </w:r>
+      <w:r>
+        <w:rPr>
+          <w:b w:val="0"/>
+          <w:color w:val="960000"/>
+          <w:sz w:val="20"/>
+        </w:rPr>
+        <w:t xml:space="preserve"> El mínimo vial subió de 1 a </w:t>
+      </w:r>
+      <w:r>
+        <w:rPr>
+          <w:b/>
+          <w:color w:val="960000"/>
+          <w:sz w:val="20"/>
+        </w:rPr>
+        <w:t>3 minutos</w:t>
+      </w:r>
+      <w:r>
+        <w:rPr>
+          <w:b w:val="0"/>
+          <w:color w:val="960000"/>
+          <w:sz w:val="20"/>
+        </w:rPr>
+        <w:t xml:space="preserve"> por decisión del responsable (*«tres minutos es la mínima distancia de seguridad»*), y las seis constantes se mudaron de fichero con </w:t>
+      </w:r>
+      <w:r>
+        <w:rPr>
+          <w:b/>
+          <w:color w:val="960000"/>
+          <w:sz w:val="20"/>
+        </w:rPr>
+        <w:t>N-137</w:t>
+      </w:r>
+      <w:r>
+        <w:rPr>
+          <w:b w:val="0"/>
+          <w:color w:val="960000"/>
+          <w:sz w:val="20"/>
+        </w:rPr>
+        <w:t xml:space="preserve">: </w:t>
+      </w:r>
+      <w:r>
+        <w:rPr>
+          <w:rFonts w:ascii="Consolas" w:hAnsi="Consolas"/>
+          <w:color w:val="960000"/>
+          <w:sz w:val="20"/>
+        </w:rPr>
+        <w:t>Maestro/include/limites_ciclo.h:54-56</w:t>
+      </w:r>
+      <w:r>
+        <w:rPr>
+          <w:b w:val="0"/>
+          <w:color w:val="960000"/>
+          <w:sz w:val="20"/>
+        </w:rPr>
+        <w:t xml:space="preserve"> — </w:t>
+      </w:r>
+      <w:r>
+        <w:rPr>
+          <w:rFonts w:ascii="Consolas" w:hAnsi="Consolas"/>
+          <w:color w:val="960000"/>
+          <w:sz w:val="20"/>
+        </w:rPr>
+        <w:t>VERDE_MIN_MIN = 3</w:t>
+      </w:r>
+      <w:r>
+        <w:rPr>
+          <w:b w:val="0"/>
+          <w:color w:val="960000"/>
+          <w:sz w:val="20"/>
+        </w:rPr>
+        <w:t xml:space="preserve">, </w:t>
+      </w:r>
+      <w:r>
+        <w:rPr>
+          <w:rFonts w:ascii="Consolas" w:hAnsi="Consolas"/>
+          <w:color w:val="960000"/>
+          <w:sz w:val="20"/>
+        </w:rPr>
+        <w:t>ROJO_MIN_MIN = 3</w:t>
+      </w:r>
+      <w:r>
+        <w:rPr>
+          <w:b w:val="0"/>
+          <w:color w:val="960000"/>
+          <w:sz w:val="20"/>
+        </w:rPr>
+        <w:t xml:space="preserve">, </w:t>
+      </w:r>
+      <w:r>
+        <w:rPr>
+          <w:rFonts w:ascii="Consolas" w:hAnsi="Consolas"/>
+          <w:color w:val="960000"/>
+          <w:sz w:val="20"/>
+        </w:rPr>
+        <w:t>DESPEJE_SEG_MIN = 10</w:t>
+      </w:r>
+      <w:r>
+        <w:rPr>
+          <w:b w:val="0"/>
+          <w:color w:val="960000"/>
+          <w:sz w:val="20"/>
+        </w:rPr>
+        <w:t xml:space="preserve">. Un </w:t>
+      </w:r>
+      <w:r>
+        <w:rPr>
+          <w:rFonts w:ascii="Consolas" w:hAnsi="Consolas"/>
+          <w:color w:val="960000"/>
+          <w:sz w:val="20"/>
+        </w:rPr>
+        <w:t>1,1,15</w:t>
+      </w:r>
+      <w:r>
+        <w:rPr>
+          <w:b w:val="0"/>
+          <w:color w:val="960000"/>
+          <w:sz w:val="20"/>
+        </w:rPr>
+        <w:t xml:space="preserve"> contesta </w:t>
+      </w:r>
+      <w:r>
+        <w:rPr>
+          <w:b/>
+          <w:color w:val="960000"/>
+          <w:sz w:val="20"/>
+        </w:rPr>
+        <w:t>`ERR,CMD:SET_TIEMPOS,DESC:RANGO`</w:t>
+      </w:r>
+      <w:r>
+        <w:rPr>
+          <w:b w:val="0"/>
+          <w:color w:val="960000"/>
+          <w:sz w:val="20"/>
+        </w:rPr>
+        <w:t xml:space="preserve"> (</w:t>
+      </w:r>
+      <w:r>
+        <w:rPr>
+          <w:rFonts w:ascii="Consolas" w:hAnsi="Consolas"/>
+          <w:color w:val="960000"/>
+          <w:sz w:val="20"/>
+        </w:rPr>
+        <w:t>modo_automatico.cpp:129</w:t>
+      </w:r>
+      <w:r>
+        <w:rPr>
+          <w:b w:val="0"/>
+          <w:color w:val="960000"/>
+          <w:sz w:val="20"/>
+        </w:rPr>
+        <w:t xml:space="preserve">, traducido en </w:t>
+      </w:r>
+      <w:r>
+        <w:rPr>
+          <w:rFonts w:ascii="Consolas" w:hAnsi="Consolas"/>
+          <w:color w:val="960000"/>
+          <w:sz w:val="20"/>
+        </w:rPr>
+        <w:t>bluetooth.cpp:673</w:t>
+      </w:r>
+      <w:r>
+        <w:rPr>
+          <w:b w:val="0"/>
+          <w:color w:val="960000"/>
+          <w:sz w:val="20"/>
+        </w:rPr>
+        <w:t xml:space="preserve">) </w:t>
+      </w:r>
+      <w:r>
+        <w:rPr>
+          <w:b/>
+          <w:color w:val="960000"/>
+          <w:sz w:val="20"/>
+        </w:rPr>
+        <w:t>y el ciclo no arranca</w:t>
+      </w:r>
+      <w:r>
+        <w:rPr>
+          <w:b w:val="0"/>
+          <w:color w:val="960000"/>
+          <w:sz w:val="20"/>
+        </w:rPr>
+        <w:t xml:space="preserve">. </w:t>
+      </w:r>
+      <w:r>
+        <w:rPr>
+          <w:b/>
+          <w:color w:val="960000"/>
+          <w:sz w:val="20"/>
+        </w:rPr>
+        <w:t>Es el PRIMER comando del bloque que manda</w:t>
+      </w:r>
+      <w:r>
+        <w:rPr>
+          <w:b w:val="0"/>
+          <w:color w:val="960000"/>
+          <w:sz w:val="20"/>
+        </w:rPr>
+        <w:t xml:space="preserve">, así que quien bajara al banco con la versión anterior se encontraba un </w:t>
+      </w:r>
+      <w:r>
+        <w:rPr>
+          <w:rFonts w:ascii="Consolas" w:hAnsi="Consolas"/>
+          <w:color w:val="960000"/>
+          <w:sz w:val="20"/>
+        </w:rPr>
+        <w:t>ERR</w:t>
+      </w:r>
+      <w:r>
+        <w:rPr>
+          <w:b w:val="0"/>
+          <w:color w:val="960000"/>
+          <w:sz w:val="20"/>
+        </w:rPr>
+        <w:t xml:space="preserve"> de entrada — y el motivo, </w:t>
+      </w:r>
+      <w:r>
+        <w:rPr>
+          <w:rFonts w:ascii="Consolas" w:hAnsi="Consolas"/>
+          <w:color w:val="960000"/>
+          <w:sz w:val="20"/>
+        </w:rPr>
+        <w:t>RANGO</w:t>
+      </w:r>
+      <w:r>
+        <w:rPr>
+          <w:b w:val="0"/>
+          <w:color w:val="960000"/>
+          <w:sz w:val="20"/>
+        </w:rPr>
+        <w:t xml:space="preserve">, no dice *«el documento está viejo»*. Se conserva tachado porque es la línea que se llevó al banco del 3-4/09. </w:t>
+      </w:r>
+      <w:r>
+        <w:rPr>
+          <w:b/>
+          <w:color w:val="960000"/>
+          <w:sz w:val="20"/>
+        </w:rPr>
+        <w:t>Y la Guía de banco ya lo listaba en la columna contraria</w:t>
+      </w:r>
+      <w:r>
+        <w:rPr>
+          <w:b w:val="0"/>
+          <w:color w:val="960000"/>
+          <w:sz w:val="20"/>
+        </w:rPr>
+        <w:t xml:space="preserve">, sin que nadie cruzara los dos ficheros: </w:t>
+      </w:r>
+      <w:r>
+        <w:rPr>
+          <w:rFonts w:ascii="Consolas" w:hAnsi="Consolas"/>
+          <w:color w:val="960000"/>
+          <w:sz w:val="20"/>
+        </w:rPr>
+        <w:t>Guia_Cableado_y_Pruebas_Banco.html:1793</w:t>
+      </w:r>
+      <w:r>
+        <w:rPr>
+          <w:b w:val="0"/>
+          <w:color w:val="960000"/>
+          <w:sz w:val="20"/>
+        </w:rPr>
+        <w:t xml:space="preserve"> → *«</w:t>
+      </w:r>
+      <w:r>
+        <w:rPr>
+          <w:rFonts w:ascii="Consolas" w:hAnsi="Consolas"/>
+          <w:color w:val="960000"/>
+          <w:sz w:val="20"/>
+        </w:rPr>
+        <w:t>DEBE RECHAZARSE</w:t>
+      </w:r>
+      <w:r>
+        <w:rPr>
+          <w:b w:val="0"/>
+          <w:color w:val="960000"/>
+          <w:sz w:val="20"/>
+        </w:rPr>
+        <w:t xml:space="preserve"> · </w:t>
+      </w:r>
+      <w:r>
+        <w:rPr>
+          <w:rFonts w:ascii="Consolas" w:hAnsi="Consolas"/>
+          <w:color w:val="960000"/>
+          <w:sz w:val="20"/>
+        </w:rPr>
+        <w:t>CMD:PIN:1234:SET_TIEMPOS:1,1,15</w:t>
+      </w:r>
+      <w:r>
+        <w:rPr>
+          <w:b w:val="0"/>
+          <w:color w:val="960000"/>
+          <w:sz w:val="20"/>
+        </w:rPr>
+        <w:t xml:space="preserve"> · el limite VIEJO»*.</w:t>
       </w:r>
     </w:p>
     <w:p>
@@ -5817,7 +6453,7 @@
           <w:b/>
           <w:sz w:val="21"/>
         </w:rPr>
-        <w:t>Ese `1,1,15` es verde en MINUTOS, rojo en MINUTOS y despeje en SEGUNDOS</w:t>
+        <w:t>Ese `3,3,15` es verde en MINUTOS, rojo en MINUTOS y despeje en SEGUNDOS</w:t>
       </w:r>
       <w:r>
         <w:rPr>
@@ -5850,14 +6486,7 @@
           <w:b w:val="0"/>
           <w:sz w:val="21"/>
         </w:rPr>
-        <w:t xml:space="preserve">, </w:t>
-      </w:r>
-      <w:r>
-        <w:rPr>
-          <w:rFonts w:ascii="Consolas" w:hAnsi="Consolas"/>
-          <w:sz w:val="21"/>
-        </w:rPr>
-        <w:t>Maestro/src/modo_automatico.cpp:38</w:t>
+        <w:t>,</w:t>
       </w:r>
     </w:p>
     <w:p>
@@ -5869,7 +6498,163 @@
           <w:b w:val="0"/>
           <w:sz w:val="21"/>
         </w:rPr>
-        <w:t xml:space="preserve">— MEDIDO). Los tiempos </w:t>
+        <w:t>~~</w:t>
+      </w:r>
+      <w:r>
+        <w:rPr>
+          <w:rFonts w:ascii="Consolas" w:hAnsi="Consolas"/>
+          <w:sz w:val="21"/>
+        </w:rPr>
+        <w:t>Maestro/src/modo_automatico.cpp:38</w:t>
+      </w:r>
+      <w:r>
+        <w:rPr>
+          <w:b w:val="0"/>
+          <w:sz w:val="21"/>
+        </w:rPr>
+        <w:t xml:space="preserve">~~ → </w:t>
+      </w:r>
+      <w:r>
+        <w:rPr>
+          <w:b/>
+          <w:sz w:val="21"/>
+        </w:rPr>
+        <w:t>`:128`</w:t>
+      </w:r>
+      <w:r>
+        <w:rPr>
+          <w:b w:val="0"/>
+          <w:sz w:val="21"/>
+        </w:rPr>
+        <w:t xml:space="preserve"> — re-medido el 05/09).</w:t>
+      </w:r>
+    </w:p>
+    <w:p>
+      <w:pPr>
+        <w:spacing w:after="120"/>
+      </w:pPr>
+      <w:r>
+        <w:rPr>
+          <w:b w:val="0"/>
+          <w:sz w:val="21"/>
+        </w:rPr>
+        <w:t xml:space="preserve">⚠️ </w:t>
+      </w:r>
+      <w:r>
+        <w:rPr>
+          <w:b/>
+          <w:sz w:val="21"/>
+        </w:rPr>
+        <w:t>Y el coste va escrito porque cambia la agenda de la sesión:</w:t>
+      </w:r>
+      <w:r>
+        <w:rPr>
+          <w:b w:val="0"/>
+          <w:sz w:val="21"/>
+        </w:rPr>
+        <w:t xml:space="preserve"> un ciclo de 3+3 min con 15 s de</w:t>
+      </w:r>
+    </w:p>
+    <w:p>
+      <w:pPr>
+        <w:spacing w:after="120"/>
+      </w:pPr>
+      <w:r>
+        <w:rPr>
+          <w:b w:val="0"/>
+          <w:sz w:val="21"/>
+        </w:rPr>
+        <w:t xml:space="preserve">despeje son </w:t>
+      </w:r>
+      <w:r>
+        <w:rPr>
+          <w:b/>
+          <w:sz w:val="21"/>
+        </w:rPr>
+        <w:t>6,5 minutos</w:t>
+      </w:r>
+      <w:r>
+        <w:rPr>
+          <w:b w:val="0"/>
+          <w:sz w:val="21"/>
+        </w:rPr>
+        <w:t xml:space="preserve">. Ya </w:t>
+      </w:r>
+      <w:r>
+        <w:rPr>
+          <w:b/>
+          <w:sz w:val="21"/>
+        </w:rPr>
+        <w:t>no se puede probar en mesa con ciclos de un minuto</w:t>
+      </w:r>
+      <w:r>
+        <w:rPr>
+          <w:b w:val="0"/>
+          <w:sz w:val="21"/>
+        </w:rPr>
+        <w:t>; para ver</w:t>
+      </w:r>
+    </w:p>
+    <w:p>
+      <w:pPr>
+        <w:spacing w:after="120"/>
+      </w:pPr>
+      <w:r>
+        <w:rPr>
+          <w:b w:val="0"/>
+          <w:sz w:val="21"/>
+        </w:rPr>
+        <w:t>conmutar las luces hay que esperar, no basta con mirar un momento. El propio fuente lo declara:</w:t>
+      </w:r>
+    </w:p>
+    <w:p>
+      <w:pPr>
+        <w:spacing w:after="120"/>
+      </w:pPr>
+      <w:r>
+        <w:rPr>
+          <w:b w:val="0"/>
+          <w:sz w:val="21"/>
+        </w:rPr>
+        <w:t>*«COSTE DECLARADO Y ACEPTADO A SABIENDAS… un banco cae del lado de esperar tres minutos, no del</w:t>
+      </w:r>
+    </w:p>
+    <w:p>
+      <w:pPr>
+        <w:spacing w:after="120"/>
+      </w:pPr>
+      <w:r>
+        <w:rPr>
+          <w:b w:val="0"/>
+          <w:sz w:val="21"/>
+        </w:rPr>
+        <w:t>lado de dejar el limite de laboratorio suelto en una carretera»* (</w:t>
+      </w:r>
+      <w:r>
+        <w:rPr>
+          <w:rFonts w:ascii="Consolas" w:hAnsi="Consolas"/>
+          <w:sz w:val="21"/>
+        </w:rPr>
+        <w:t>limites_ciclo.h:44-46</w:t>
+      </w:r>
+      <w:r>
+        <w:rPr>
+          <w:b w:val="0"/>
+          <w:sz w:val="21"/>
+        </w:rPr>
+        <w:t>).</w:t>
+      </w:r>
+    </w:p>
+    <w:p>
+      <w:pPr>
+        <w:spacing w:after="120"/>
+      </w:pPr>
+      <w:r>
+        <w:rPr>
+          <w:b w:val="0"/>
+          <w:sz w:val="21"/>
+        </w:rPr>
+        <w:t xml:space="preserve">Los tiempos </w:t>
       </w:r>
       <w:r>
         <w:rPr>
@@ -6851,7 +7636,7 @@
                 <w:b w:val="0"/>
                 <w:sz w:val="19"/>
               </w:rPr>
-              <w:t xml:space="preserve"> (paso 22: fuente conmutada 12 V -&gt; 5 V, </w:t>
+              <w:t xml:space="preserve"> ~~(paso 22: fuente conmutada 12 V -&gt; 5 V, </w:t>
             </w:r>
             <w:r>
               <w:rPr>
@@ -6907,7 +7692,63 @@
                 <w:b w:val="0"/>
                 <w:sz w:val="19"/>
               </w:rPr>
-              <w:t xml:space="preserve">), y el montaje definitivo funcionó igual que el de mesa (paso 24). </w:t>
+              <w:t xml:space="preserve">)~~ 🛑 </w:t>
+            </w:r>
+            <w:r>
+              <w:rPr>
+                <w:b/>
+                <w:sz w:val="19"/>
+              </w:rPr>
+              <w:t>corregido el 05/09: el «paso 22» es un PLANO, no un acta</w:t>
+            </w:r>
+            <w:r>
+              <w:rPr>
+                <w:b w:val="0"/>
+                <w:sz w:val="19"/>
+              </w:rPr>
+              <w:t xml:space="preserve"> —se titula *«la placa del módulo: cómo tiene que ser»*— </w:t>
+            </w:r>
+            <w:r>
+              <w:rPr>
+                <w:b/>
+                <w:sz w:val="19"/>
+              </w:rPr>
+              <w:t>y el `DS3231` no está comprado.</w:t>
+            </w:r>
+            <w:r>
+              <w:rPr>
+                <w:b w:val="0"/>
+                <w:sz w:val="19"/>
+              </w:rPr>
+              <w:t xml:space="preserve"> Lo que sí es resultado: </w:t>
+            </w:r>
+            <w:r>
+              <w:rPr>
+                <w:b/>
+                <w:sz w:val="19"/>
+              </w:rPr>
+              <w:t>el montaje definitivo funcionó igual que el de mesa (paso 24)</w:t>
+            </w:r>
+            <w:r>
+              <w:rPr>
+                <w:b w:val="0"/>
+                <w:sz w:val="19"/>
+              </w:rPr>
+              <w:t xml:space="preserve"> y la </w:t>
+            </w:r>
+            <w:r>
+              <w:rPr>
+                <w:b/>
+                <w:sz w:val="19"/>
+              </w:rPr>
+              <w:t>masa común medida en `0 V` (paso 23)</w:t>
+            </w:r>
+            <w:r>
+              <w:rPr>
+                <w:b w:val="0"/>
+                <w:sz w:val="19"/>
+              </w:rPr>
+              <w:t xml:space="preserve">. </w:t>
             </w:r>
             <w:r>
               <w:rPr>
@@ -11714,7 +12555,7 @@
                 <w:b w:val="0"/>
                 <w:sz w:val="19"/>
               </w:rPr>
-              <w:t xml:space="preserve">✅ </w:t>
+              <w:t xml:space="preserve">~~✅ </w:t>
             </w:r>
             <w:r>
               <w:rPr>
@@ -11728,27 +12569,111 @@
                 <w:b w:val="0"/>
                 <w:sz w:val="19"/>
               </w:rPr>
-              <w:t xml:space="preserve"> sobre la placa C1 (paso 22), conexiones I2C correctas. 🔴 </w:t>
+              <w:t xml:space="preserve"> sobre la placa C1 (paso 22), conexiones I2C correctas.~~ 🛑 </w:t>
             </w:r>
             <w:r>
               <w:rPr>
                 <w:b/>
                 <w:sz w:val="19"/>
               </w:rPr>
-              <w:t>Sin verificar que dé la hora</w:t>
+              <w:t>FALSO, y se tacha en vez de borrarse — 05/09. NO ESTÁ COMPRADO</w:t>
             </w:r>
             <w:r>
               <w:rPr>
                 <w:b w:val="0"/>
                 <w:sz w:val="19"/>
               </w:rPr>
-              <w:t xml:space="preserve">: la única vía de consultarlo es </w:t>
+              <w:t xml:space="preserve"> (línea </w:t>
             </w:r>
             <w:r>
               <w:rPr>
                 <w:rFonts w:ascii="Consolas" w:hAnsi="Consolas"/>
                 <w:sz w:val="19"/>
               </w:rPr>
+              <w:t>A6</w:t>
+            </w:r>
+            <w:r>
+              <w:rPr>
+                <w:b w:val="0"/>
+                <w:sz w:val="19"/>
+              </w:rPr>
+              <w:t xml:space="preserve"> de la lista de compras), así que tampoco está montado ni tiene conexiones que juzgar. </w:t>
+            </w:r>
+            <w:r>
+              <w:rPr>
+                <w:b/>
+                <w:sz w:val="19"/>
+              </w:rPr>
+              <w:t>El error es citar un PROTOCOLO como RESULTADO</w:t>
+            </w:r>
+            <w:r>
+              <w:rPr>
+                <w:b w:val="0"/>
+                <w:sz w:val="19"/>
+              </w:rPr>
+              <w:t xml:space="preserve"> (</w:t>
+            </w:r>
+            <w:r>
+              <w:rPr>
+                <w:rFonts w:ascii="Consolas" w:hAnsi="Consolas"/>
+                <w:sz w:val="19"/>
+              </w:rPr>
+              <w:t>CLAUDE.md</w:t>
+            </w:r>
+            <w:r>
+              <w:rPr>
+                <w:b w:val="0"/>
+                <w:sz w:val="19"/>
+              </w:rPr>
+              <w:t xml:space="preserve"> §2.ter): el «paso 22» de la Guía se titula *«la placa del módulo: </w:t>
+            </w:r>
+            <w:r>
+              <w:rPr>
+                <w:b/>
+                <w:sz w:val="19"/>
+              </w:rPr>
+              <w:t>cómo tiene que ser</w:t>
+            </w:r>
+            <w:r>
+              <w:rPr>
+                <w:b w:val="0"/>
+                <w:sz w:val="19"/>
+              </w:rPr>
+              <w:t xml:space="preserve">»* — es el plano de cómo debe quedar, no el acta de que quedó. 🔴 </w:t>
+            </w:r>
+            <w:r>
+              <w:rPr>
+                <w:b/>
+                <w:sz w:val="19"/>
+              </w:rPr>
+              <w:t>Sigue sin verificarse que dé la hora</w:t>
+            </w:r>
+            <w:r>
+              <w:rPr>
+                <w:b w:val="0"/>
+                <w:sz w:val="19"/>
+              </w:rPr>
+              <w:t xml:space="preserve">, y ahora por dos motivos y no uno: </w:t>
+            </w:r>
+            <w:r>
+              <w:rPr>
+                <w:b/>
+                <w:sz w:val="19"/>
+              </w:rPr>
+              <w:t>no hay pieza</w:t>
+            </w:r>
+            <w:r>
+              <w:rPr>
+                <w:b w:val="0"/>
+                <w:sz w:val="19"/>
+              </w:rPr>
+              <w:t xml:space="preserve">, y aunque la hubiera la única vía de consultarla es </w:t>
+            </w:r>
+            <w:r>
+              <w:rPr>
+                <w:rFonts w:ascii="Consolas" w:hAnsi="Consolas"/>
+                <w:sz w:val="19"/>
+              </w:rPr>
               <w:t>SET_RTC</w:t>
             </w:r>
             <w:r>
@@ -11756,7 +12681,35 @@
                 <w:b w:val="0"/>
                 <w:sz w:val="19"/>
               </w:rPr>
-              <w:t xml:space="preserve"> por Bluetooth (paso 27, bloqueado). Y sigue en pie el aviso: si trae </w:t>
+              <w:t xml:space="preserve"> por Bluetooth (paso 27, bloqueado). </w:t>
+            </w:r>
+            <w:r>
+              <w:rPr>
+                <w:b/>
+                <w:sz w:val="19"/>
+              </w:rPr>
+              <w:t>Sin el módulo, el hueco de hora sale como `--:--:--`: eso es el firmware callándose bien, no una avería.</w:t>
+            </w:r>
+            <w:r>
+              <w:rPr>
+                <w:b w:val="0"/>
+                <w:sz w:val="19"/>
+              </w:rPr>
+              <w:t xml:space="preserve"> Y sigue en pie el aviso </w:t>
+            </w:r>
+            <w:r>
+              <w:rPr>
+                <w:b/>
+                <w:sz w:val="19"/>
+              </w:rPr>
+              <w:t>para cuando se compre</w:t>
+            </w:r>
+            <w:r>
+              <w:rPr>
+                <w:b w:val="0"/>
+                <w:sz w:val="19"/>
+              </w:rPr>
+              <w:t xml:space="preserve">: si trae </w:t>
             </w:r>
             <w:r>
               <w:rPr>
@@ -12249,7 +13202,91 @@
                 <w:b w:val="0"/>
                 <w:sz w:val="19"/>
               </w:rPr>
-              <w:t xml:space="preserve"> (paso 22): fuente conmutada 12 V -&gt; 5 V, </w:t>
+              <w:t xml:space="preserve">, y </w:t>
+            </w:r>
+            <w:r>
+              <w:rPr>
+                <w:b/>
+                <w:sz w:val="19"/>
+              </w:rPr>
+              <w:t>cada mitad de esta casilla con su nivel al lado, porque antes iban mezcladas</w:t>
+            </w:r>
+            <w:r>
+              <w:rPr>
+                <w:b w:val="0"/>
+                <w:sz w:val="19"/>
+              </w:rPr>
+              <w:t xml:space="preserve">: 🟢 </w:t>
+            </w:r>
+            <w:r>
+              <w:rPr>
+                <w:b/>
+                <w:sz w:val="19"/>
+              </w:rPr>
+              <w:t>RESULTADOS de banco</w:t>
+            </w:r>
+            <w:r>
+              <w:rPr>
+                <w:b w:val="0"/>
+                <w:sz w:val="19"/>
+              </w:rPr>
+              <w:t xml:space="preserve"> — masa común medida en </w:t>
+            </w:r>
+            <w:r>
+              <w:rPr>
+                <w:b/>
+                <w:sz w:val="19"/>
+              </w:rPr>
+              <w:t>0 V</w:t>
+            </w:r>
+            <w:r>
+              <w:rPr>
+                <w:b w:val="0"/>
+                <w:sz w:val="19"/>
+              </w:rPr>
+              <w:t xml:space="preserve"> (paso 23), montaje encendido </w:t>
+            </w:r>
+            <w:r>
+              <w:rPr>
+                <w:b/>
+                <w:sz w:val="19"/>
+              </w:rPr>
+              <w:t>sin calentamiento ni reinicios</w:t>
+            </w:r>
+            <w:r>
+              <w:rPr>
+                <w:b w:val="0"/>
+                <w:sz w:val="19"/>
+              </w:rPr>
+              <w:t xml:space="preserve"> (paso 24), módulo confirmado de </w:t>
+            </w:r>
+            <w:r>
+              <w:rPr>
+                <w:b/>
+                <w:sz w:val="19"/>
+              </w:rPr>
+              <w:t>30 pines</w:t>
+            </w:r>
+            <w:r>
+              <w:rPr>
+                <w:b w:val="0"/>
+                <w:sz w:val="19"/>
+              </w:rPr>
+              <w:t xml:space="preserve">. 🔵 </w:t>
+            </w:r>
+            <w:r>
+              <w:rPr>
+                <w:b/>
+                <w:sz w:val="19"/>
+              </w:rPr>
+              <w:t>PLANO, no resultado</w:t>
+            </w:r>
+            <w:r>
+              <w:rPr>
+                <w:b w:val="0"/>
+                <w:sz w:val="19"/>
+              </w:rPr>
+              <w:t xml:space="preserve"> — ~~</w:t>
             </w:r>
             <w:r>
               <w:rPr>
@@ -12291,84 +13328,77 @@
                 <w:b w:val="0"/>
                 <w:sz w:val="19"/>
               </w:rPr>
-              <w:t xml:space="preserve">, salida a </w:t>
+              <w:t xml:space="preserve"> (paso 22)~~ 🛑 **el «paso 22» se titula *«cómo tiene que ser»* y el </w:t>
             </w:r>
             <w:r>
               <w:rPr>
                 <w:rFonts w:ascii="Consolas" w:hAnsi="Consolas"/>
                 <w:sz w:val="19"/>
               </w:rPr>
-              <w:t>J17</w:t>
+              <w:t>DS3231</w:t>
             </w:r>
             <w:r>
               <w:rPr>
                 <w:b w:val="0"/>
                 <w:sz w:val="19"/>
               </w:rPr>
-              <w:t xml:space="preserve">; masa común medida en </w:t>
+              <w:t xml:space="preserve"> NO ESTÁ COMPRADO (</w:t>
+            </w:r>
+            <w:r>
+              <w:rPr>
+                <w:rFonts w:ascii="Consolas" w:hAnsi="Consolas"/>
+                <w:sz w:val="19"/>
+              </w:rPr>
+              <w:t>A6</w:t>
+            </w:r>
+            <w:r>
+              <w:rPr>
+                <w:b w:val="0"/>
+                <w:sz w:val="19"/>
+              </w:rPr>
+              <w:t>): el reloj NO está en esta placa.</w:t>
             </w:r>
             <w:r>
               <w:rPr>
                 <w:b/>
                 <w:sz w:val="19"/>
               </w:rPr>
-              <w:t>0 V</w:t>
+              <w:t xml:space="preserve"> La fuente conmutada 12 V -&gt; 5 V </w:t>
             </w:r>
             <w:r>
               <w:rPr>
                 <w:b w:val="0"/>
                 <w:sz w:val="19"/>
               </w:rPr>
-              <w:t xml:space="preserve"> (paso 23) y montaje encendido </w:t>
+              <w:t>sí está montada</w:t>
             </w:r>
             <w:r>
               <w:rPr>
                 <w:b/>
                 <w:sz w:val="19"/>
               </w:rPr>
-              <w:t>sin calentamiento ni reinicios</w:t>
+              <w:t xml:space="preserve">. 🟡 </w:t>
             </w:r>
             <w:r>
               <w:rPr>
                 <w:b w:val="0"/>
                 <w:sz w:val="19"/>
               </w:rPr>
-              <w:t xml:space="preserve"> (paso 24). Módulo confirmado de </w:t>
+              <w:t>Falta una cosa más: esa fuente no se midió con carga</w:t>
             </w:r>
             <w:r>
               <w:rPr>
                 <w:b/>
                 <w:sz w:val="19"/>
               </w:rPr>
-              <w:t>30 pines</w:t>
+              <w:t xml:space="preserve"> — en banco se alimentó por USB. </w:t>
             </w:r>
             <w:r>
               <w:rPr>
                 <w:b w:val="0"/>
                 <w:sz w:val="19"/>
               </w:rPr>
-              <w:t xml:space="preserve">. 🟡 </w:t>
-            </w:r>
-            <w:r>
-              <w:rPr>
-                <w:b/>
-                <w:sz w:val="19"/>
-              </w:rPr>
-              <w:t>Falta una cosa: la fuente 12 V -&gt; 5 V no se midió con carga</w:t>
-            </w:r>
-            <w:r>
-              <w:rPr>
-                <w:b w:val="0"/>
-                <w:sz w:val="19"/>
-              </w:rPr>
-              <w:t xml:space="preserve"> — en banco se alimentó por USB. </w:t>
-            </w:r>
-            <w:r>
-              <w:rPr>
-                <w:b/>
-                <w:sz w:val="19"/>
-              </w:rPr>
-              <w:t>Antes de campo, no antes de la próxima sesión</w:t>
+              <w:t>Antes de campo, no antes de la próxima sesión**</w:t>
             </w:r>
           </w:p>
         </w:tc>
